--- a/docs/word/conception-lot2-repas.docx
+++ b/docs/word/conception-lot2-repas.docx
@@ -5,11 +5,12 @@
     <w:p>
       <w:pPr>
         <w:pStyle w:val="Heading1"/>
-        <w:spacing w:after="120" w:before="0"/>
-      </w:pPr>
-      <w:r>
-        <w:rPr>
-          <w:rFonts w:ascii="Calibri" w:cs="Calibri" w:eastAsia="Calibri" w:hAnsi="Calibri"/>
+        <w:keepNext w:val="false"/>
+        <w:spacing w:after="80" w:before="0" w:line="372" w:lineRule="auto"/>
+      </w:pPr>
+      <w:r>
+        <w:rPr>
+          <w:rFonts w:ascii="Helvetica Neue" w:cs="Helvetica Neue" w:eastAsia="Helvetica Neue" w:hAnsi="Helvetica Neue"/>
           <w:b/>
           <w:bCs/>
           <w:color w:val="1E3A8A"/>
@@ -22,17 +23,17 @@
     <w:p>
       <w:pPr>
         <w:pBdr>
-          <w:left w:val="single" w:color="93C5FD" w:sz="12" w:space="8"/>
+          <w:left w:val="single" w:color="93C5FD" w:sz="18" w:space="10"/>
         </w:pBdr>
-        <w:spacing w:after="120"/>
-      </w:pPr>
-      <w:r>
-        <w:rPr>
-          <w:rFonts w:ascii="Calibri" w:cs="Calibri" w:eastAsia="Calibri" w:hAnsi="Calibri"/>
-          <w:b/>
-          <w:bCs/>
-          <w:i/>
-          <w:iCs/>
+        <w:shd w:fill="F8FAFC" w:val="clear"/>
+        <w:spacing w:after="160" w:before="160" w:line="372" w:lineRule="auto"/>
+        <w:ind w:left="200"/>
+      </w:pPr>
+      <w:r>
+        <w:rPr>
+          <w:rFonts w:ascii="Helvetica Neue" w:cs="Helvetica Neue" w:eastAsia="Helvetica Neue" w:hAnsi="Helvetica Neue"/>
+          <w:b/>
+          <w:bCs/>
           <w:color w:val="334155"/>
           <w:sz w:val="21"/>
           <w:szCs w:val="21"/>
@@ -41,9 +42,7 @@
       </w:r>
       <w:r>
         <w:rPr>
-          <w:rFonts w:ascii="Calibri" w:cs="Calibri" w:eastAsia="Calibri" w:hAnsi="Calibri"/>
-          <w:i/>
-          <w:iCs/>
+          <w:rFonts w:ascii="Helvetica Neue" w:cs="Helvetica Neue" w:eastAsia="Helvetica Neue" w:hAnsi="Helvetica Neue"/>
           <w:color w:val="334155"/>
           <w:sz w:val="21"/>
           <w:szCs w:val="21"/>
@@ -52,11 +51,9 @@
       </w:r>
       <w:r>
         <w:rPr>
-          <w:rFonts w:ascii="Calibri" w:cs="Calibri" w:eastAsia="Calibri" w:hAnsi="Calibri"/>
-          <w:b/>
-          <w:bCs/>
-          <w:i/>
-          <w:iCs/>
+          <w:rFonts w:ascii="Helvetica Neue" w:cs="Helvetica Neue" w:eastAsia="Helvetica Neue" w:hAnsi="Helvetica Neue"/>
+          <w:b/>
+          <w:bCs/>
           <w:color w:val="334155"/>
           <w:sz w:val="21"/>
           <w:szCs w:val="21"/>
@@ -65,9 +62,7 @@
       </w:r>
       <w:r>
         <w:rPr>
-          <w:rFonts w:ascii="Calibri" w:cs="Calibri" w:eastAsia="Calibri" w:hAnsi="Calibri"/>
-          <w:i/>
-          <w:iCs/>
+          <w:rFonts w:ascii="Helvetica Neue" w:cs="Helvetica Neue" w:eastAsia="Helvetica Neue" w:hAnsi="Helvetica Neue"/>
           <w:color w:val="334155"/>
           <w:sz w:val="21"/>
           <w:szCs w:val="21"/>
@@ -77,11 +72,9 @@
       </w:r>
       <w:r>
         <w:rPr>
-          <w:rFonts w:ascii="Calibri" w:cs="Calibri" w:eastAsia="Calibri" w:hAnsi="Calibri"/>
-          <w:b/>
-          <w:bCs/>
-          <w:i/>
-          <w:iCs/>
+          <w:rFonts w:ascii="Helvetica Neue" w:cs="Helvetica Neue" w:eastAsia="Helvetica Neue" w:hAnsi="Helvetica Neue"/>
+          <w:b/>
+          <w:bCs/>
           <w:color w:val="334155"/>
           <w:sz w:val="21"/>
           <w:szCs w:val="21"/>
@@ -90,9 +83,7 @@
       </w:r>
       <w:r>
         <w:rPr>
-          <w:rFonts w:ascii="Calibri" w:cs="Calibri" w:eastAsia="Calibri" w:hAnsi="Calibri"/>
-          <w:i/>
-          <w:iCs/>
+          <w:rFonts w:ascii="Helvetica Neue" w:cs="Helvetica Neue" w:eastAsia="Helvetica Neue" w:hAnsi="Helvetica Neue"/>
           <w:color w:val="334155"/>
           <w:sz w:val="21"/>
           <w:szCs w:val="21"/>
@@ -102,11 +93,9 @@
       </w:r>
       <w:r>
         <w:rPr>
-          <w:rFonts w:ascii="Calibri" w:cs="Calibri" w:eastAsia="Calibri" w:hAnsi="Calibri"/>
-          <w:b/>
-          <w:bCs/>
-          <w:i/>
-          <w:iCs/>
+          <w:rFonts w:ascii="Helvetica Neue" w:cs="Helvetica Neue" w:eastAsia="Helvetica Neue" w:hAnsi="Helvetica Neue"/>
+          <w:b/>
+          <w:bCs/>
           <w:color w:val="334155"/>
           <w:sz w:val="21"/>
           <w:szCs w:val="21"/>
@@ -115,9 +104,7 @@
       </w:r>
       <w:r>
         <w:rPr>
-          <w:rFonts w:ascii="Calibri" w:cs="Calibri" w:eastAsia="Calibri" w:hAnsi="Calibri"/>
-          <w:i/>
-          <w:iCs/>
+          <w:rFonts w:ascii="Helvetica Neue" w:cs="Helvetica Neue" w:eastAsia="Helvetica Neue" w:hAnsi="Helvetica Neue"/>
           <w:color w:val="334155"/>
           <w:sz w:val="21"/>
           <w:szCs w:val="21"/>
@@ -126,11 +113,9 @@
       </w:r>
       <w:r>
         <w:rPr>
-          <w:rFonts w:ascii="Calibri" w:cs="Calibri" w:eastAsia="Calibri" w:hAnsi="Calibri"/>
-          <w:b/>
-          <w:bCs/>
-          <w:i/>
-          <w:iCs/>
+          <w:rFonts w:ascii="Helvetica Neue" w:cs="Helvetica Neue" w:eastAsia="Helvetica Neue" w:hAnsi="Helvetica Neue"/>
+          <w:b/>
+          <w:bCs/>
           <w:color w:val="334155"/>
           <w:sz w:val="21"/>
           <w:szCs w:val="21"/>
@@ -139,9 +124,7 @@
       </w:r>
       <w:r>
         <w:rPr>
-          <w:rFonts w:ascii="Calibri" w:cs="Calibri" w:eastAsia="Calibri" w:hAnsi="Calibri"/>
-          <w:i/>
-          <w:iCs/>
+          <w:rFonts w:ascii="Helvetica Neue" w:cs="Helvetica Neue" w:eastAsia="Helvetica Neue" w:hAnsi="Helvetica Neue"/>
           <w:color w:val="334155"/>
           <w:sz w:val="21"/>
           <w:szCs w:val="21"/>
@@ -152,19 +135,23 @@
     <w:p>
       <w:pPr>
         <w:pBdr>
-          <w:bottom w:val="single" w:color="E2E8F0" w:sz="6"/>
+          <w:bottom w:val="single" w:color="E2E8F0" w:sz="6" w:space="0"/>
         </w:pBdr>
-        <w:spacing w:after="120" w:before="120"/>
+        <w:spacing w:after="280" w:before="280" w:line="372" w:lineRule="auto"/>
       </w:pPr>
     </w:p>
     <w:p>
       <w:pPr>
         <w:pStyle w:val="Heading2"/>
-        <w:spacing w:after="120" w:before="240"/>
-      </w:pPr>
-      <w:r>
-        <w:rPr>
-          <w:rFonts w:ascii="Calibri" w:cs="Calibri" w:eastAsia="Calibri" w:hAnsi="Calibri"/>
+        <w:keepNext/>
+        <w:pBdr>
+          <w:bottom w:val="single" w:color="DBEAFE" w:sz="6" w:space="3"/>
+        </w:pBdr>
+        <w:spacing w:after="120" w:before="400" w:line="372" w:lineRule="auto"/>
+      </w:pPr>
+      <w:r>
+        <w:rPr>
+          <w:rFonts w:ascii="Helvetica Neue" w:cs="Helvetica Neue" w:eastAsia="Helvetica Neue" w:hAnsi="Helvetica Neue"/>
           <w:b/>
           <w:bCs/>
           <w:color w:val="1E40AF"/>
@@ -176,11 +163,11 @@
     </w:p>
     <w:p>
       <w:pPr>
-        <w:spacing w:after="120"/>
-      </w:pPr>
-      <w:r>
-        <w:rPr>
-          <w:rFonts w:ascii="Calibri" w:cs="Calibri" w:eastAsia="Calibri" w:hAnsi="Calibri"/>
+        <w:spacing w:after="210" w:before="0" w:line="372" w:lineRule="auto"/>
+      </w:pPr>
+      <w:r>
+        <w:rPr>
+          <w:rFonts w:ascii="Helvetica Neue" w:cs="Helvetica Neue" w:eastAsia="Helvetica Neue" w:hAnsi="Helvetica Neue"/>
           <w:color w:val="1F2937"/>
           <w:sz w:val="21"/>
           <w:szCs w:val="21"/>
@@ -195,11 +182,11 @@
           <w:ilvl w:val="0"/>
           <w:numId w:val="1"/>
         </w:numPr>
-        <w:spacing w:after="60"/>
-      </w:pPr>
-      <w:r>
-        <w:rPr>
-          <w:rFonts w:ascii="Calibri" w:cs="Calibri" w:eastAsia="Calibri" w:hAnsi="Calibri"/>
+        <w:spacing w:after="40" w:before="0" w:line="372" w:lineRule="auto"/>
+      </w:pPr>
+      <w:r>
+        <w:rPr>
+          <w:rFonts w:ascii="Helvetica Neue" w:cs="Helvetica Neue" w:eastAsia="Helvetica Neue" w:hAnsi="Helvetica Neue"/>
           <w:b/>
           <w:bCs/>
           <w:color w:val="1F2937"/>
@@ -210,7 +197,7 @@
       </w:r>
       <w:r>
         <w:rPr>
-          <w:rFonts w:ascii="Calibri" w:cs="Calibri" w:eastAsia="Calibri" w:hAnsi="Calibri"/>
+          <w:rFonts w:ascii="Helvetica Neue" w:cs="Helvetica Neue" w:eastAsia="Helvetica Neue" w:hAnsi="Helvetica Neue"/>
           <w:color w:val="1F2937"/>
           <w:sz w:val="21"/>
           <w:szCs w:val="21"/>
@@ -219,7 +206,8 @@
       </w:r>
       <w:r>
         <w:rPr>
-          <w:rFonts w:ascii="Consolas" w:cs="Consolas" w:eastAsia="Consolas" w:hAnsi="Consolas"/>
+          <w:rFonts w:ascii="Menlo" w:cs="Menlo" w:eastAsia="Menlo" w:hAnsi="Menlo"/>
+          <w:color w:val="1F2937"/>
           <w:sz w:val="18"/>
           <w:szCs w:val="18"/>
           <w:shd w:fill="F1F5F9" w:val="clear"/>
@@ -228,7 +216,7 @@
       </w:r>
       <w:r>
         <w:rPr>
-          <w:rFonts w:ascii="Calibri" w:cs="Calibri" w:eastAsia="Calibri" w:hAnsi="Calibri"/>
+          <w:rFonts w:ascii="Helvetica Neue" w:cs="Helvetica Neue" w:eastAsia="Helvetica Neue" w:hAnsi="Helvetica Neue"/>
           <w:color w:val="1F2937"/>
           <w:sz w:val="21"/>
           <w:szCs w:val="21"/>
@@ -237,7 +225,7 @@
       </w:r>
       <w:r>
         <w:rPr>
-          <w:rFonts w:ascii="Calibri" w:cs="Calibri" w:eastAsia="Calibri" w:hAnsi="Calibri"/>
+          <w:rFonts w:ascii="Helvetica Neue" w:cs="Helvetica Neue" w:eastAsia="Helvetica Neue" w:hAnsi="Helvetica Neue"/>
           <w:b/>
           <w:bCs/>
           <w:color w:val="1F2937"/>
@@ -248,7 +236,7 @@
       </w:r>
       <w:r>
         <w:rPr>
-          <w:rFonts w:ascii="Calibri" w:cs="Calibri" w:eastAsia="Calibri" w:hAnsi="Calibri"/>
+          <w:rFonts w:ascii="Helvetica Neue" w:cs="Helvetica Neue" w:eastAsia="Helvetica Neue" w:hAnsi="Helvetica Neue"/>
           <w:color w:val="1F2937"/>
           <w:sz w:val="21"/>
           <w:szCs w:val="21"/>
@@ -257,7 +245,8 @@
       </w:r>
       <w:r>
         <w:rPr>
-          <w:rFonts w:ascii="Consolas" w:cs="Consolas" w:eastAsia="Consolas" w:hAnsi="Consolas"/>
+          <w:rFonts w:ascii="Menlo" w:cs="Menlo" w:eastAsia="Menlo" w:hAnsi="Menlo"/>
+          <w:color w:val="1F2937"/>
           <w:sz w:val="18"/>
           <w:szCs w:val="18"/>
           <w:shd w:fill="F1F5F9" w:val="clear"/>
@@ -266,7 +255,7 @@
       </w:r>
       <w:r>
         <w:rPr>
-          <w:rFonts w:ascii="Calibri" w:cs="Calibri" w:eastAsia="Calibri" w:hAnsi="Calibri"/>
+          <w:rFonts w:ascii="Helvetica Neue" w:cs="Helvetica Neue" w:eastAsia="Helvetica Neue" w:hAnsi="Helvetica Neue"/>
           <w:color w:val="1F2937"/>
           <w:sz w:val="21"/>
           <w:szCs w:val="21"/>
@@ -275,7 +264,8 @@
       </w:r>
       <w:r>
         <w:rPr>
-          <w:rFonts w:ascii="Consolas" w:cs="Consolas" w:eastAsia="Consolas" w:hAnsi="Consolas"/>
+          <w:rFonts w:ascii="Menlo" w:cs="Menlo" w:eastAsia="Menlo" w:hAnsi="Menlo"/>
+          <w:color w:val="1F2937"/>
           <w:sz w:val="18"/>
           <w:szCs w:val="18"/>
           <w:shd w:fill="F1F5F9" w:val="clear"/>
@@ -284,7 +274,7 @@
       </w:r>
       <w:r>
         <w:rPr>
-          <w:rFonts w:ascii="Calibri" w:cs="Calibri" w:eastAsia="Calibri" w:hAnsi="Calibri"/>
+          <w:rFonts w:ascii="Helvetica Neue" w:cs="Helvetica Neue" w:eastAsia="Helvetica Neue" w:hAnsi="Helvetica Neue"/>
           <w:color w:val="1F2937"/>
           <w:sz w:val="21"/>
           <w:szCs w:val="21"/>
@@ -299,11 +289,11 @@
           <w:ilvl w:val="0"/>
           <w:numId w:val="1"/>
         </w:numPr>
-        <w:spacing w:after="60"/>
-      </w:pPr>
-      <w:r>
-        <w:rPr>
-          <w:rFonts w:ascii="Calibri" w:cs="Calibri" w:eastAsia="Calibri" w:hAnsi="Calibri"/>
+        <w:spacing w:after="40" w:before="0" w:line="372" w:lineRule="auto"/>
+      </w:pPr>
+      <w:r>
+        <w:rPr>
+          <w:rFonts w:ascii="Helvetica Neue" w:cs="Helvetica Neue" w:eastAsia="Helvetica Neue" w:hAnsi="Helvetica Neue"/>
           <w:b/>
           <w:bCs/>
           <w:color w:val="1F2937"/>
@@ -314,7 +304,7 @@
       </w:r>
       <w:r>
         <w:rPr>
-          <w:rFonts w:ascii="Calibri" w:cs="Calibri" w:eastAsia="Calibri" w:hAnsi="Calibri"/>
+          <w:rFonts w:ascii="Helvetica Neue" w:cs="Helvetica Neue" w:eastAsia="Helvetica Neue" w:hAnsi="Helvetica Neue"/>
           <w:color w:val="1F2937"/>
           <w:sz w:val="21"/>
           <w:szCs w:val="21"/>
@@ -323,7 +313,8 @@
       </w:r>
       <w:r>
         <w:rPr>
-          <w:rFonts w:ascii="Consolas" w:cs="Consolas" w:eastAsia="Consolas" w:hAnsi="Consolas"/>
+          <w:rFonts w:ascii="Menlo" w:cs="Menlo" w:eastAsia="Menlo" w:hAnsi="Menlo"/>
+          <w:color w:val="1F2937"/>
           <w:sz w:val="18"/>
           <w:szCs w:val="18"/>
           <w:shd w:fill="F1F5F9" w:val="clear"/>
@@ -332,7 +323,7 @@
       </w:r>
       <w:r>
         <w:rPr>
-          <w:rFonts w:ascii="Calibri" w:cs="Calibri" w:eastAsia="Calibri" w:hAnsi="Calibri"/>
+          <w:rFonts w:ascii="Helvetica Neue" w:cs="Helvetica Neue" w:eastAsia="Helvetica Neue" w:hAnsi="Helvetica Neue"/>
           <w:color w:val="1F2937"/>
           <w:sz w:val="21"/>
           <w:szCs w:val="21"/>
@@ -341,7 +332,8 @@
       </w:r>
       <w:r>
         <w:rPr>
-          <w:rFonts w:ascii="Consolas" w:cs="Consolas" w:eastAsia="Consolas" w:hAnsi="Consolas"/>
+          <w:rFonts w:ascii="Menlo" w:cs="Menlo" w:eastAsia="Menlo" w:hAnsi="Menlo"/>
+          <w:color w:val="1F2937"/>
           <w:sz w:val="18"/>
           <w:szCs w:val="18"/>
           <w:shd w:fill="F1F5F9" w:val="clear"/>
@@ -350,7 +342,7 @@
       </w:r>
       <w:r>
         <w:rPr>
-          <w:rFonts w:ascii="Calibri" w:cs="Calibri" w:eastAsia="Calibri" w:hAnsi="Calibri"/>
+          <w:rFonts w:ascii="Helvetica Neue" w:cs="Helvetica Neue" w:eastAsia="Helvetica Neue" w:hAnsi="Helvetica Neue"/>
           <w:color w:val="1F2937"/>
           <w:sz w:val="21"/>
           <w:szCs w:val="21"/>
@@ -359,7 +351,8 @@
       </w:r>
       <w:r>
         <w:rPr>
-          <w:rFonts w:ascii="Consolas" w:cs="Consolas" w:eastAsia="Consolas" w:hAnsi="Consolas"/>
+          <w:rFonts w:ascii="Menlo" w:cs="Menlo" w:eastAsia="Menlo" w:hAnsi="Menlo"/>
+          <w:color w:val="1F2937"/>
           <w:sz w:val="18"/>
           <w:szCs w:val="18"/>
           <w:shd w:fill="F1F5F9" w:val="clear"/>
@@ -368,7 +361,7 @@
       </w:r>
       <w:r>
         <w:rPr>
-          <w:rFonts w:ascii="Calibri" w:cs="Calibri" w:eastAsia="Calibri" w:hAnsi="Calibri"/>
+          <w:rFonts w:ascii="Helvetica Neue" w:cs="Helvetica Neue" w:eastAsia="Helvetica Neue" w:hAnsi="Helvetica Neue"/>
           <w:color w:val="1F2937"/>
           <w:sz w:val="21"/>
           <w:szCs w:val="21"/>
@@ -377,7 +370,8 @@
       </w:r>
       <w:r>
         <w:rPr>
-          <w:rFonts w:ascii="Consolas" w:cs="Consolas" w:eastAsia="Consolas" w:hAnsi="Consolas"/>
+          <w:rFonts w:ascii="Menlo" w:cs="Menlo" w:eastAsia="Menlo" w:hAnsi="Menlo"/>
+          <w:color w:val="1F2937"/>
           <w:sz w:val="18"/>
           <w:szCs w:val="18"/>
           <w:shd w:fill="F1F5F9" w:val="clear"/>
@@ -386,7 +380,7 @@
       </w:r>
       <w:r>
         <w:rPr>
-          <w:rFonts w:ascii="Calibri" w:cs="Calibri" w:eastAsia="Calibri" w:hAnsi="Calibri"/>
+          <w:rFonts w:ascii="Helvetica Neue" w:cs="Helvetica Neue" w:eastAsia="Helvetica Neue" w:hAnsi="Helvetica Neue"/>
           <w:color w:val="1F2937"/>
           <w:sz w:val="21"/>
           <w:szCs w:val="21"/>
@@ -395,7 +389,8 @@
       </w:r>
       <w:r>
         <w:rPr>
-          <w:rFonts w:ascii="Consolas" w:cs="Consolas" w:eastAsia="Consolas" w:hAnsi="Consolas"/>
+          <w:rFonts w:ascii="Menlo" w:cs="Menlo" w:eastAsia="Menlo" w:hAnsi="Menlo"/>
+          <w:color w:val="1F2937"/>
           <w:sz w:val="18"/>
           <w:szCs w:val="18"/>
           <w:shd w:fill="F1F5F9" w:val="clear"/>
@@ -404,7 +399,7 @@
       </w:r>
       <w:r>
         <w:rPr>
-          <w:rFonts w:ascii="Calibri" w:cs="Calibri" w:eastAsia="Calibri" w:hAnsi="Calibri"/>
+          <w:rFonts w:ascii="Helvetica Neue" w:cs="Helvetica Neue" w:eastAsia="Helvetica Neue" w:hAnsi="Helvetica Neue"/>
           <w:color w:val="1F2937"/>
           <w:sz w:val="21"/>
           <w:szCs w:val="21"/>
@@ -413,7 +408,8 @@
       </w:r>
       <w:r>
         <w:rPr>
-          <w:rFonts w:ascii="Consolas" w:cs="Consolas" w:eastAsia="Consolas" w:hAnsi="Consolas"/>
+          <w:rFonts w:ascii="Menlo" w:cs="Menlo" w:eastAsia="Menlo" w:hAnsi="Menlo"/>
+          <w:color w:val="1F2937"/>
           <w:sz w:val="18"/>
           <w:szCs w:val="18"/>
           <w:shd w:fill="F1F5F9" w:val="clear"/>
@@ -422,7 +418,7 @@
       </w:r>
       <w:r>
         <w:rPr>
-          <w:rFonts w:ascii="Calibri" w:cs="Calibri" w:eastAsia="Calibri" w:hAnsi="Calibri"/>
+          <w:rFonts w:ascii="Helvetica Neue" w:cs="Helvetica Neue" w:eastAsia="Helvetica Neue" w:hAnsi="Helvetica Neue"/>
           <w:color w:val="1F2937"/>
           <w:sz w:val="21"/>
           <w:szCs w:val="21"/>
@@ -431,7 +427,8 @@
       </w:r>
       <w:r>
         <w:rPr>
-          <w:rFonts w:ascii="Consolas" w:cs="Consolas" w:eastAsia="Consolas" w:hAnsi="Consolas"/>
+          <w:rFonts w:ascii="Menlo" w:cs="Menlo" w:eastAsia="Menlo" w:hAnsi="Menlo"/>
+          <w:color w:val="1F2937"/>
           <w:sz w:val="18"/>
           <w:szCs w:val="18"/>
           <w:shd w:fill="F1F5F9" w:val="clear"/>
@@ -440,7 +437,7 @@
       </w:r>
       <w:r>
         <w:rPr>
-          <w:rFonts w:ascii="Calibri" w:cs="Calibri" w:eastAsia="Calibri" w:hAnsi="Calibri"/>
+          <w:rFonts w:ascii="Helvetica Neue" w:cs="Helvetica Neue" w:eastAsia="Helvetica Neue" w:hAnsi="Helvetica Neue"/>
           <w:color w:val="1F2937"/>
           <w:sz w:val="21"/>
           <w:szCs w:val="21"/>
@@ -455,11 +452,11 @@
           <w:ilvl w:val="0"/>
           <w:numId w:val="1"/>
         </w:numPr>
-        <w:spacing w:after="60"/>
-      </w:pPr>
-      <w:r>
-        <w:rPr>
-          <w:rFonts w:ascii="Calibri" w:cs="Calibri" w:eastAsia="Calibri" w:hAnsi="Calibri"/>
+        <w:spacing w:after="40" w:before="0" w:line="372" w:lineRule="auto"/>
+      </w:pPr>
+      <w:r>
+        <w:rPr>
+          <w:rFonts w:ascii="Helvetica Neue" w:cs="Helvetica Neue" w:eastAsia="Helvetica Neue" w:hAnsi="Helvetica Neue"/>
           <w:b/>
           <w:bCs/>
           <w:color w:val="1F2937"/>
@@ -470,7 +467,7 @@
       </w:r>
       <w:r>
         <w:rPr>
-          <w:rFonts w:ascii="Calibri" w:cs="Calibri" w:eastAsia="Calibri" w:hAnsi="Calibri"/>
+          <w:rFonts w:ascii="Helvetica Neue" w:cs="Helvetica Neue" w:eastAsia="Helvetica Neue" w:hAnsi="Helvetica Neue"/>
           <w:color w:val="1F2937"/>
           <w:sz w:val="21"/>
           <w:szCs w:val="21"/>
@@ -479,7 +476,8 @@
       </w:r>
       <w:r>
         <w:rPr>
-          <w:rFonts w:ascii="Consolas" w:cs="Consolas" w:eastAsia="Consolas" w:hAnsi="Consolas"/>
+          <w:rFonts w:ascii="Menlo" w:cs="Menlo" w:eastAsia="Menlo" w:hAnsi="Menlo"/>
+          <w:color w:val="1F2937"/>
           <w:sz w:val="18"/>
           <w:szCs w:val="18"/>
           <w:shd w:fill="F1F5F9" w:val="clear"/>
@@ -488,7 +486,7 @@
       </w:r>
       <w:r>
         <w:rPr>
-          <w:rFonts w:ascii="Calibri" w:cs="Calibri" w:eastAsia="Calibri" w:hAnsi="Calibri"/>
+          <w:rFonts w:ascii="Helvetica Neue" w:cs="Helvetica Neue" w:eastAsia="Helvetica Neue" w:hAnsi="Helvetica Neue"/>
           <w:color w:val="1F2937"/>
           <w:sz w:val="21"/>
           <w:szCs w:val="21"/>
@@ -497,7 +495,8 @@
       </w:r>
       <w:r>
         <w:rPr>
-          <w:rFonts w:ascii="Consolas" w:cs="Consolas" w:eastAsia="Consolas" w:hAnsi="Consolas"/>
+          <w:rFonts w:ascii="Menlo" w:cs="Menlo" w:eastAsia="Menlo" w:hAnsi="Menlo"/>
+          <w:color w:val="1F2937"/>
           <w:sz w:val="18"/>
           <w:szCs w:val="18"/>
           <w:shd w:fill="F1F5F9" w:val="clear"/>
@@ -506,7 +505,7 @@
       </w:r>
       <w:r>
         <w:rPr>
-          <w:rFonts w:ascii="Calibri" w:cs="Calibri" w:eastAsia="Calibri" w:hAnsi="Calibri"/>
+          <w:rFonts w:ascii="Helvetica Neue" w:cs="Helvetica Neue" w:eastAsia="Helvetica Neue" w:hAnsi="Helvetica Neue"/>
           <w:color w:val="1F2937"/>
           <w:sz w:val="21"/>
           <w:szCs w:val="21"/>
@@ -515,7 +514,8 @@
       </w:r>
       <w:r>
         <w:rPr>
-          <w:rFonts w:ascii="Consolas" w:cs="Consolas" w:eastAsia="Consolas" w:hAnsi="Consolas"/>
+          <w:rFonts w:ascii="Menlo" w:cs="Menlo" w:eastAsia="Menlo" w:hAnsi="Menlo"/>
+          <w:color w:val="1F2937"/>
           <w:sz w:val="18"/>
           <w:szCs w:val="18"/>
           <w:shd w:fill="F1F5F9" w:val="clear"/>
@@ -524,7 +524,7 @@
       </w:r>
       <w:r>
         <w:rPr>
-          <w:rFonts w:ascii="Calibri" w:cs="Calibri" w:eastAsia="Calibri" w:hAnsi="Calibri"/>
+          <w:rFonts w:ascii="Helvetica Neue" w:cs="Helvetica Neue" w:eastAsia="Helvetica Neue" w:hAnsi="Helvetica Neue"/>
           <w:color w:val="1F2937"/>
           <w:sz w:val="21"/>
           <w:szCs w:val="21"/>
@@ -533,7 +533,8 @@
       </w:r>
       <w:r>
         <w:rPr>
-          <w:rFonts w:ascii="Consolas" w:cs="Consolas" w:eastAsia="Consolas" w:hAnsi="Consolas"/>
+          <w:rFonts w:ascii="Menlo" w:cs="Menlo" w:eastAsia="Menlo" w:hAnsi="Menlo"/>
+          <w:color w:val="1F2937"/>
           <w:sz w:val="18"/>
           <w:szCs w:val="18"/>
           <w:shd w:fill="F1F5F9" w:val="clear"/>
@@ -542,7 +543,7 @@
       </w:r>
       <w:r>
         <w:rPr>
-          <w:rFonts w:ascii="Calibri" w:cs="Calibri" w:eastAsia="Calibri" w:hAnsi="Calibri"/>
+          <w:rFonts w:ascii="Helvetica Neue" w:cs="Helvetica Neue" w:eastAsia="Helvetica Neue" w:hAnsi="Helvetica Neue"/>
           <w:color w:val="1F2937"/>
           <w:sz w:val="21"/>
           <w:szCs w:val="21"/>
@@ -553,19 +554,23 @@
     <w:p>
       <w:pPr>
         <w:pBdr>
-          <w:bottom w:val="single" w:color="E2E8F0" w:sz="6"/>
+          <w:bottom w:val="single" w:color="E2E8F0" w:sz="6" w:space="0"/>
         </w:pBdr>
-        <w:spacing w:after="120" w:before="120"/>
+        <w:spacing w:after="280" w:before="280" w:line="372" w:lineRule="auto"/>
       </w:pPr>
     </w:p>
     <w:p>
       <w:pPr>
         <w:pStyle w:val="Heading2"/>
-        <w:spacing w:after="120" w:before="240"/>
-      </w:pPr>
-      <w:r>
-        <w:rPr>
-          <w:rFonts w:ascii="Calibri" w:cs="Calibri" w:eastAsia="Calibri" w:hAnsi="Calibri"/>
+        <w:keepNext/>
+        <w:pBdr>
+          <w:bottom w:val="single" w:color="DBEAFE" w:sz="6" w:space="3"/>
+        </w:pBdr>
+        <w:spacing w:after="120" w:before="400" w:line="372" w:lineRule="auto"/>
+      </w:pPr>
+      <w:r>
+        <w:rPr>
+          <w:rFonts w:ascii="Helvetica Neue" w:cs="Helvetica Neue" w:eastAsia="Helvetica Neue" w:hAnsi="Helvetica Neue"/>
           <w:b/>
           <w:bCs/>
           <w:color w:val="1E40AF"/>
@@ -578,15 +583,15 @@
     <w:p>
       <w:pPr>
         <w:pBdr>
-          <w:left w:val="single" w:color="93C5FD" w:sz="12" w:space="8"/>
+          <w:left w:val="single" w:color="93C5FD" w:sz="18" w:space="10"/>
         </w:pBdr>
-        <w:spacing w:after="120"/>
-      </w:pPr>
-      <w:r>
-        <w:rPr>
-          <w:rFonts w:ascii="Calibri" w:cs="Calibri" w:eastAsia="Calibri" w:hAnsi="Calibri"/>
-          <w:i/>
-          <w:iCs/>
+        <w:shd w:fill="F8FAFC" w:val="clear"/>
+        <w:spacing w:after="160" w:before="160" w:line="372" w:lineRule="auto"/>
+        <w:ind w:left="200"/>
+      </w:pPr>
+      <w:r>
+        <w:rPr>
+          <w:rFonts w:ascii="Helvetica Neue" w:cs="Helvetica Neue" w:eastAsia="Helvetica Neue" w:hAnsi="Helvetica Neue"/>
           <w:color w:val="334155"/>
           <w:sz w:val="21"/>
           <w:szCs w:val="21"/>
@@ -595,11 +600,9 @@
       </w:r>
       <w:r>
         <w:rPr>
-          <w:rFonts w:ascii="Calibri" w:cs="Calibri" w:eastAsia="Calibri" w:hAnsi="Calibri"/>
-          <w:b/>
-          <w:bCs/>
-          <w:i/>
-          <w:iCs/>
+          <w:rFonts w:ascii="Helvetica Neue" w:cs="Helvetica Neue" w:eastAsia="Helvetica Neue" w:hAnsi="Helvetica Neue"/>
+          <w:b/>
+          <w:bCs/>
           <w:color w:val="334155"/>
           <w:sz w:val="21"/>
           <w:szCs w:val="21"/>
@@ -608,9 +611,7 @@
       </w:r>
       <w:r>
         <w:rPr>
-          <w:rFonts w:ascii="Calibri" w:cs="Calibri" w:eastAsia="Calibri" w:hAnsi="Calibri"/>
-          <w:i/>
-          <w:iCs/>
+          <w:rFonts w:ascii="Helvetica Neue" w:cs="Helvetica Neue" w:eastAsia="Helvetica Neue" w:hAnsi="Helvetica Neue"/>
           <w:color w:val="334155"/>
           <w:sz w:val="21"/>
           <w:szCs w:val="21"/>
@@ -619,11 +620,9 @@
       </w:r>
       <w:r>
         <w:rPr>
-          <w:rFonts w:ascii="Calibri" w:cs="Calibri" w:eastAsia="Calibri" w:hAnsi="Calibri"/>
-          <w:b/>
-          <w:bCs/>
-          <w:i/>
-          <w:iCs/>
+          <w:rFonts w:ascii="Helvetica Neue" w:cs="Helvetica Neue" w:eastAsia="Helvetica Neue" w:hAnsi="Helvetica Neue"/>
+          <w:b/>
+          <w:bCs/>
           <w:color w:val="334155"/>
           <w:sz w:val="21"/>
           <w:szCs w:val="21"/>
@@ -632,9 +631,7 @@
       </w:r>
       <w:r>
         <w:rPr>
-          <w:rFonts w:ascii="Calibri" w:cs="Calibri" w:eastAsia="Calibri" w:hAnsi="Calibri"/>
-          <w:i/>
-          <w:iCs/>
+          <w:rFonts w:ascii="Helvetica Neue" w:cs="Helvetica Neue" w:eastAsia="Helvetica Neue" w:hAnsi="Helvetica Neue"/>
           <w:color w:val="334155"/>
           <w:sz w:val="21"/>
           <w:szCs w:val="21"/>
@@ -643,11 +640,9 @@
       </w:r>
       <w:r>
         <w:rPr>
-          <w:rFonts w:ascii="Calibri" w:cs="Calibri" w:eastAsia="Calibri" w:hAnsi="Calibri"/>
-          <w:b/>
-          <w:bCs/>
-          <w:i/>
-          <w:iCs/>
+          <w:rFonts w:ascii="Helvetica Neue" w:cs="Helvetica Neue" w:eastAsia="Helvetica Neue" w:hAnsi="Helvetica Neue"/>
+          <w:b/>
+          <w:bCs/>
           <w:color w:val="334155"/>
           <w:sz w:val="21"/>
           <w:szCs w:val="21"/>
@@ -656,9 +651,7 @@
       </w:r>
       <w:r>
         <w:rPr>
-          <w:rFonts w:ascii="Calibri" w:cs="Calibri" w:eastAsia="Calibri" w:hAnsi="Calibri"/>
-          <w:i/>
-          <w:iCs/>
+          <w:rFonts w:ascii="Helvetica Neue" w:cs="Helvetica Neue" w:eastAsia="Helvetica Neue" w:hAnsi="Helvetica Neue"/>
           <w:color w:val="334155"/>
           <w:sz w:val="21"/>
           <w:szCs w:val="21"/>
@@ -667,11 +660,9 @@
       </w:r>
       <w:r>
         <w:rPr>
-          <w:rFonts w:ascii="Calibri" w:cs="Calibri" w:eastAsia="Calibri" w:hAnsi="Calibri"/>
-          <w:b/>
-          <w:bCs/>
-          <w:i/>
-          <w:iCs/>
+          <w:rFonts w:ascii="Helvetica Neue" w:cs="Helvetica Neue" w:eastAsia="Helvetica Neue" w:hAnsi="Helvetica Neue"/>
+          <w:b/>
+          <w:bCs/>
           <w:color w:val="334155"/>
           <w:sz w:val="21"/>
           <w:szCs w:val="21"/>
@@ -680,9 +671,7 @@
       </w:r>
       <w:r>
         <w:rPr>
-          <w:rFonts w:ascii="Calibri" w:cs="Calibri" w:eastAsia="Calibri" w:hAnsi="Calibri"/>
-          <w:i/>
-          <w:iCs/>
+          <w:rFonts w:ascii="Helvetica Neue" w:cs="Helvetica Neue" w:eastAsia="Helvetica Neue" w:hAnsi="Helvetica Neue"/>
           <w:color w:val="334155"/>
           <w:sz w:val="21"/>
           <w:szCs w:val="21"/>
@@ -691,11 +680,9 @@
       </w:r>
       <w:r>
         <w:rPr>
-          <w:rFonts w:ascii="Calibri" w:cs="Calibri" w:eastAsia="Calibri" w:hAnsi="Calibri"/>
-          <w:b/>
-          <w:bCs/>
-          <w:i/>
-          <w:iCs/>
+          <w:rFonts w:ascii="Helvetica Neue" w:cs="Helvetica Neue" w:eastAsia="Helvetica Neue" w:hAnsi="Helvetica Neue"/>
+          <w:b/>
+          <w:bCs/>
           <w:color w:val="334155"/>
           <w:sz w:val="21"/>
           <w:szCs w:val="21"/>
@@ -704,9 +691,7 @@
       </w:r>
       <w:r>
         <w:rPr>
-          <w:rFonts w:ascii="Calibri" w:cs="Calibri" w:eastAsia="Calibri" w:hAnsi="Calibri"/>
-          <w:i/>
-          <w:iCs/>
+          <w:rFonts w:ascii="Helvetica Neue" w:cs="Helvetica Neue" w:eastAsia="Helvetica Neue" w:hAnsi="Helvetica Neue"/>
           <w:color w:val="334155"/>
           <w:sz w:val="21"/>
           <w:szCs w:val="21"/>
@@ -715,11 +700,9 @@
       </w:r>
       <w:r>
         <w:rPr>
-          <w:rFonts w:ascii="Calibri" w:cs="Calibri" w:eastAsia="Calibri" w:hAnsi="Calibri"/>
-          <w:b/>
-          <w:bCs/>
-          <w:i/>
-          <w:iCs/>
+          <w:rFonts w:ascii="Helvetica Neue" w:cs="Helvetica Neue" w:eastAsia="Helvetica Neue" w:hAnsi="Helvetica Neue"/>
+          <w:b/>
+          <w:bCs/>
           <w:color w:val="334155"/>
           <w:sz w:val="21"/>
           <w:szCs w:val="21"/>
@@ -728,9 +711,7 @@
       </w:r>
       <w:r>
         <w:rPr>
-          <w:rFonts w:ascii="Calibri" w:cs="Calibri" w:eastAsia="Calibri" w:hAnsi="Calibri"/>
-          <w:i/>
-          <w:iCs/>
+          <w:rFonts w:ascii="Helvetica Neue" w:cs="Helvetica Neue" w:eastAsia="Helvetica Neue" w:hAnsi="Helvetica Neue"/>
           <w:color w:val="334155"/>
           <w:sz w:val="21"/>
           <w:szCs w:val="21"/>
@@ -740,11 +721,9 @@
       </w:r>
       <w:r>
         <w:rPr>
-          <w:rFonts w:ascii="Calibri" w:cs="Calibri" w:eastAsia="Calibri" w:hAnsi="Calibri"/>
-          <w:b/>
-          <w:bCs/>
-          <w:i/>
-          <w:iCs/>
+          <w:rFonts w:ascii="Helvetica Neue" w:cs="Helvetica Neue" w:eastAsia="Helvetica Neue" w:hAnsi="Helvetica Neue"/>
+          <w:b/>
+          <w:bCs/>
           <w:color w:val="334155"/>
           <w:sz w:val="21"/>
           <w:szCs w:val="21"/>
@@ -753,9 +732,7 @@
       </w:r>
       <w:r>
         <w:rPr>
-          <w:rFonts w:ascii="Calibri" w:cs="Calibri" w:eastAsia="Calibri" w:hAnsi="Calibri"/>
-          <w:i/>
-          <w:iCs/>
+          <w:rFonts w:ascii="Helvetica Neue" w:cs="Helvetica Neue" w:eastAsia="Helvetica Neue" w:hAnsi="Helvetica Neue"/>
           <w:color w:val="334155"/>
           <w:sz w:val="21"/>
           <w:szCs w:val="21"/>
@@ -764,11 +741,9 @@
       </w:r>
       <w:r>
         <w:rPr>
-          <w:rFonts w:ascii="Calibri" w:cs="Calibri" w:eastAsia="Calibri" w:hAnsi="Calibri"/>
-          <w:b/>
-          <w:bCs/>
-          <w:i/>
-          <w:iCs/>
+          <w:rFonts w:ascii="Helvetica Neue" w:cs="Helvetica Neue" w:eastAsia="Helvetica Neue" w:hAnsi="Helvetica Neue"/>
+          <w:b/>
+          <w:bCs/>
           <w:color w:val="334155"/>
           <w:sz w:val="21"/>
           <w:szCs w:val="21"/>
@@ -777,9 +752,7 @@
       </w:r>
       <w:r>
         <w:rPr>
-          <w:rFonts w:ascii="Calibri" w:cs="Calibri" w:eastAsia="Calibri" w:hAnsi="Calibri"/>
-          <w:i/>
-          <w:iCs/>
+          <w:rFonts w:ascii="Helvetica Neue" w:cs="Helvetica Neue" w:eastAsia="Helvetica Neue" w:hAnsi="Helvetica Neue"/>
           <w:color w:val="334155"/>
           <w:sz w:val="21"/>
           <w:szCs w:val="21"/>
@@ -789,11 +762,11 @@
     </w:p>
     <w:p>
       <w:pPr>
-        <w:spacing w:after="120"/>
-      </w:pPr>
-      <w:r>
-        <w:rPr>
-          <w:rFonts w:ascii="Calibri" w:cs="Calibri" w:eastAsia="Calibri" w:hAnsi="Calibri"/>
+        <w:spacing w:after="210" w:before="0" w:line="372" w:lineRule="auto"/>
+      </w:pPr>
+      <w:r>
+        <w:rPr>
+          <w:rFonts w:ascii="Helvetica Neue" w:cs="Helvetica Neue" w:eastAsia="Helvetica Neue" w:hAnsi="Helvetica Neue"/>
           <w:color w:val="1F2937"/>
           <w:sz w:val="21"/>
           <w:szCs w:val="21"/>
@@ -808,11 +781,11 @@
           <w:ilvl w:val="0"/>
           <w:numId w:val="1"/>
         </w:numPr>
-        <w:spacing w:after="60"/>
-      </w:pPr>
-      <w:r>
-        <w:rPr>
-          <w:rFonts w:ascii="Calibri" w:cs="Calibri" w:eastAsia="Calibri" w:hAnsi="Calibri"/>
+        <w:spacing w:after="40" w:before="0" w:line="372" w:lineRule="auto"/>
+      </w:pPr>
+      <w:r>
+        <w:rPr>
+          <w:rFonts w:ascii="Helvetica Neue" w:cs="Helvetica Neue" w:eastAsia="Helvetica Neue" w:hAnsi="Helvetica Neue"/>
           <w:b/>
           <w:bCs/>
           <w:color w:val="1F2937"/>
@@ -823,7 +796,7 @@
       </w:r>
       <w:r>
         <w:rPr>
-          <w:rFonts w:ascii="Calibri" w:cs="Calibri" w:eastAsia="Calibri" w:hAnsi="Calibri"/>
+          <w:rFonts w:ascii="Helvetica Neue" w:cs="Helvetica Neue" w:eastAsia="Helvetica Neue" w:hAnsi="Helvetica Neue"/>
           <w:color w:val="1F2937"/>
           <w:sz w:val="21"/>
           <w:szCs w:val="21"/>
@@ -838,11 +811,11 @@
           <w:ilvl w:val="0"/>
           <w:numId w:val="1"/>
         </w:numPr>
-        <w:spacing w:after="60"/>
-      </w:pPr>
-      <w:r>
-        <w:rPr>
-          <w:rFonts w:ascii="Calibri" w:cs="Calibri" w:eastAsia="Calibri" w:hAnsi="Calibri"/>
+        <w:spacing w:after="40" w:before="0" w:line="372" w:lineRule="auto"/>
+      </w:pPr>
+      <w:r>
+        <w:rPr>
+          <w:rFonts w:ascii="Helvetica Neue" w:cs="Helvetica Neue" w:eastAsia="Helvetica Neue" w:hAnsi="Helvetica Neue"/>
           <w:b/>
           <w:bCs/>
           <w:color w:val="1F2937"/>
@@ -853,7 +826,7 @@
       </w:r>
       <w:r>
         <w:rPr>
-          <w:rFonts w:ascii="Calibri" w:cs="Calibri" w:eastAsia="Calibri" w:hAnsi="Calibri"/>
+          <w:rFonts w:ascii="Helvetica Neue" w:cs="Helvetica Neue" w:eastAsia="Helvetica Neue" w:hAnsi="Helvetica Neue"/>
           <w:color w:val="1F2937"/>
           <w:sz w:val="21"/>
           <w:szCs w:val="21"/>
@@ -868,11 +841,11 @@
           <w:ilvl w:val="0"/>
           <w:numId w:val="1"/>
         </w:numPr>
-        <w:spacing w:after="60"/>
-      </w:pPr>
-      <w:r>
-        <w:rPr>
-          <w:rFonts w:ascii="Calibri" w:cs="Calibri" w:eastAsia="Calibri" w:hAnsi="Calibri"/>
+        <w:spacing w:after="40" w:before="0" w:line="372" w:lineRule="auto"/>
+      </w:pPr>
+      <w:r>
+        <w:rPr>
+          <w:rFonts w:ascii="Helvetica Neue" w:cs="Helvetica Neue" w:eastAsia="Helvetica Neue" w:hAnsi="Helvetica Neue"/>
           <w:b/>
           <w:bCs/>
           <w:color w:val="1F2937"/>
@@ -883,7 +856,7 @@
       </w:r>
       <w:r>
         <w:rPr>
-          <w:rFonts w:ascii="Calibri" w:cs="Calibri" w:eastAsia="Calibri" w:hAnsi="Calibri"/>
+          <w:rFonts w:ascii="Helvetica Neue" w:cs="Helvetica Neue" w:eastAsia="Helvetica Neue" w:hAnsi="Helvetica Neue"/>
           <w:color w:val="1F2937"/>
           <w:sz w:val="21"/>
           <w:szCs w:val="21"/>
@@ -892,7 +865,7 @@
       </w:r>
       <w:r>
         <w:rPr>
-          <w:rFonts w:ascii="Calibri" w:cs="Calibri" w:eastAsia="Calibri" w:hAnsi="Calibri"/>
+          <w:rFonts w:ascii="Helvetica Neue" w:cs="Helvetica Neue" w:eastAsia="Helvetica Neue" w:hAnsi="Helvetica Neue"/>
           <w:b/>
           <w:bCs/>
           <w:color w:val="1F2937"/>
@@ -903,7 +876,7 @@
       </w:r>
       <w:r>
         <w:rPr>
-          <w:rFonts w:ascii="Calibri" w:cs="Calibri" w:eastAsia="Calibri" w:hAnsi="Calibri"/>
+          <w:rFonts w:ascii="Helvetica Neue" w:cs="Helvetica Neue" w:eastAsia="Helvetica Neue" w:hAnsi="Helvetica Neue"/>
           <w:color w:val="1F2937"/>
           <w:sz w:val="21"/>
           <w:szCs w:val="21"/>
@@ -914,19 +887,23 @@
     <w:p>
       <w:pPr>
         <w:pBdr>
-          <w:bottom w:val="single" w:color="E2E8F0" w:sz="6"/>
+          <w:bottom w:val="single" w:color="E2E8F0" w:sz="6" w:space="0"/>
         </w:pBdr>
-        <w:spacing w:after="120" w:before="120"/>
+        <w:spacing w:after="280" w:before="280" w:line="372" w:lineRule="auto"/>
       </w:pPr>
     </w:p>
     <w:p>
       <w:pPr>
         <w:pStyle w:val="Heading2"/>
-        <w:spacing w:after="120" w:before="240"/>
-      </w:pPr>
-      <w:r>
-        <w:rPr>
-          <w:rFonts w:ascii="Calibri" w:cs="Calibri" w:eastAsia="Calibri" w:hAnsi="Calibri"/>
+        <w:keepNext/>
+        <w:pBdr>
+          <w:bottom w:val="single" w:color="DBEAFE" w:sz="6" w:space="3"/>
+        </w:pBdr>
+        <w:spacing w:after="120" w:before="400" w:line="372" w:lineRule="auto"/>
+      </w:pPr>
+      <w:r>
+        <w:rPr>
+          <w:rFonts w:ascii="Helvetica Neue" w:cs="Helvetica Neue" w:eastAsia="Helvetica Neue" w:hAnsi="Helvetica Neue"/>
           <w:b/>
           <w:bCs/>
           <w:color w:val="1E40AF"/>
@@ -939,27 +916,28 @@
     <w:p>
       <w:pPr>
         <w:pStyle w:val="Heading3"/>
-        <w:spacing w:after="120" w:before="240"/>
-      </w:pPr>
-      <w:r>
-        <w:rPr>
-          <w:rFonts w:ascii="Calibri" w:cs="Calibri" w:eastAsia="Calibri" w:hAnsi="Calibri"/>
+        <w:keepNext/>
+        <w:spacing w:after="80" w:before="280" w:line="372" w:lineRule="auto"/>
+      </w:pPr>
+      <w:r>
+        <w:rPr>
+          <w:rFonts w:ascii="Helvetica Neue" w:cs="Helvetica Neue" w:eastAsia="Helvetica Neue" w:hAnsi="Helvetica Neue"/>
           <w:b/>
           <w:bCs/>
           <w:color w:val="1E40AF"/>
-          <w:sz w:val="24"/>
-          <w:szCs w:val="24"/>
+          <w:sz w:val="23"/>
+          <w:szCs w:val="23"/>
         </w:rPr>
         <w:t xml:space="preserve">3.1 Catalogue d'options réutilisables — </w:t>
       </w:r>
       <w:r>
         <w:rPr>
-          <w:rFonts w:ascii="Consolas" w:cs="Consolas" w:eastAsia="Consolas" w:hAnsi="Consolas"/>
+          <w:rFonts w:ascii="Menlo" w:cs="Menlo" w:eastAsia="Menlo" w:hAnsi="Menlo"/>
           <w:b/>
           <w:bCs/>
           <w:color w:val="1E40AF"/>
-          <w:sz w:val="24"/>
-          <w:szCs w:val="24"/>
+          <w:sz w:val="18"/>
+          <w:szCs w:val="18"/>
           <w:shd w:fill="F1F5F9" w:val="clear"/>
         </w:rPr>
         <w:t xml:space="preserve">meal_options</w:t>
@@ -969,12 +947,12 @@
       <w:tblPr>
         <w:tblW w:type="pct" w:w="100%"/>
         <w:tblBorders>
-          <w:top w:val="single" w:color="CBD5E1" w:sz="4"/>
-          <w:left w:val="single" w:color="CBD5E1" w:sz="4"/>
-          <w:bottom w:val="single" w:color="CBD5E1" w:sz="4"/>
-          <w:right w:val="single" w:color="CBD5E1" w:sz="4"/>
-          <w:insideH w:val="single" w:color="CBD5E1" w:sz="4"/>
-          <w:insideV w:val="single" w:color="CBD5E1" w:sz="4"/>
+          <w:top w:val="single" w:color="CBD5E1" w:sz="6" w:space="0"/>
+          <w:left w:val="single" w:color="CBD5E1" w:sz="6" w:space="0"/>
+          <w:bottom w:val="single" w:color="CBD5E1" w:sz="6" w:space="0"/>
+          <w:right w:val="single" w:color="CBD5E1" w:sz="6" w:space="0"/>
+          <w:insideH w:val="single" w:color="CBD5E1" w:sz="6" w:space="0"/>
+          <w:insideV w:val="single" w:color="CBD5E1" w:sz="6" w:space="0"/>
         </w:tblBorders>
       </w:tblPr>
       <w:tblGrid>
@@ -984,30 +962,31 @@
       </w:tblGrid>
       <w:tr>
         <w:trPr>
+          <w:cantSplit/>
           <w:tblHeader/>
         </w:trPr>
         <w:tc>
           <w:tcPr>
             <w:shd w:fill="EFF6FF" w:val="clear"/>
             <w:tcMar>
-              <w:top w:type="dxa" w:w="60"/>
-              <w:left w:type="dxa" w:w="100"/>
-              <w:bottom w:type="dxa" w:w="60"/>
-              <w:right w:type="dxa" w:w="100"/>
-            </w:tcMar>
-          </w:tcPr>
-          <w:p>
-            <w:pPr>
-              <w:spacing w:after="40" w:before="40"/>
-            </w:pPr>
-            <w:r>
-              <w:rPr>
-                <w:rFonts w:ascii="Calibri" w:cs="Calibri" w:eastAsia="Calibri" w:hAnsi="Calibri"/>
+              <w:top w:type="dxa" w:w="80"/>
+              <w:left w:type="dxa" w:w="120"/>
+              <w:bottom w:type="dxa" w:w="80"/>
+              <w:right w:type="dxa" w:w="120"/>
+            </w:tcMar>
+          </w:tcPr>
+          <w:p>
+            <w:pPr>
+              <w:spacing w:line="372" w:lineRule="auto"/>
+            </w:pPr>
+            <w:r>
+              <w:rPr>
+                <w:rFonts w:ascii="Helvetica Neue" w:cs="Helvetica Neue" w:eastAsia="Helvetica Neue" w:hAnsi="Helvetica Neue"/>
                 <w:b/>
                 <w:bCs/>
                 <w:color w:val="1E3A8A"/>
-                <w:sz w:val="21"/>
-                <w:szCs w:val="21"/>
+                <w:sz w:val="18"/>
+                <w:szCs w:val="18"/>
               </w:rPr>
               <w:t xml:space="preserve">Colonne</w:t>
             </w:r>
@@ -1017,24 +996,24 @@
           <w:tcPr>
             <w:shd w:fill="EFF6FF" w:val="clear"/>
             <w:tcMar>
-              <w:top w:type="dxa" w:w="60"/>
-              <w:left w:type="dxa" w:w="100"/>
-              <w:bottom w:type="dxa" w:w="60"/>
-              <w:right w:type="dxa" w:w="100"/>
-            </w:tcMar>
-          </w:tcPr>
-          <w:p>
-            <w:pPr>
-              <w:spacing w:after="40" w:before="40"/>
-            </w:pPr>
-            <w:r>
-              <w:rPr>
-                <w:rFonts w:ascii="Calibri" w:cs="Calibri" w:eastAsia="Calibri" w:hAnsi="Calibri"/>
+              <w:top w:type="dxa" w:w="80"/>
+              <w:left w:type="dxa" w:w="120"/>
+              <w:bottom w:type="dxa" w:w="80"/>
+              <w:right w:type="dxa" w:w="120"/>
+            </w:tcMar>
+          </w:tcPr>
+          <w:p>
+            <w:pPr>
+              <w:spacing w:line="372" w:lineRule="auto"/>
+            </w:pPr>
+            <w:r>
+              <w:rPr>
+                <w:rFonts w:ascii="Helvetica Neue" w:cs="Helvetica Neue" w:eastAsia="Helvetica Neue" w:hAnsi="Helvetica Neue"/>
                 <w:b/>
                 <w:bCs/>
                 <w:color w:val="1E3A8A"/>
-                <w:sz w:val="21"/>
-                <w:szCs w:val="21"/>
+                <w:sz w:val="18"/>
+                <w:szCs w:val="18"/>
               </w:rPr>
               <w:t xml:space="preserve">Type</w:t>
             </w:r>
@@ -1044,24 +1023,24 @@
           <w:tcPr>
             <w:shd w:fill="EFF6FF" w:val="clear"/>
             <w:tcMar>
-              <w:top w:type="dxa" w:w="60"/>
-              <w:left w:type="dxa" w:w="100"/>
-              <w:bottom w:type="dxa" w:w="60"/>
-              <w:right w:type="dxa" w:w="100"/>
-            </w:tcMar>
-          </w:tcPr>
-          <w:p>
-            <w:pPr>
-              <w:spacing w:after="40" w:before="40"/>
-            </w:pPr>
-            <w:r>
-              <w:rPr>
-                <w:rFonts w:ascii="Calibri" w:cs="Calibri" w:eastAsia="Calibri" w:hAnsi="Calibri"/>
+              <w:top w:type="dxa" w:w="80"/>
+              <w:left w:type="dxa" w:w="120"/>
+              <w:bottom w:type="dxa" w:w="80"/>
+              <w:right w:type="dxa" w:w="120"/>
+            </w:tcMar>
+          </w:tcPr>
+          <w:p>
+            <w:pPr>
+              <w:spacing w:line="372" w:lineRule="auto"/>
+            </w:pPr>
+            <w:r>
+              <w:rPr>
+                <w:rFonts w:ascii="Helvetica Neue" w:cs="Helvetica Neue" w:eastAsia="Helvetica Neue" w:hAnsi="Helvetica Neue"/>
                 <w:b/>
                 <w:bCs/>
                 <w:color w:val="1E3A8A"/>
-                <w:sz w:val="21"/>
-                <w:szCs w:val="21"/>
+                <w:sz w:val="18"/>
+                <w:szCs w:val="18"/>
               </w:rPr>
               <w:t xml:space="preserve">Rôle</w:t>
             </w:r>
@@ -1069,22 +1048,26 @@
         </w:tc>
       </w:tr>
       <w:tr>
-        <w:tc>
-          <w:tcPr>
-            <w:tcMar>
-              <w:top w:type="dxa" w:w="60"/>
-              <w:left w:type="dxa" w:w="100"/>
-              <w:bottom w:type="dxa" w:w="60"/>
-              <w:right w:type="dxa" w:w="100"/>
-            </w:tcMar>
-          </w:tcPr>
-          <w:p>
-            <w:pPr>
-              <w:spacing w:after="40" w:before="40"/>
-            </w:pPr>
-            <w:r>
-              <w:rPr>
-                <w:rFonts w:ascii="Consolas" w:cs="Consolas" w:eastAsia="Consolas" w:hAnsi="Consolas"/>
+        <w:trPr>
+          <w:cantSplit/>
+        </w:trPr>
+        <w:tc>
+          <w:tcPr>
+            <w:tcMar>
+              <w:top w:type="dxa" w:w="80"/>
+              <w:left w:type="dxa" w:w="120"/>
+              <w:bottom w:type="dxa" w:w="80"/>
+              <w:right w:type="dxa" w:w="120"/>
+            </w:tcMar>
+          </w:tcPr>
+          <w:p>
+            <w:pPr>
+              <w:spacing w:line="372" w:lineRule="auto"/>
+            </w:pPr>
+            <w:r>
+              <w:rPr>
+                <w:rFonts w:ascii="Menlo" w:cs="Menlo" w:eastAsia="Menlo" w:hAnsi="Menlo"/>
+                <w:color w:val="1F2937"/>
                 <w:sz w:val="18"/>
                 <w:szCs w:val="18"/>
                 <w:shd w:fill="F1F5F9" w:val="clear"/>
@@ -1096,22 +1079,22 @@
         <w:tc>
           <w:tcPr>
             <w:tcMar>
-              <w:top w:type="dxa" w:w="60"/>
-              <w:left w:type="dxa" w:w="100"/>
-              <w:bottom w:type="dxa" w:w="60"/>
-              <w:right w:type="dxa" w:w="100"/>
-            </w:tcMar>
-          </w:tcPr>
-          <w:p>
-            <w:pPr>
-              <w:spacing w:after="40" w:before="40"/>
-            </w:pPr>
-            <w:r>
-              <w:rPr>
-                <w:rFonts w:ascii="Calibri" w:cs="Calibri" w:eastAsia="Calibri" w:hAnsi="Calibri"/>
-                <w:color w:val="1F2937"/>
-                <w:sz w:val="21"/>
-                <w:szCs w:val="21"/>
+              <w:top w:type="dxa" w:w="80"/>
+              <w:left w:type="dxa" w:w="120"/>
+              <w:bottom w:type="dxa" w:w="80"/>
+              <w:right w:type="dxa" w:w="120"/>
+            </w:tcMar>
+          </w:tcPr>
+          <w:p>
+            <w:pPr>
+              <w:spacing w:line="372" w:lineRule="auto"/>
+            </w:pPr>
+            <w:r>
+              <w:rPr>
+                <w:rFonts w:ascii="Helvetica Neue" w:cs="Helvetica Neue" w:eastAsia="Helvetica Neue" w:hAnsi="Helvetica Neue"/>
+                <w:color w:val="1F2937"/>
+                <w:sz w:val="18"/>
+                <w:szCs w:val="18"/>
               </w:rPr>
               <w:t xml:space="preserve">uuid</w:t>
             </w:r>
@@ -1120,22 +1103,22 @@
         <w:tc>
           <w:tcPr>
             <w:tcMar>
-              <w:top w:type="dxa" w:w="60"/>
-              <w:left w:type="dxa" w:w="100"/>
-              <w:bottom w:type="dxa" w:w="60"/>
-              <w:right w:type="dxa" w:w="100"/>
-            </w:tcMar>
-          </w:tcPr>
-          <w:p>
-            <w:pPr>
-              <w:spacing w:after="40" w:before="40"/>
-            </w:pPr>
-            <w:r>
-              <w:rPr>
-                <w:rFonts w:ascii="Calibri" w:cs="Calibri" w:eastAsia="Calibri" w:hAnsi="Calibri"/>
-                <w:color w:val="1F2937"/>
-                <w:sz w:val="21"/>
-                <w:szCs w:val="21"/>
+              <w:top w:type="dxa" w:w="80"/>
+              <w:left w:type="dxa" w:w="120"/>
+              <w:bottom w:type="dxa" w:w="80"/>
+              <w:right w:type="dxa" w:w="120"/>
+            </w:tcMar>
+          </w:tcPr>
+          <w:p>
+            <w:pPr>
+              <w:spacing w:line="372" w:lineRule="auto"/>
+            </w:pPr>
+            <w:r>
+              <w:rPr>
+                <w:rFonts w:ascii="Helvetica Neue" w:cs="Helvetica Neue" w:eastAsia="Helvetica Neue" w:hAnsi="Helvetica Neue"/>
+                <w:color w:val="1F2937"/>
+                <w:sz w:val="18"/>
+                <w:szCs w:val="18"/>
               </w:rPr>
               <w:t xml:space="preserve">—</w:t>
             </w:r>
@@ -1143,22 +1126,26 @@
         </w:tc>
       </w:tr>
       <w:tr>
-        <w:tc>
-          <w:tcPr>
-            <w:tcMar>
-              <w:top w:type="dxa" w:w="60"/>
-              <w:left w:type="dxa" w:w="100"/>
-              <w:bottom w:type="dxa" w:w="60"/>
-              <w:right w:type="dxa" w:w="100"/>
-            </w:tcMar>
-          </w:tcPr>
-          <w:p>
-            <w:pPr>
-              <w:spacing w:after="40" w:before="40"/>
-            </w:pPr>
-            <w:r>
-              <w:rPr>
-                <w:rFonts w:ascii="Consolas" w:cs="Consolas" w:eastAsia="Consolas" w:hAnsi="Consolas"/>
+        <w:trPr>
+          <w:cantSplit/>
+        </w:trPr>
+        <w:tc>
+          <w:tcPr>
+            <w:tcMar>
+              <w:top w:type="dxa" w:w="80"/>
+              <w:left w:type="dxa" w:w="120"/>
+              <w:bottom w:type="dxa" w:w="80"/>
+              <w:right w:type="dxa" w:w="120"/>
+            </w:tcMar>
+          </w:tcPr>
+          <w:p>
+            <w:pPr>
+              <w:spacing w:line="372" w:lineRule="auto"/>
+            </w:pPr>
+            <w:r>
+              <w:rPr>
+                <w:rFonts w:ascii="Menlo" w:cs="Menlo" w:eastAsia="Menlo" w:hAnsi="Menlo"/>
+                <w:color w:val="1F2937"/>
                 <w:sz w:val="18"/>
                 <w:szCs w:val="18"/>
                 <w:shd w:fill="F1F5F9" w:val="clear"/>
@@ -1170,22 +1157,22 @@
         <w:tc>
           <w:tcPr>
             <w:tcMar>
-              <w:top w:type="dxa" w:w="60"/>
-              <w:left w:type="dxa" w:w="100"/>
-              <w:bottom w:type="dxa" w:w="60"/>
-              <w:right w:type="dxa" w:w="100"/>
-            </w:tcMar>
-          </w:tcPr>
-          <w:p>
-            <w:pPr>
-              <w:spacing w:after="40" w:before="40"/>
-            </w:pPr>
-            <w:r>
-              <w:rPr>
-                <w:rFonts w:ascii="Calibri" w:cs="Calibri" w:eastAsia="Calibri" w:hAnsi="Calibri"/>
-                <w:color w:val="1F2937"/>
-                <w:sz w:val="21"/>
-                <w:szCs w:val="21"/>
+              <w:top w:type="dxa" w:w="80"/>
+              <w:left w:type="dxa" w:w="120"/>
+              <w:bottom w:type="dxa" w:w="80"/>
+              <w:right w:type="dxa" w:w="120"/>
+            </w:tcMar>
+          </w:tcPr>
+          <w:p>
+            <w:pPr>
+              <w:spacing w:line="372" w:lineRule="auto"/>
+            </w:pPr>
+            <w:r>
+              <w:rPr>
+                <w:rFonts w:ascii="Helvetica Neue" w:cs="Helvetica Neue" w:eastAsia="Helvetica Neue" w:hAnsi="Helvetica Neue"/>
+                <w:color w:val="1F2937"/>
+                <w:sz w:val="18"/>
+                <w:szCs w:val="18"/>
               </w:rPr>
               <w:t xml:space="preserve">text</w:t>
             </w:r>
@@ -1194,22 +1181,22 @@
         <w:tc>
           <w:tcPr>
             <w:tcMar>
-              <w:top w:type="dxa" w:w="60"/>
-              <w:left w:type="dxa" w:w="100"/>
-              <w:bottom w:type="dxa" w:w="60"/>
-              <w:right w:type="dxa" w:w="100"/>
-            </w:tcMar>
-          </w:tcPr>
-          <w:p>
-            <w:pPr>
-              <w:spacing w:after="40" w:before="40"/>
-            </w:pPr>
-            <w:r>
-              <w:rPr>
-                <w:rFonts w:ascii="Calibri" w:cs="Calibri" w:eastAsia="Calibri" w:hAnsi="Calibri"/>
-                <w:color w:val="1F2937"/>
-                <w:sz w:val="21"/>
-                <w:szCs w:val="21"/>
+              <w:top w:type="dxa" w:w="80"/>
+              <w:left w:type="dxa" w:w="120"/>
+              <w:bottom w:type="dxa" w:w="80"/>
+              <w:right w:type="dxa" w:w="120"/>
+            </w:tcMar>
+          </w:tcPr>
+          <w:p>
+            <w:pPr>
+              <w:spacing w:line="372" w:lineRule="auto"/>
+            </w:pPr>
+            <w:r>
+              <w:rPr>
+                <w:rFonts w:ascii="Helvetica Neue" w:cs="Helvetica Neue" w:eastAsia="Helvetica Neue" w:hAnsi="Helvetica Neue"/>
+                <w:color w:val="1F2937"/>
+                <w:sz w:val="18"/>
+                <w:szCs w:val="18"/>
               </w:rPr>
               <w:t xml:space="preserve">ce que voit la résidente (ex. « Oui au 12 », « Apéro dînatoire »)</w:t>
             </w:r>
@@ -1217,22 +1204,26 @@
         </w:tc>
       </w:tr>
       <w:tr>
-        <w:tc>
-          <w:tcPr>
-            <w:tcMar>
-              <w:top w:type="dxa" w:w="60"/>
-              <w:left w:type="dxa" w:w="100"/>
-              <w:bottom w:type="dxa" w:w="60"/>
-              <w:right w:type="dxa" w:w="100"/>
-            </w:tcMar>
-          </w:tcPr>
-          <w:p>
-            <w:pPr>
-              <w:spacing w:after="40" w:before="40"/>
-            </w:pPr>
-            <w:r>
-              <w:rPr>
-                <w:rFonts w:ascii="Consolas" w:cs="Consolas" w:eastAsia="Consolas" w:hAnsi="Consolas"/>
+        <w:trPr>
+          <w:cantSplit/>
+        </w:trPr>
+        <w:tc>
+          <w:tcPr>
+            <w:tcMar>
+              <w:top w:type="dxa" w:w="80"/>
+              <w:left w:type="dxa" w:w="120"/>
+              <w:bottom w:type="dxa" w:w="80"/>
+              <w:right w:type="dxa" w:w="120"/>
+            </w:tcMar>
+          </w:tcPr>
+          <w:p>
+            <w:pPr>
+              <w:spacing w:line="372" w:lineRule="auto"/>
+            </w:pPr>
+            <w:r>
+              <w:rPr>
+                <w:rFonts w:ascii="Menlo" w:cs="Menlo" w:eastAsia="Menlo" w:hAnsi="Menlo"/>
+                <w:color w:val="1F2937"/>
                 <w:sz w:val="18"/>
                 <w:szCs w:val="18"/>
                 <w:shd w:fill="F1F5F9" w:val="clear"/>
@@ -1244,42 +1235,42 @@
         <w:tc>
           <w:tcPr>
             <w:tcMar>
-              <w:top w:type="dxa" w:w="60"/>
-              <w:left w:type="dxa" w:w="100"/>
-              <w:bottom w:type="dxa" w:w="60"/>
-              <w:right w:type="dxa" w:w="100"/>
-            </w:tcMar>
-          </w:tcPr>
-          <w:p>
-            <w:pPr>
-              <w:spacing w:after="40" w:before="40"/>
-            </w:pPr>
-            <w:r>
-              <w:rPr>
-                <w:rFonts w:ascii="Calibri" w:cs="Calibri" w:eastAsia="Calibri" w:hAnsi="Calibri"/>
-                <w:color w:val="1F2937"/>
-                <w:sz w:val="21"/>
-                <w:szCs w:val="21"/>
+              <w:top w:type="dxa" w:w="80"/>
+              <w:left w:type="dxa" w:w="120"/>
+              <w:bottom w:type="dxa" w:w="80"/>
+              <w:right w:type="dxa" w:w="120"/>
+            </w:tcMar>
+          </w:tcPr>
+          <w:p>
+            <w:pPr>
+              <w:spacing w:line="372" w:lineRule="auto"/>
+            </w:pPr>
+            <w:r>
+              <w:rPr>
+                <w:rFonts w:ascii="Helvetica Neue" w:cs="Helvetica Neue" w:eastAsia="Helvetica Neue" w:hAnsi="Helvetica Neue"/>
+                <w:color w:val="1F2937"/>
+                <w:sz w:val="18"/>
+                <w:szCs w:val="18"/>
               </w:rPr>
               <w:t xml:space="preserve">text (</w:t>
             </w:r>
             <w:r>
               <w:rPr>
-                <w:rFonts w:ascii="Calibri" w:cs="Calibri" w:eastAsia="Calibri" w:hAnsi="Calibri"/>
+                <w:rFonts w:ascii="Helvetica Neue" w:cs="Helvetica Neue" w:eastAsia="Helvetica Neue" w:hAnsi="Helvetica Neue"/>
                 <w:b/>
                 <w:bCs/>
                 <w:color w:val="1F2937"/>
-                <w:sz w:val="21"/>
-                <w:szCs w:val="21"/>
+                <w:sz w:val="18"/>
+                <w:szCs w:val="18"/>
               </w:rPr>
               <w:t xml:space="preserve">non null</w:t>
             </w:r>
             <w:r>
               <w:rPr>
-                <w:rFonts w:ascii="Calibri" w:cs="Calibri" w:eastAsia="Calibri" w:hAnsi="Calibri"/>
-                <w:color w:val="1F2937"/>
-                <w:sz w:val="21"/>
-                <w:szCs w:val="21"/>
+                <w:rFonts w:ascii="Helvetica Neue" w:cs="Helvetica Neue" w:eastAsia="Helvetica Neue" w:hAnsi="Helvetica Neue"/>
+                <w:color w:val="1F2937"/>
+                <w:sz w:val="18"/>
+                <w:szCs w:val="18"/>
               </w:rPr>
               <w:t xml:space="preserve">)</w:t>
             </w:r>
@@ -1288,62 +1279,62 @@
         <w:tc>
           <w:tcPr>
             <w:tcMar>
-              <w:top w:type="dxa" w:w="60"/>
-              <w:left w:type="dxa" w:w="100"/>
-              <w:bottom w:type="dxa" w:w="60"/>
-              <w:right w:type="dxa" w:w="100"/>
-            </w:tcMar>
-          </w:tcPr>
-          <w:p>
-            <w:pPr>
-              <w:spacing w:after="40" w:before="40"/>
-            </w:pPr>
-            <w:r>
-              <w:rPr>
-                <w:rFonts w:ascii="Calibri" w:cs="Calibri" w:eastAsia="Calibri" w:hAnsi="Calibri"/>
-                <w:color w:val="1F2937"/>
-                <w:sz w:val="21"/>
-                <w:szCs w:val="21"/>
+              <w:top w:type="dxa" w:w="80"/>
+              <w:left w:type="dxa" w:w="120"/>
+              <w:bottom w:type="dxa" w:w="80"/>
+              <w:right w:type="dxa" w:w="120"/>
+            </w:tcMar>
+          </w:tcPr>
+          <w:p>
+            <w:pPr>
+              <w:spacing w:line="372" w:lineRule="auto"/>
+            </w:pPr>
+            <w:r>
+              <w:rPr>
+                <w:rFonts w:ascii="Helvetica Neue" w:cs="Helvetica Neue" w:eastAsia="Helvetica Neue" w:hAnsi="Helvetica Neue"/>
+                <w:color w:val="1F2937"/>
+                <w:sz w:val="18"/>
+                <w:szCs w:val="18"/>
               </w:rPr>
               <w:t xml:space="preserve">rattachement </w:t>
             </w:r>
             <w:r>
               <w:rPr>
-                <w:rFonts w:ascii="Calibri" w:cs="Calibri" w:eastAsia="Calibri" w:hAnsi="Calibri"/>
+                <w:rFonts w:ascii="Helvetica Neue" w:cs="Helvetica Neue" w:eastAsia="Helvetica Neue" w:hAnsi="Helvetica Neue"/>
                 <w:b/>
                 <w:bCs/>
                 <w:color w:val="1F2937"/>
-                <w:sz w:val="21"/>
-                <w:szCs w:val="21"/>
+                <w:sz w:val="18"/>
+                <w:szCs w:val="18"/>
               </w:rPr>
               <w:t xml:space="preserve">pour la compta</w:t>
             </w:r>
             <w:r>
               <w:rPr>
-                <w:rFonts w:ascii="Calibri" w:cs="Calibri" w:eastAsia="Calibri" w:hAnsi="Calibri"/>
-                <w:color w:val="1F2937"/>
-                <w:sz w:val="21"/>
-                <w:szCs w:val="21"/>
+                <w:rFonts w:ascii="Helvetica Neue" w:cs="Helvetica Neue" w:eastAsia="Helvetica Neue" w:hAnsi="Helvetica Neue"/>
+                <w:color w:val="1F2937"/>
+                <w:sz w:val="18"/>
+                <w:szCs w:val="18"/>
               </w:rPr>
               <w:t xml:space="preserve"> : « 12 », « 36 », ou « </w:t>
             </w:r>
             <w:r>
               <w:rPr>
-                <w:rFonts w:ascii="Calibri" w:cs="Calibri" w:eastAsia="Calibri" w:hAnsi="Calibri"/>
+                <w:rFonts w:ascii="Helvetica Neue" w:cs="Helvetica Neue" w:eastAsia="Helvetica Neue" w:hAnsi="Helvetica Neue"/>
                 <w:b/>
                 <w:bCs/>
                 <w:color w:val="1F2937"/>
-                <w:sz w:val="21"/>
-                <w:szCs w:val="21"/>
+                <w:sz w:val="18"/>
+                <w:szCs w:val="18"/>
               </w:rPr>
               <w:t xml:space="preserve">personne</w:t>
             </w:r>
             <w:r>
               <w:rPr>
-                <w:rFonts w:ascii="Calibri" w:cs="Calibri" w:eastAsia="Calibri" w:hAnsi="Calibri"/>
-                <w:color w:val="1F2937"/>
-                <w:sz w:val="21"/>
-                <w:szCs w:val="21"/>
+                <w:rFonts w:ascii="Helvetica Neue" w:cs="Helvetica Neue" w:eastAsia="Helvetica Neue" w:hAnsi="Helvetica Neue"/>
+                <w:color w:val="1F2937"/>
+                <w:sz w:val="18"/>
+                <w:szCs w:val="18"/>
               </w:rPr>
               <w:t xml:space="preserve"> » (= résidence de l'inscrite qui choisit l'option, ex. pique-nique)</w:t>
             </w:r>
@@ -1351,22 +1342,26 @@
         </w:tc>
       </w:tr>
       <w:tr>
-        <w:tc>
-          <w:tcPr>
-            <w:tcMar>
-              <w:top w:type="dxa" w:w="60"/>
-              <w:left w:type="dxa" w:w="100"/>
-              <w:bottom w:type="dxa" w:w="60"/>
-              <w:right w:type="dxa" w:w="100"/>
-            </w:tcMar>
-          </w:tcPr>
-          <w:p>
-            <w:pPr>
-              <w:spacing w:after="40" w:before="40"/>
-            </w:pPr>
-            <w:r>
-              <w:rPr>
-                <w:rFonts w:ascii="Consolas" w:cs="Consolas" w:eastAsia="Consolas" w:hAnsi="Consolas"/>
+        <w:trPr>
+          <w:cantSplit/>
+        </w:trPr>
+        <w:tc>
+          <w:tcPr>
+            <w:tcMar>
+              <w:top w:type="dxa" w:w="80"/>
+              <w:left w:type="dxa" w:w="120"/>
+              <w:bottom w:type="dxa" w:w="80"/>
+              <w:right w:type="dxa" w:w="120"/>
+            </w:tcMar>
+          </w:tcPr>
+          <w:p>
+            <w:pPr>
+              <w:spacing w:line="372" w:lineRule="auto"/>
+            </w:pPr>
+            <w:r>
+              <w:rPr>
+                <w:rFonts w:ascii="Menlo" w:cs="Menlo" w:eastAsia="Menlo" w:hAnsi="Menlo"/>
+                <w:color w:val="1F2937"/>
                 <w:sz w:val="18"/>
                 <w:szCs w:val="18"/>
                 <w:shd w:fill="F1F5F9" w:val="clear"/>
@@ -1378,22 +1373,22 @@
         <w:tc>
           <w:tcPr>
             <w:tcMar>
-              <w:top w:type="dxa" w:w="60"/>
-              <w:left w:type="dxa" w:w="100"/>
-              <w:bottom w:type="dxa" w:w="60"/>
-              <w:right w:type="dxa" w:w="100"/>
-            </w:tcMar>
-          </w:tcPr>
-          <w:p>
-            <w:pPr>
-              <w:spacing w:after="40" w:before="40"/>
-            </w:pPr>
-            <w:r>
-              <w:rPr>
-                <w:rFonts w:ascii="Calibri" w:cs="Calibri" w:eastAsia="Calibri" w:hAnsi="Calibri"/>
-                <w:color w:val="1F2937"/>
-                <w:sz w:val="21"/>
-                <w:szCs w:val="21"/>
+              <w:top w:type="dxa" w:w="80"/>
+              <w:left w:type="dxa" w:w="120"/>
+              <w:bottom w:type="dxa" w:w="80"/>
+              <w:right w:type="dxa" w:w="120"/>
+            </w:tcMar>
+          </w:tcPr>
+          <w:p>
+            <w:pPr>
+              <w:spacing w:line="372" w:lineRule="auto"/>
+            </w:pPr>
+            <w:r>
+              <w:rPr>
+                <w:rFonts w:ascii="Helvetica Neue" w:cs="Helvetica Neue" w:eastAsia="Helvetica Neue" w:hAnsi="Helvetica Neue"/>
+                <w:color w:val="1F2937"/>
+                <w:sz w:val="18"/>
+                <w:szCs w:val="18"/>
               </w:rPr>
               <w:t xml:space="preserve">int (défaut 0)</w:t>
             </w:r>
@@ -1402,42 +1397,42 @@
         <w:tc>
           <w:tcPr>
             <w:tcMar>
-              <w:top w:type="dxa" w:w="60"/>
-              <w:left w:type="dxa" w:w="100"/>
-              <w:bottom w:type="dxa" w:w="60"/>
-              <w:right w:type="dxa" w:w="100"/>
-            </w:tcMar>
-          </w:tcPr>
-          <w:p>
-            <w:pPr>
-              <w:spacing w:after="40" w:before="40"/>
-            </w:pPr>
-            <w:r>
-              <w:rPr>
-                <w:rFonts w:ascii="Calibri" w:cs="Calibri" w:eastAsia="Calibri" w:hAnsi="Calibri"/>
-                <w:color w:val="1F2937"/>
-                <w:sz w:val="21"/>
-                <w:szCs w:val="21"/>
+              <w:top w:type="dxa" w:w="80"/>
+              <w:left w:type="dxa" w:w="120"/>
+              <w:bottom w:type="dxa" w:w="80"/>
+              <w:right w:type="dxa" w:w="120"/>
+            </w:tcMar>
+          </w:tcPr>
+          <w:p>
+            <w:pPr>
+              <w:spacing w:line="372" w:lineRule="auto"/>
+            </w:pPr>
+            <w:r>
+              <w:rPr>
+                <w:rFonts w:ascii="Helvetica Neue" w:cs="Helvetica Neue" w:eastAsia="Helvetica Neue" w:hAnsi="Helvetica Neue"/>
+                <w:color w:val="1F2937"/>
+                <w:sz w:val="18"/>
+                <w:szCs w:val="18"/>
               </w:rPr>
               <w:t xml:space="preserve">nombre de </w:t>
             </w:r>
             <w:r>
               <w:rPr>
-                <w:rFonts w:ascii="Calibri" w:cs="Calibri" w:eastAsia="Calibri" w:hAnsi="Calibri"/>
+                <w:rFonts w:ascii="Helvetica Neue" w:cs="Helvetica Neue" w:eastAsia="Helvetica Neue" w:hAnsi="Helvetica Neue"/>
                 <w:b/>
                 <w:bCs/>
                 <w:color w:val="1F2937"/>
-                <w:sz w:val="21"/>
-                <w:szCs w:val="21"/>
+                <w:sz w:val="18"/>
+                <w:szCs w:val="18"/>
               </w:rPr>
               <w:t xml:space="preserve">jours avant</w:t>
             </w:r>
             <w:r>
               <w:rPr>
-                <w:rFonts w:ascii="Calibri" w:cs="Calibri" w:eastAsia="Calibri" w:hAnsi="Calibri"/>
-                <w:color w:val="1F2937"/>
-                <w:sz w:val="21"/>
-                <w:szCs w:val="21"/>
+                <w:rFonts w:ascii="Helvetica Neue" w:cs="Helvetica Neue" w:eastAsia="Helvetica Neue" w:hAnsi="Helvetica Neue"/>
+                <w:color w:val="1F2937"/>
+                <w:sz w:val="18"/>
+                <w:szCs w:val="18"/>
               </w:rPr>
               <w:t xml:space="preserve"> la consommation où l'option doit être commandée (ex. pique-nique = 1) ; 0 = jour même</w:t>
             </w:r>
@@ -1445,22 +1440,26 @@
         </w:tc>
       </w:tr>
       <w:tr>
-        <w:tc>
-          <w:tcPr>
-            <w:tcMar>
-              <w:top w:type="dxa" w:w="60"/>
-              <w:left w:type="dxa" w:w="100"/>
-              <w:bottom w:type="dxa" w:w="60"/>
-              <w:right w:type="dxa" w:w="100"/>
-            </w:tcMar>
-          </w:tcPr>
-          <w:p>
-            <w:pPr>
-              <w:spacing w:after="40" w:before="40"/>
-            </w:pPr>
-            <w:r>
-              <w:rPr>
-                <w:rFonts w:ascii="Consolas" w:cs="Consolas" w:eastAsia="Consolas" w:hAnsi="Consolas"/>
+        <w:trPr>
+          <w:cantSplit/>
+        </w:trPr>
+        <w:tc>
+          <w:tcPr>
+            <w:tcMar>
+              <w:top w:type="dxa" w:w="80"/>
+              <w:left w:type="dxa" w:w="120"/>
+              <w:bottom w:type="dxa" w:w="80"/>
+              <w:right w:type="dxa" w:w="120"/>
+            </w:tcMar>
+          </w:tcPr>
+          <w:p>
+            <w:pPr>
+              <w:spacing w:line="372" w:lineRule="auto"/>
+            </w:pPr>
+            <w:r>
+              <w:rPr>
+                <w:rFonts w:ascii="Menlo" w:cs="Menlo" w:eastAsia="Menlo" w:hAnsi="Menlo"/>
+                <w:color w:val="1F2937"/>
                 <w:sz w:val="18"/>
                 <w:szCs w:val="18"/>
                 <w:shd w:fill="F1F5F9" w:val="clear"/>
@@ -1472,22 +1471,22 @@
         <w:tc>
           <w:tcPr>
             <w:tcMar>
-              <w:top w:type="dxa" w:w="60"/>
-              <w:left w:type="dxa" w:w="100"/>
-              <w:bottom w:type="dxa" w:w="60"/>
-              <w:right w:type="dxa" w:w="100"/>
-            </w:tcMar>
-          </w:tcPr>
-          <w:p>
-            <w:pPr>
-              <w:spacing w:after="40" w:before="40"/>
-            </w:pPr>
-            <w:r>
-              <w:rPr>
-                <w:rFonts w:ascii="Calibri" w:cs="Calibri" w:eastAsia="Calibri" w:hAnsi="Calibri"/>
-                <w:color w:val="1F2937"/>
-                <w:sz w:val="21"/>
-                <w:szCs w:val="21"/>
+              <w:top w:type="dxa" w:w="80"/>
+              <w:left w:type="dxa" w:w="120"/>
+              <w:bottom w:type="dxa" w:w="80"/>
+              <w:right w:type="dxa" w:w="120"/>
+            </w:tcMar>
+          </w:tcPr>
+          <w:p>
+            <w:pPr>
+              <w:spacing w:line="372" w:lineRule="auto"/>
+            </w:pPr>
+            <w:r>
+              <w:rPr>
+                <w:rFonts w:ascii="Helvetica Neue" w:cs="Helvetica Neue" w:eastAsia="Helvetica Neue" w:hAnsi="Helvetica Neue"/>
+                <w:color w:val="1F2937"/>
+                <w:sz w:val="18"/>
+                <w:szCs w:val="18"/>
               </w:rPr>
               <w:t xml:space="preserve">bool</w:t>
             </w:r>
@@ -1496,22 +1495,22 @@
         <w:tc>
           <w:tcPr>
             <w:tcMar>
-              <w:top w:type="dxa" w:w="60"/>
-              <w:left w:type="dxa" w:w="100"/>
-              <w:bottom w:type="dxa" w:w="60"/>
-              <w:right w:type="dxa" w:w="100"/>
-            </w:tcMar>
-          </w:tcPr>
-          <w:p>
-            <w:pPr>
-              <w:spacing w:after="40" w:before="40"/>
-            </w:pPr>
-            <w:r>
-              <w:rPr>
-                <w:rFonts w:ascii="Calibri" w:cs="Calibri" w:eastAsia="Calibri" w:hAnsi="Calibri"/>
-                <w:color w:val="1F2937"/>
-                <w:sz w:val="21"/>
-                <w:szCs w:val="21"/>
+              <w:top w:type="dxa" w:w="80"/>
+              <w:left w:type="dxa" w:w="120"/>
+              <w:bottom w:type="dxa" w:w="80"/>
+              <w:right w:type="dxa" w:w="120"/>
+            </w:tcMar>
+          </w:tcPr>
+          <w:p>
+            <w:pPr>
+              <w:spacing w:line="372" w:lineRule="auto"/>
+            </w:pPr>
+            <w:r>
+              <w:rPr>
+                <w:rFonts w:ascii="Helvetica Neue" w:cs="Helvetica Neue" w:eastAsia="Helvetica Neue" w:hAnsi="Helvetica Neue"/>
+                <w:color w:val="1F2937"/>
+                <w:sz w:val="18"/>
+                <w:szCs w:val="18"/>
               </w:rPr>
               <w:t xml:space="preserve">réservée à l'intendance</w:t>
             </w:r>
@@ -1519,22 +1518,26 @@
         </w:tc>
       </w:tr>
       <w:tr>
-        <w:tc>
-          <w:tcPr>
-            <w:tcMar>
-              <w:top w:type="dxa" w:w="60"/>
-              <w:left w:type="dxa" w:w="100"/>
-              <w:bottom w:type="dxa" w:w="60"/>
-              <w:right w:type="dxa" w:w="100"/>
-            </w:tcMar>
-          </w:tcPr>
-          <w:p>
-            <w:pPr>
-              <w:spacing w:after="40" w:before="40"/>
-            </w:pPr>
-            <w:r>
-              <w:rPr>
-                <w:rFonts w:ascii="Consolas" w:cs="Consolas" w:eastAsia="Consolas" w:hAnsi="Consolas"/>
+        <w:trPr>
+          <w:cantSplit/>
+        </w:trPr>
+        <w:tc>
+          <w:tcPr>
+            <w:tcMar>
+              <w:top w:type="dxa" w:w="80"/>
+              <w:left w:type="dxa" w:w="120"/>
+              <w:bottom w:type="dxa" w:w="80"/>
+              <w:right w:type="dxa" w:w="120"/>
+            </w:tcMar>
+          </w:tcPr>
+          <w:p>
+            <w:pPr>
+              <w:spacing w:line="372" w:lineRule="auto"/>
+            </w:pPr>
+            <w:r>
+              <w:rPr>
+                <w:rFonts w:ascii="Menlo" w:cs="Menlo" w:eastAsia="Menlo" w:hAnsi="Menlo"/>
+                <w:color w:val="1F2937"/>
                 <w:sz w:val="18"/>
                 <w:szCs w:val="18"/>
                 <w:shd w:fill="F1F5F9" w:val="clear"/>
@@ -1546,22 +1549,22 @@
         <w:tc>
           <w:tcPr>
             <w:tcMar>
-              <w:top w:type="dxa" w:w="60"/>
-              <w:left w:type="dxa" w:w="100"/>
-              <w:bottom w:type="dxa" w:w="60"/>
-              <w:right w:type="dxa" w:w="100"/>
-            </w:tcMar>
-          </w:tcPr>
-          <w:p>
-            <w:pPr>
-              <w:spacing w:after="40" w:before="40"/>
-            </w:pPr>
-            <w:r>
-              <w:rPr>
-                <w:rFonts w:ascii="Calibri" w:cs="Calibri" w:eastAsia="Calibri" w:hAnsi="Calibri"/>
-                <w:color w:val="1F2937"/>
-                <w:sz w:val="21"/>
-                <w:szCs w:val="21"/>
+              <w:top w:type="dxa" w:w="80"/>
+              <w:left w:type="dxa" w:w="120"/>
+              <w:bottom w:type="dxa" w:w="80"/>
+              <w:right w:type="dxa" w:w="120"/>
+            </w:tcMar>
+          </w:tcPr>
+          <w:p>
+            <w:pPr>
+              <w:spacing w:line="372" w:lineRule="auto"/>
+            </w:pPr>
+            <w:r>
+              <w:rPr>
+                <w:rFonts w:ascii="Helvetica Neue" w:cs="Helvetica Neue" w:eastAsia="Helvetica Neue" w:hAnsi="Helvetica Neue"/>
+                <w:color w:val="1F2937"/>
+                <w:sz w:val="18"/>
+                <w:szCs w:val="18"/>
               </w:rPr>
               <w:t xml:space="preserve">bool</w:t>
             </w:r>
@@ -1570,22 +1573,22 @@
         <w:tc>
           <w:tcPr>
             <w:tcMar>
-              <w:top w:type="dxa" w:w="60"/>
-              <w:left w:type="dxa" w:w="100"/>
-              <w:bottom w:type="dxa" w:w="60"/>
-              <w:right w:type="dxa" w:w="100"/>
-            </w:tcMar>
-          </w:tcPr>
-          <w:p>
-            <w:pPr>
-              <w:spacing w:after="40" w:before="40"/>
-            </w:pPr>
-            <w:r>
-              <w:rPr>
-                <w:rFonts w:ascii="Calibri" w:cs="Calibri" w:eastAsia="Calibri" w:hAnsi="Calibri"/>
-                <w:color w:val="1F2937"/>
-                <w:sz w:val="21"/>
-                <w:szCs w:val="21"/>
+              <w:top w:type="dxa" w:w="80"/>
+              <w:left w:type="dxa" w:w="120"/>
+              <w:bottom w:type="dxa" w:w="80"/>
+              <w:right w:type="dxa" w:w="120"/>
+            </w:tcMar>
+          </w:tcPr>
+          <w:p>
+            <w:pPr>
+              <w:spacing w:line="372" w:lineRule="auto"/>
+            </w:pPr>
+            <w:r>
+              <w:rPr>
+                <w:rFonts w:ascii="Helvetica Neue" w:cs="Helvetica Neue" w:eastAsia="Helvetica Neue" w:hAnsi="Helvetica Neue"/>
+                <w:color w:val="1F2937"/>
+                <w:sz w:val="18"/>
+                <w:szCs w:val="18"/>
               </w:rPr>
               <w:t xml:space="preserve">encore proposable</w:t>
             </w:r>
@@ -1595,21 +1598,21 @@
     </w:tbl>
     <w:p>
       <w:pPr>
-        <w:spacing w:after="120"/>
+        <w:spacing w:after="160"/>
       </w:pPr>
     </w:p>
     <w:p>
       <w:pPr>
         <w:pBdr>
-          <w:left w:val="single" w:color="93C5FD" w:sz="12" w:space="8"/>
+          <w:left w:val="single" w:color="93C5FD" w:sz="18" w:space="10"/>
         </w:pBdr>
-        <w:spacing w:after="120"/>
-      </w:pPr>
-      <w:r>
-        <w:rPr>
-          <w:rFonts w:ascii="Calibri" w:cs="Calibri" w:eastAsia="Calibri" w:hAnsi="Calibri"/>
-          <w:i/>
-          <w:iCs/>
+        <w:shd w:fill="F8FAFC" w:val="clear"/>
+        <w:spacing w:after="160" w:before="160" w:line="372" w:lineRule="auto"/>
+        <w:ind w:left="200"/>
+      </w:pPr>
+      <w:r>
+        <w:rPr>
+          <w:rFonts w:ascii="Helvetica Neue" w:cs="Helvetica Neue" w:eastAsia="Helvetica Neue" w:hAnsi="Helvetica Neue"/>
           <w:color w:val="334155"/>
           <w:sz w:val="21"/>
           <w:szCs w:val="21"/>
@@ -1618,9 +1621,7 @@
       </w:r>
       <w:r>
         <w:rPr>
-          <w:rFonts w:ascii="Consolas" w:cs="Consolas" w:eastAsia="Consolas" w:hAnsi="Consolas"/>
-          <w:i/>
-          <w:iCs/>
+          <w:rFonts w:ascii="Menlo" w:cs="Menlo" w:eastAsia="Menlo" w:hAnsi="Menlo"/>
           <w:color w:val="334155"/>
           <w:sz w:val="18"/>
           <w:szCs w:val="18"/>
@@ -1630,9 +1631,7 @@
       </w:r>
       <w:r>
         <w:rPr>
-          <w:rFonts w:ascii="Calibri" w:cs="Calibri" w:eastAsia="Calibri" w:hAnsi="Calibri"/>
-          <w:i/>
-          <w:iCs/>
+          <w:rFonts w:ascii="Helvetica Neue" w:cs="Helvetica Neue" w:eastAsia="Helvetica Neue" w:hAnsi="Helvetica Neue"/>
           <w:color w:val="334155"/>
           <w:sz w:val="21"/>
           <w:szCs w:val="21"/>
@@ -1641,11 +1640,9 @@
       </w:r>
       <w:r>
         <w:rPr>
-          <w:rFonts w:ascii="Calibri" w:cs="Calibri" w:eastAsia="Calibri" w:hAnsi="Calibri"/>
-          <w:b/>
-          <w:bCs/>
-          <w:i/>
-          <w:iCs/>
+          <w:rFonts w:ascii="Helvetica Neue" w:cs="Helvetica Neue" w:eastAsia="Helvetica Neue" w:hAnsi="Helvetica Neue"/>
+          <w:b/>
+          <w:bCs/>
           <w:color w:val="334155"/>
           <w:sz w:val="21"/>
           <w:szCs w:val="21"/>
@@ -1654,9 +1651,7 @@
       </w:r>
       <w:r>
         <w:rPr>
-          <w:rFonts w:ascii="Calibri" w:cs="Calibri" w:eastAsia="Calibri" w:hAnsi="Calibri"/>
-          <w:i/>
-          <w:iCs/>
+          <w:rFonts w:ascii="Helvetica Neue" w:cs="Helvetica Neue" w:eastAsia="Helvetica Neue" w:hAnsi="Helvetica Neue"/>
           <w:color w:val="334155"/>
           <w:sz w:val="21"/>
           <w:szCs w:val="21"/>
@@ -1667,27 +1662,28 @@
     <w:p>
       <w:pPr>
         <w:pStyle w:val="Heading3"/>
-        <w:spacing w:after="120" w:before="240"/>
-      </w:pPr>
-      <w:r>
-        <w:rPr>
-          <w:rFonts w:ascii="Calibri" w:cs="Calibri" w:eastAsia="Calibri" w:hAnsi="Calibri"/>
+        <w:keepNext/>
+        <w:spacing w:after="80" w:before="280" w:line="372" w:lineRule="auto"/>
+      </w:pPr>
+      <w:r>
+        <w:rPr>
+          <w:rFonts w:ascii="Helvetica Neue" w:cs="Helvetica Neue" w:eastAsia="Helvetica Neue" w:hAnsi="Helvetica Neue"/>
           <w:b/>
           <w:bCs/>
           <w:color w:val="1E40AF"/>
-          <w:sz w:val="24"/>
-          <w:szCs w:val="24"/>
+          <w:sz w:val="23"/>
+          <w:szCs w:val="23"/>
         </w:rPr>
         <w:t xml:space="preserve">3.2 Options ouvertes par service — </w:t>
       </w:r>
       <w:r>
         <w:rPr>
-          <w:rFonts w:ascii="Consolas" w:cs="Consolas" w:eastAsia="Consolas" w:hAnsi="Consolas"/>
+          <w:rFonts w:ascii="Menlo" w:cs="Menlo" w:eastAsia="Menlo" w:hAnsi="Menlo"/>
           <w:b/>
           <w:bCs/>
           <w:color w:val="1E40AF"/>
-          <w:sz w:val="24"/>
-          <w:szCs w:val="24"/>
+          <w:sz w:val="18"/>
+          <w:szCs w:val="18"/>
           <w:shd w:fill="F1F5F9" w:val="clear"/>
         </w:rPr>
         <w:t xml:space="preserve">meal_service_options</w:t>
@@ -1695,11 +1691,11 @@
     </w:p>
     <w:p>
       <w:pPr>
-        <w:spacing w:after="120"/>
-      </w:pPr>
-      <w:r>
-        <w:rPr>
-          <w:rFonts w:ascii="Calibri" w:cs="Calibri" w:eastAsia="Calibri" w:hAnsi="Calibri"/>
+        <w:spacing w:after="210" w:before="0" w:line="372" w:lineRule="auto"/>
+      </w:pPr>
+      <w:r>
+        <w:rPr>
+          <w:rFonts w:ascii="Helvetica Neue" w:cs="Helvetica Neue" w:eastAsia="Helvetica Neue" w:hAnsi="Helvetica Neue"/>
           <w:color w:val="1F2937"/>
           <w:sz w:val="21"/>
           <w:szCs w:val="21"/>
@@ -1708,7 +1704,7 @@
       </w:r>
       <w:r>
         <w:rPr>
-          <w:rFonts w:ascii="Calibri" w:cs="Calibri" w:eastAsia="Calibri" w:hAnsi="Calibri"/>
+          <w:rFonts w:ascii="Helvetica Neue" w:cs="Helvetica Neue" w:eastAsia="Helvetica Neue" w:hAnsi="Helvetica Neue"/>
           <w:b/>
           <w:bCs/>
           <w:color w:val="1F2937"/>
@@ -1719,7 +1715,7 @@
       </w:r>
       <w:r>
         <w:rPr>
-          <w:rFonts w:ascii="Calibri" w:cs="Calibri" w:eastAsia="Calibri" w:hAnsi="Calibri"/>
+          <w:rFonts w:ascii="Helvetica Neue" w:cs="Helvetica Neue" w:eastAsia="Helvetica Neue" w:hAnsi="Helvetica Neue"/>
           <w:color w:val="1F2937"/>
           <w:sz w:val="21"/>
           <w:szCs w:val="21"/>
@@ -1731,12 +1727,12 @@
       <w:tblPr>
         <w:tblW w:type="pct" w:w="100%"/>
         <w:tblBorders>
-          <w:top w:val="single" w:color="CBD5E1" w:sz="4"/>
-          <w:left w:val="single" w:color="CBD5E1" w:sz="4"/>
-          <w:bottom w:val="single" w:color="CBD5E1" w:sz="4"/>
-          <w:right w:val="single" w:color="CBD5E1" w:sz="4"/>
-          <w:insideH w:val="single" w:color="CBD5E1" w:sz="4"/>
-          <w:insideV w:val="single" w:color="CBD5E1" w:sz="4"/>
+          <w:top w:val="single" w:color="CBD5E1" w:sz="6" w:space="0"/>
+          <w:left w:val="single" w:color="CBD5E1" w:sz="6" w:space="0"/>
+          <w:bottom w:val="single" w:color="CBD5E1" w:sz="6" w:space="0"/>
+          <w:right w:val="single" w:color="CBD5E1" w:sz="6" w:space="0"/>
+          <w:insideH w:val="single" w:color="CBD5E1" w:sz="6" w:space="0"/>
+          <w:insideV w:val="single" w:color="CBD5E1" w:sz="6" w:space="0"/>
         </w:tblBorders>
       </w:tblPr>
       <w:tblGrid>
@@ -1745,30 +1741,31 @@
       </w:tblGrid>
       <w:tr>
         <w:trPr>
+          <w:cantSplit/>
           <w:tblHeader/>
         </w:trPr>
         <w:tc>
           <w:tcPr>
             <w:shd w:fill="EFF6FF" w:val="clear"/>
             <w:tcMar>
-              <w:top w:type="dxa" w:w="60"/>
-              <w:left w:type="dxa" w:w="100"/>
-              <w:bottom w:type="dxa" w:w="60"/>
-              <w:right w:type="dxa" w:w="100"/>
-            </w:tcMar>
-          </w:tcPr>
-          <w:p>
-            <w:pPr>
-              <w:spacing w:after="40" w:before="40"/>
-            </w:pPr>
-            <w:r>
-              <w:rPr>
-                <w:rFonts w:ascii="Calibri" w:cs="Calibri" w:eastAsia="Calibri" w:hAnsi="Calibri"/>
+              <w:top w:type="dxa" w:w="80"/>
+              <w:left w:type="dxa" w:w="120"/>
+              <w:bottom w:type="dxa" w:w="80"/>
+              <w:right w:type="dxa" w:w="120"/>
+            </w:tcMar>
+          </w:tcPr>
+          <w:p>
+            <w:pPr>
+              <w:spacing w:line="372" w:lineRule="auto"/>
+            </w:pPr>
+            <w:r>
+              <w:rPr>
+                <w:rFonts w:ascii="Helvetica Neue" w:cs="Helvetica Neue" w:eastAsia="Helvetica Neue" w:hAnsi="Helvetica Neue"/>
                 <w:b/>
                 <w:bCs/>
                 <w:color w:val="1E3A8A"/>
-                <w:sz w:val="21"/>
-                <w:szCs w:val="21"/>
+                <w:sz w:val="18"/>
+                <w:szCs w:val="18"/>
               </w:rPr>
               <w:t xml:space="preserve">Colonne</w:t>
             </w:r>
@@ -1778,24 +1775,24 @@
           <w:tcPr>
             <w:shd w:fill="EFF6FF" w:val="clear"/>
             <w:tcMar>
-              <w:top w:type="dxa" w:w="60"/>
-              <w:left w:type="dxa" w:w="100"/>
-              <w:bottom w:type="dxa" w:w="60"/>
-              <w:right w:type="dxa" w:w="100"/>
-            </w:tcMar>
-          </w:tcPr>
-          <w:p>
-            <w:pPr>
-              <w:spacing w:after="40" w:before="40"/>
-            </w:pPr>
-            <w:r>
-              <w:rPr>
-                <w:rFonts w:ascii="Calibri" w:cs="Calibri" w:eastAsia="Calibri" w:hAnsi="Calibri"/>
+              <w:top w:type="dxa" w:w="80"/>
+              <w:left w:type="dxa" w:w="120"/>
+              <w:bottom w:type="dxa" w:w="80"/>
+              <w:right w:type="dxa" w:w="120"/>
+            </w:tcMar>
+          </w:tcPr>
+          <w:p>
+            <w:pPr>
+              <w:spacing w:line="372" w:lineRule="auto"/>
+            </w:pPr>
+            <w:r>
+              <w:rPr>
+                <w:rFonts w:ascii="Helvetica Neue" w:cs="Helvetica Neue" w:eastAsia="Helvetica Neue" w:hAnsi="Helvetica Neue"/>
                 <w:b/>
                 <w:bCs/>
                 <w:color w:val="1E3A8A"/>
-                <w:sz w:val="21"/>
-                <w:szCs w:val="21"/>
+                <w:sz w:val="18"/>
+                <w:szCs w:val="18"/>
               </w:rPr>
               <w:t xml:space="preserve">Type</w:t>
             </w:r>
@@ -1803,22 +1800,26 @@
         </w:tc>
       </w:tr>
       <w:tr>
-        <w:tc>
-          <w:tcPr>
-            <w:tcMar>
-              <w:top w:type="dxa" w:w="60"/>
-              <w:left w:type="dxa" w:w="100"/>
-              <w:bottom w:type="dxa" w:w="60"/>
-              <w:right w:type="dxa" w:w="100"/>
-            </w:tcMar>
-          </w:tcPr>
-          <w:p>
-            <w:pPr>
-              <w:spacing w:after="40" w:before="40"/>
-            </w:pPr>
-            <w:r>
-              <w:rPr>
-                <w:rFonts w:ascii="Consolas" w:cs="Consolas" w:eastAsia="Consolas" w:hAnsi="Consolas"/>
+        <w:trPr>
+          <w:cantSplit/>
+        </w:trPr>
+        <w:tc>
+          <w:tcPr>
+            <w:tcMar>
+              <w:top w:type="dxa" w:w="80"/>
+              <w:left w:type="dxa" w:w="120"/>
+              <w:bottom w:type="dxa" w:w="80"/>
+              <w:right w:type="dxa" w:w="120"/>
+            </w:tcMar>
+          </w:tcPr>
+          <w:p>
+            <w:pPr>
+              <w:spacing w:line="372" w:lineRule="auto"/>
+            </w:pPr>
+            <w:r>
+              <w:rPr>
+                <w:rFonts w:ascii="Menlo" w:cs="Menlo" w:eastAsia="Menlo" w:hAnsi="Menlo"/>
+                <w:color w:val="1F2937"/>
                 <w:sz w:val="18"/>
                 <w:szCs w:val="18"/>
                 <w:shd w:fill="F1F5F9" w:val="clear"/>
@@ -1830,22 +1831,22 @@
         <w:tc>
           <w:tcPr>
             <w:tcMar>
-              <w:top w:type="dxa" w:w="60"/>
-              <w:left w:type="dxa" w:w="100"/>
-              <w:bottom w:type="dxa" w:w="60"/>
-              <w:right w:type="dxa" w:w="100"/>
-            </w:tcMar>
-          </w:tcPr>
-          <w:p>
-            <w:pPr>
-              <w:spacing w:after="40" w:before="40"/>
-            </w:pPr>
-            <w:r>
-              <w:rPr>
-                <w:rFonts w:ascii="Calibri" w:cs="Calibri" w:eastAsia="Calibri" w:hAnsi="Calibri"/>
-                <w:color w:val="1F2937"/>
-                <w:sz w:val="21"/>
-                <w:szCs w:val="21"/>
+              <w:top w:type="dxa" w:w="80"/>
+              <w:left w:type="dxa" w:w="120"/>
+              <w:bottom w:type="dxa" w:w="80"/>
+              <w:right w:type="dxa" w:w="120"/>
+            </w:tcMar>
+          </w:tcPr>
+          <w:p>
+            <w:pPr>
+              <w:spacing w:line="372" w:lineRule="auto"/>
+            </w:pPr>
+            <w:r>
+              <w:rPr>
+                <w:rFonts w:ascii="Helvetica Neue" w:cs="Helvetica Neue" w:eastAsia="Helvetica Neue" w:hAnsi="Helvetica Neue"/>
+                <w:color w:val="1F2937"/>
+                <w:sz w:val="18"/>
+                <w:szCs w:val="18"/>
               </w:rPr>
               <w:t xml:space="preserve">uuid</w:t>
             </w:r>
@@ -1853,22 +1854,26 @@
         </w:tc>
       </w:tr>
       <w:tr>
-        <w:tc>
-          <w:tcPr>
-            <w:tcMar>
-              <w:top w:type="dxa" w:w="60"/>
-              <w:left w:type="dxa" w:w="100"/>
-              <w:bottom w:type="dxa" w:w="60"/>
-              <w:right w:type="dxa" w:w="100"/>
-            </w:tcMar>
-          </w:tcPr>
-          <w:p>
-            <w:pPr>
-              <w:spacing w:after="40" w:before="40"/>
-            </w:pPr>
-            <w:r>
-              <w:rPr>
-                <w:rFonts w:ascii="Consolas" w:cs="Consolas" w:eastAsia="Consolas" w:hAnsi="Consolas"/>
+        <w:trPr>
+          <w:cantSplit/>
+        </w:trPr>
+        <w:tc>
+          <w:tcPr>
+            <w:tcMar>
+              <w:top w:type="dxa" w:w="80"/>
+              <w:left w:type="dxa" w:w="120"/>
+              <w:bottom w:type="dxa" w:w="80"/>
+              <w:right w:type="dxa" w:w="120"/>
+            </w:tcMar>
+          </w:tcPr>
+          <w:p>
+            <w:pPr>
+              <w:spacing w:line="372" w:lineRule="auto"/>
+            </w:pPr>
+            <w:r>
+              <w:rPr>
+                <w:rFonts w:ascii="Menlo" w:cs="Menlo" w:eastAsia="Menlo" w:hAnsi="Menlo"/>
+                <w:color w:val="1F2937"/>
                 <w:sz w:val="18"/>
                 <w:szCs w:val="18"/>
                 <w:shd w:fill="F1F5F9" w:val="clear"/>
@@ -1880,22 +1885,22 @@
         <w:tc>
           <w:tcPr>
             <w:tcMar>
-              <w:top w:type="dxa" w:w="60"/>
-              <w:left w:type="dxa" w:w="100"/>
-              <w:bottom w:type="dxa" w:w="60"/>
-              <w:right w:type="dxa" w:w="100"/>
-            </w:tcMar>
-          </w:tcPr>
-          <w:p>
-            <w:pPr>
-              <w:spacing w:after="40" w:before="40"/>
-            </w:pPr>
-            <w:r>
-              <w:rPr>
-                <w:rFonts w:ascii="Calibri" w:cs="Calibri" w:eastAsia="Calibri" w:hAnsi="Calibri"/>
-                <w:color w:val="1F2937"/>
-                <w:sz w:val="21"/>
-                <w:szCs w:val="21"/>
+              <w:top w:type="dxa" w:w="80"/>
+              <w:left w:type="dxa" w:w="120"/>
+              <w:bottom w:type="dxa" w:w="80"/>
+              <w:right w:type="dxa" w:w="120"/>
+            </w:tcMar>
+          </w:tcPr>
+          <w:p>
+            <w:pPr>
+              <w:spacing w:line="372" w:lineRule="auto"/>
+            </w:pPr>
+            <w:r>
+              <w:rPr>
+                <w:rFonts w:ascii="Helvetica Neue" w:cs="Helvetica Neue" w:eastAsia="Helvetica Neue" w:hAnsi="Helvetica Neue"/>
+                <w:color w:val="1F2937"/>
+                <w:sz w:val="18"/>
+                <w:szCs w:val="18"/>
               </w:rPr>
               <w:t xml:space="preserve">date</w:t>
             </w:r>
@@ -1903,22 +1908,26 @@
         </w:tc>
       </w:tr>
       <w:tr>
-        <w:tc>
-          <w:tcPr>
-            <w:tcMar>
-              <w:top w:type="dxa" w:w="60"/>
-              <w:left w:type="dxa" w:w="100"/>
-              <w:bottom w:type="dxa" w:w="60"/>
-              <w:right w:type="dxa" w:w="100"/>
-            </w:tcMar>
-          </w:tcPr>
-          <w:p>
-            <w:pPr>
-              <w:spacing w:after="40" w:before="40"/>
-            </w:pPr>
-            <w:r>
-              <w:rPr>
-                <w:rFonts w:ascii="Consolas" w:cs="Consolas" w:eastAsia="Consolas" w:hAnsi="Consolas"/>
+        <w:trPr>
+          <w:cantSplit/>
+        </w:trPr>
+        <w:tc>
+          <w:tcPr>
+            <w:tcMar>
+              <w:top w:type="dxa" w:w="80"/>
+              <w:left w:type="dxa" w:w="120"/>
+              <w:bottom w:type="dxa" w:w="80"/>
+              <w:right w:type="dxa" w:w="120"/>
+            </w:tcMar>
+          </w:tcPr>
+          <w:p>
+            <w:pPr>
+              <w:spacing w:line="372" w:lineRule="auto"/>
+            </w:pPr>
+            <w:r>
+              <w:rPr>
+                <w:rFonts w:ascii="Menlo" w:cs="Menlo" w:eastAsia="Menlo" w:hAnsi="Menlo"/>
+                <w:color w:val="1F2937"/>
                 <w:sz w:val="18"/>
                 <w:szCs w:val="18"/>
                 <w:shd w:fill="F1F5F9" w:val="clear"/>
@@ -1930,28 +1939,29 @@
         <w:tc>
           <w:tcPr>
             <w:tcMar>
-              <w:top w:type="dxa" w:w="60"/>
-              <w:left w:type="dxa" w:w="100"/>
-              <w:bottom w:type="dxa" w:w="60"/>
-              <w:right w:type="dxa" w:w="100"/>
-            </w:tcMar>
-          </w:tcPr>
-          <w:p>
-            <w:pPr>
-              <w:spacing w:after="40" w:before="40"/>
-            </w:pPr>
-            <w:r>
-              <w:rPr>
-                <w:rFonts w:ascii="Calibri" w:cs="Calibri" w:eastAsia="Calibri" w:hAnsi="Calibri"/>
-                <w:color w:val="1F2937"/>
-                <w:sz w:val="21"/>
-                <w:szCs w:val="21"/>
+              <w:top w:type="dxa" w:w="80"/>
+              <w:left w:type="dxa" w:w="120"/>
+              <w:bottom w:type="dxa" w:w="80"/>
+              <w:right w:type="dxa" w:w="120"/>
+            </w:tcMar>
+          </w:tcPr>
+          <w:p>
+            <w:pPr>
+              <w:spacing w:line="372" w:lineRule="auto"/>
+            </w:pPr>
+            <w:r>
+              <w:rPr>
+                <w:rFonts w:ascii="Helvetica Neue" w:cs="Helvetica Neue" w:eastAsia="Helvetica Neue" w:hAnsi="Helvetica Neue"/>
+                <w:color w:val="1F2937"/>
+                <w:sz w:val="18"/>
+                <w:szCs w:val="18"/>
               </w:rPr>
               <w:t xml:space="preserve">enum </w:t>
             </w:r>
             <w:r>
               <w:rPr>
-                <w:rFonts w:ascii="Consolas" w:cs="Consolas" w:eastAsia="Consolas" w:hAnsi="Consolas"/>
+                <w:rFonts w:ascii="Menlo" w:cs="Menlo" w:eastAsia="Menlo" w:hAnsi="Menlo"/>
+                <w:color w:val="1F2937"/>
                 <w:sz w:val="18"/>
                 <w:szCs w:val="18"/>
                 <w:shd w:fill="F1F5F9" w:val="clear"/>
@@ -1960,16 +1970,17 @@
             </w:r>
             <w:r>
               <w:rPr>
-                <w:rFonts w:ascii="Calibri" w:cs="Calibri" w:eastAsia="Calibri" w:hAnsi="Calibri"/>
-                <w:color w:val="1F2937"/>
-                <w:sz w:val="21"/>
-                <w:szCs w:val="21"/>
+                <w:rFonts w:ascii="Helvetica Neue" w:cs="Helvetica Neue" w:eastAsia="Helvetica Neue" w:hAnsi="Helvetica Neue"/>
+                <w:color w:val="1F2937"/>
+                <w:sz w:val="18"/>
+                <w:szCs w:val="18"/>
               </w:rPr>
               <w:t xml:space="preserve"> | </w:t>
             </w:r>
             <w:r>
               <w:rPr>
-                <w:rFonts w:ascii="Consolas" w:cs="Consolas" w:eastAsia="Consolas" w:hAnsi="Consolas"/>
+                <w:rFonts w:ascii="Menlo" w:cs="Menlo" w:eastAsia="Menlo" w:hAnsi="Menlo"/>
+                <w:color w:val="1F2937"/>
                 <w:sz w:val="18"/>
                 <w:szCs w:val="18"/>
                 <w:shd w:fill="F1F5F9" w:val="clear"/>
@@ -1980,22 +1991,26 @@
         </w:tc>
       </w:tr>
       <w:tr>
-        <w:tc>
-          <w:tcPr>
-            <w:tcMar>
-              <w:top w:type="dxa" w:w="60"/>
-              <w:left w:type="dxa" w:w="100"/>
-              <w:bottom w:type="dxa" w:w="60"/>
-              <w:right w:type="dxa" w:w="100"/>
-            </w:tcMar>
-          </w:tcPr>
-          <w:p>
-            <w:pPr>
-              <w:spacing w:after="40" w:before="40"/>
-            </w:pPr>
-            <w:r>
-              <w:rPr>
-                <w:rFonts w:ascii="Consolas" w:cs="Consolas" w:eastAsia="Consolas" w:hAnsi="Consolas"/>
+        <w:trPr>
+          <w:cantSplit/>
+        </w:trPr>
+        <w:tc>
+          <w:tcPr>
+            <w:tcMar>
+              <w:top w:type="dxa" w:w="80"/>
+              <w:left w:type="dxa" w:w="120"/>
+              <w:bottom w:type="dxa" w:w="80"/>
+              <w:right w:type="dxa" w:w="120"/>
+            </w:tcMar>
+          </w:tcPr>
+          <w:p>
+            <w:pPr>
+              <w:spacing w:line="372" w:lineRule="auto"/>
+            </w:pPr>
+            <w:r>
+              <w:rPr>
+                <w:rFonts w:ascii="Menlo" w:cs="Menlo" w:eastAsia="Menlo" w:hAnsi="Menlo"/>
+                <w:color w:val="1F2937"/>
                 <w:sz w:val="18"/>
                 <w:szCs w:val="18"/>
                 <w:shd w:fill="F1F5F9" w:val="clear"/>
@@ -2007,28 +2022,29 @@
         <w:tc>
           <w:tcPr>
             <w:tcMar>
-              <w:top w:type="dxa" w:w="60"/>
-              <w:left w:type="dxa" w:w="100"/>
-              <w:bottom w:type="dxa" w:w="60"/>
-              <w:right w:type="dxa" w:w="100"/>
-            </w:tcMar>
-          </w:tcPr>
-          <w:p>
-            <w:pPr>
-              <w:spacing w:after="40" w:before="40"/>
-            </w:pPr>
-            <w:r>
-              <w:rPr>
-                <w:rFonts w:ascii="Calibri" w:cs="Calibri" w:eastAsia="Calibri" w:hAnsi="Calibri"/>
-                <w:color w:val="1F2937"/>
-                <w:sz w:val="21"/>
-                <w:szCs w:val="21"/>
+              <w:top w:type="dxa" w:w="80"/>
+              <w:left w:type="dxa" w:w="120"/>
+              <w:bottom w:type="dxa" w:w="80"/>
+              <w:right w:type="dxa" w:w="120"/>
+            </w:tcMar>
+          </w:tcPr>
+          <w:p>
+            <w:pPr>
+              <w:spacing w:line="372" w:lineRule="auto"/>
+            </w:pPr>
+            <w:r>
+              <w:rPr>
+                <w:rFonts w:ascii="Helvetica Neue" w:cs="Helvetica Neue" w:eastAsia="Helvetica Neue" w:hAnsi="Helvetica Neue"/>
+                <w:color w:val="1F2937"/>
+                <w:sz w:val="18"/>
+                <w:szCs w:val="18"/>
               </w:rPr>
               <w:t xml:space="preserve">uuid (fk </w:t>
             </w:r>
             <w:r>
               <w:rPr>
-                <w:rFonts w:ascii="Consolas" w:cs="Consolas" w:eastAsia="Consolas" w:hAnsi="Consolas"/>
+                <w:rFonts w:ascii="Menlo" w:cs="Menlo" w:eastAsia="Menlo" w:hAnsi="Menlo"/>
+                <w:color w:val="1F2937"/>
                 <w:sz w:val="18"/>
                 <w:szCs w:val="18"/>
                 <w:shd w:fill="F1F5F9" w:val="clear"/>
@@ -2037,10 +2053,10 @@
             </w:r>
             <w:r>
               <w:rPr>
-                <w:rFonts w:ascii="Calibri" w:cs="Calibri" w:eastAsia="Calibri" w:hAnsi="Calibri"/>
-                <w:color w:val="1F2937"/>
-                <w:sz w:val="21"/>
-                <w:szCs w:val="21"/>
+                <w:rFonts w:ascii="Helvetica Neue" w:cs="Helvetica Neue" w:eastAsia="Helvetica Neue" w:hAnsi="Helvetica Neue"/>
+                <w:color w:val="1F2937"/>
+                <w:sz w:val="18"/>
+                <w:szCs w:val="18"/>
               </w:rPr>
               <w:t xml:space="preserve">)</w:t>
             </w:r>
@@ -2048,22 +2064,26 @@
         </w:tc>
       </w:tr>
       <w:tr>
-        <w:tc>
-          <w:tcPr>
-            <w:tcMar>
-              <w:top w:type="dxa" w:w="60"/>
-              <w:left w:type="dxa" w:w="100"/>
-              <w:bottom w:type="dxa" w:w="60"/>
-              <w:right w:type="dxa" w:w="100"/>
-            </w:tcMar>
-          </w:tcPr>
-          <w:p>
-            <w:pPr>
-              <w:spacing w:after="40" w:before="40"/>
-            </w:pPr>
-            <w:r>
-              <w:rPr>
-                <w:rFonts w:ascii="Consolas" w:cs="Consolas" w:eastAsia="Consolas" w:hAnsi="Consolas"/>
+        <w:trPr>
+          <w:cantSplit/>
+        </w:trPr>
+        <w:tc>
+          <w:tcPr>
+            <w:tcMar>
+              <w:top w:type="dxa" w:w="80"/>
+              <w:left w:type="dxa" w:w="120"/>
+              <w:bottom w:type="dxa" w:w="80"/>
+              <w:right w:type="dxa" w:w="120"/>
+            </w:tcMar>
+          </w:tcPr>
+          <w:p>
+            <w:pPr>
+              <w:spacing w:line="372" w:lineRule="auto"/>
+            </w:pPr>
+            <w:r>
+              <w:rPr>
+                <w:rFonts w:ascii="Menlo" w:cs="Menlo" w:eastAsia="Menlo" w:hAnsi="Menlo"/>
+                <w:color w:val="1F2937"/>
                 <w:sz w:val="18"/>
                 <w:szCs w:val="18"/>
                 <w:shd w:fill="F1F5F9" w:val="clear"/>
@@ -2075,22 +2095,22 @@
         <w:tc>
           <w:tcPr>
             <w:tcMar>
-              <w:top w:type="dxa" w:w="60"/>
-              <w:left w:type="dxa" w:w="100"/>
-              <w:bottom w:type="dxa" w:w="60"/>
-              <w:right w:type="dxa" w:w="100"/>
-            </w:tcMar>
-          </w:tcPr>
-          <w:p>
-            <w:pPr>
-              <w:spacing w:after="40" w:before="40"/>
-            </w:pPr>
-            <w:r>
-              <w:rPr>
-                <w:rFonts w:ascii="Calibri" w:cs="Calibri" w:eastAsia="Calibri" w:hAnsi="Calibri"/>
-                <w:color w:val="1F2937"/>
-                <w:sz w:val="21"/>
-                <w:szCs w:val="21"/>
+              <w:top w:type="dxa" w:w="80"/>
+              <w:left w:type="dxa" w:w="120"/>
+              <w:bottom w:type="dxa" w:w="80"/>
+              <w:right w:type="dxa" w:w="120"/>
+            </w:tcMar>
+          </w:tcPr>
+          <w:p>
+            <w:pPr>
+              <w:spacing w:line="372" w:lineRule="auto"/>
+            </w:pPr>
+            <w:r>
+              <w:rPr>
+                <w:rFonts w:ascii="Helvetica Neue" w:cs="Helvetica Neue" w:eastAsia="Helvetica Neue" w:hAnsi="Helvetica Neue"/>
+                <w:color w:val="1F2937"/>
+                <w:sz w:val="18"/>
+                <w:szCs w:val="18"/>
               </w:rPr>
               <w:t xml:space="preserve">int (ordre d'affichage)</w:t>
             </w:r>
@@ -2100,16 +2120,16 @@
     </w:tbl>
     <w:p>
       <w:pPr>
-        <w:spacing w:after="120"/>
-      </w:pPr>
-    </w:p>
-    <w:p>
-      <w:pPr>
-        <w:spacing w:after="120"/>
-      </w:pPr>
-      <w:r>
-        <w:rPr>
-          <w:rFonts w:ascii="Calibri" w:cs="Calibri" w:eastAsia="Calibri" w:hAnsi="Calibri"/>
+        <w:spacing w:after="160"/>
+      </w:pPr>
+    </w:p>
+    <w:p>
+      <w:pPr>
+        <w:spacing w:after="210" w:before="0" w:line="372" w:lineRule="auto"/>
+      </w:pPr>
+      <w:r>
+        <w:rPr>
+          <w:rFonts w:ascii="Helvetica Neue" w:cs="Helvetica Neue" w:eastAsia="Helvetica Neue" w:hAnsi="Helvetica Neue"/>
           <w:color w:val="1F2937"/>
           <w:sz w:val="21"/>
           <w:szCs w:val="21"/>
@@ -2118,7 +2138,8 @@
       </w:r>
       <w:r>
         <w:rPr>
-          <w:rFonts w:ascii="Consolas" w:cs="Consolas" w:eastAsia="Consolas" w:hAnsi="Consolas"/>
+          <w:rFonts w:ascii="Menlo" w:cs="Menlo" w:eastAsia="Menlo" w:hAnsi="Menlo"/>
+          <w:color w:val="1F2937"/>
           <w:sz w:val="18"/>
           <w:szCs w:val="18"/>
           <w:shd w:fill="F1F5F9" w:val="clear"/>
@@ -2127,7 +2148,7 @@
       </w:r>
       <w:r>
         <w:rPr>
-          <w:rFonts w:ascii="Calibri" w:cs="Calibri" w:eastAsia="Calibri" w:hAnsi="Calibri"/>
+          <w:rFonts w:ascii="Helvetica Neue" w:cs="Helvetica Neue" w:eastAsia="Helvetica Neue" w:hAnsi="Helvetica Neue"/>
           <w:color w:val="1F2937"/>
           <w:sz w:val="21"/>
           <w:szCs w:val="21"/>
@@ -2136,7 +2157,7 @@
       </w:r>
       <w:r>
         <w:rPr>
-          <w:rFonts w:ascii="Calibri" w:cs="Calibri" w:eastAsia="Calibri" w:hAnsi="Calibri"/>
+          <w:rFonts w:ascii="Helvetica Neue" w:cs="Helvetica Neue" w:eastAsia="Helvetica Neue" w:hAnsi="Helvetica Neue"/>
           <w:b/>
           <w:bCs/>
           <w:color w:val="1F2937"/>
@@ -2149,39 +2170,40 @@
     <w:p>
       <w:pPr>
         <w:pStyle w:val="Heading3"/>
-        <w:spacing w:after="120" w:before="240"/>
-      </w:pPr>
-      <w:r>
-        <w:rPr>
-          <w:rFonts w:ascii="Calibri" w:cs="Calibri" w:eastAsia="Calibri" w:hAnsi="Calibri"/>
+        <w:keepNext/>
+        <w:spacing w:after="80" w:before="280" w:line="372" w:lineRule="auto"/>
+      </w:pPr>
+      <w:r>
+        <w:rPr>
+          <w:rFonts w:ascii="Helvetica Neue" w:cs="Helvetica Neue" w:eastAsia="Helvetica Neue" w:hAnsi="Helvetica Neue"/>
           <w:b/>
           <w:bCs/>
           <w:color w:val="1E40AF"/>
-          <w:sz w:val="24"/>
-          <w:szCs w:val="24"/>
+          <w:sz w:val="23"/>
+          <w:szCs w:val="23"/>
         </w:rPr>
         <w:t xml:space="preserve">3.3 Inscriptions — </w:t>
       </w:r>
       <w:r>
         <w:rPr>
-          <w:rFonts w:ascii="Consolas" w:cs="Consolas" w:eastAsia="Consolas" w:hAnsi="Consolas"/>
+          <w:rFonts w:ascii="Menlo" w:cs="Menlo" w:eastAsia="Menlo" w:hAnsi="Menlo"/>
           <w:b/>
           <w:bCs/>
           <w:color w:val="1E40AF"/>
-          <w:sz w:val="24"/>
-          <w:szCs w:val="24"/>
+          <w:sz w:val="18"/>
+          <w:szCs w:val="18"/>
           <w:shd w:fill="F1F5F9" w:val="clear"/>
         </w:rPr>
         <w:t xml:space="preserve">presences</w:t>
       </w:r>
       <w:r>
         <w:rPr>
-          <w:rFonts w:ascii="Calibri" w:cs="Calibri" w:eastAsia="Calibri" w:hAnsi="Calibri"/>
+          <w:rFonts w:ascii="Helvetica Neue" w:cs="Helvetica Neue" w:eastAsia="Helvetica Neue" w:hAnsi="Helvetica Neue"/>
           <w:b/>
           <w:bCs/>
           <w:color w:val="1E40AF"/>
-          <w:sz w:val="24"/>
-          <w:szCs w:val="24"/>
+          <w:sz w:val="23"/>
+          <w:szCs w:val="23"/>
         </w:rPr>
         <w:t xml:space="preserve"> (refonte)</w:t>
       </w:r>
@@ -2190,12 +2212,12 @@
       <w:tblPr>
         <w:tblW w:type="pct" w:w="100%"/>
         <w:tblBorders>
-          <w:top w:val="single" w:color="CBD5E1" w:sz="4"/>
-          <w:left w:val="single" w:color="CBD5E1" w:sz="4"/>
-          <w:bottom w:val="single" w:color="CBD5E1" w:sz="4"/>
-          <w:right w:val="single" w:color="CBD5E1" w:sz="4"/>
-          <w:insideH w:val="single" w:color="CBD5E1" w:sz="4"/>
-          <w:insideV w:val="single" w:color="CBD5E1" w:sz="4"/>
+          <w:top w:val="single" w:color="CBD5E1" w:sz="6" w:space="0"/>
+          <w:left w:val="single" w:color="CBD5E1" w:sz="6" w:space="0"/>
+          <w:bottom w:val="single" w:color="CBD5E1" w:sz="6" w:space="0"/>
+          <w:right w:val="single" w:color="CBD5E1" w:sz="6" w:space="0"/>
+          <w:insideH w:val="single" w:color="CBD5E1" w:sz="6" w:space="0"/>
+          <w:insideV w:val="single" w:color="CBD5E1" w:sz="6" w:space="0"/>
         </w:tblBorders>
       </w:tblPr>
       <w:tblGrid>
@@ -2205,30 +2227,31 @@
       </w:tblGrid>
       <w:tr>
         <w:trPr>
+          <w:cantSplit/>
           <w:tblHeader/>
         </w:trPr>
         <w:tc>
           <w:tcPr>
             <w:shd w:fill="EFF6FF" w:val="clear"/>
             <w:tcMar>
-              <w:top w:type="dxa" w:w="60"/>
-              <w:left w:type="dxa" w:w="100"/>
-              <w:bottom w:type="dxa" w:w="60"/>
-              <w:right w:type="dxa" w:w="100"/>
-            </w:tcMar>
-          </w:tcPr>
-          <w:p>
-            <w:pPr>
-              <w:spacing w:after="40" w:before="40"/>
-            </w:pPr>
-            <w:r>
-              <w:rPr>
-                <w:rFonts w:ascii="Calibri" w:cs="Calibri" w:eastAsia="Calibri" w:hAnsi="Calibri"/>
+              <w:top w:type="dxa" w:w="80"/>
+              <w:left w:type="dxa" w:w="120"/>
+              <w:bottom w:type="dxa" w:w="80"/>
+              <w:right w:type="dxa" w:w="120"/>
+            </w:tcMar>
+          </w:tcPr>
+          <w:p>
+            <w:pPr>
+              <w:spacing w:line="372" w:lineRule="auto"/>
+            </w:pPr>
+            <w:r>
+              <w:rPr>
+                <w:rFonts w:ascii="Helvetica Neue" w:cs="Helvetica Neue" w:eastAsia="Helvetica Neue" w:hAnsi="Helvetica Neue"/>
                 <w:b/>
                 <w:bCs/>
                 <w:color w:val="1E3A8A"/>
-                <w:sz w:val="21"/>
-                <w:szCs w:val="21"/>
+                <w:sz w:val="18"/>
+                <w:szCs w:val="18"/>
               </w:rPr>
               <w:t xml:space="preserve">Colonne</w:t>
             </w:r>
@@ -2238,24 +2261,24 @@
           <w:tcPr>
             <w:shd w:fill="EFF6FF" w:val="clear"/>
             <w:tcMar>
-              <w:top w:type="dxa" w:w="60"/>
-              <w:left w:type="dxa" w:w="100"/>
-              <w:bottom w:type="dxa" w:w="60"/>
-              <w:right w:type="dxa" w:w="100"/>
-            </w:tcMar>
-          </w:tcPr>
-          <w:p>
-            <w:pPr>
-              <w:spacing w:after="40" w:before="40"/>
-            </w:pPr>
-            <w:r>
-              <w:rPr>
-                <w:rFonts w:ascii="Calibri" w:cs="Calibri" w:eastAsia="Calibri" w:hAnsi="Calibri"/>
+              <w:top w:type="dxa" w:w="80"/>
+              <w:left w:type="dxa" w:w="120"/>
+              <w:bottom w:type="dxa" w:w="80"/>
+              <w:right w:type="dxa" w:w="120"/>
+            </w:tcMar>
+          </w:tcPr>
+          <w:p>
+            <w:pPr>
+              <w:spacing w:line="372" w:lineRule="auto"/>
+            </w:pPr>
+            <w:r>
+              <w:rPr>
+                <w:rFonts w:ascii="Helvetica Neue" w:cs="Helvetica Neue" w:eastAsia="Helvetica Neue" w:hAnsi="Helvetica Neue"/>
                 <w:b/>
                 <w:bCs/>
                 <w:color w:val="1E3A8A"/>
-                <w:sz w:val="21"/>
-                <w:szCs w:val="21"/>
+                <w:sz w:val="18"/>
+                <w:szCs w:val="18"/>
               </w:rPr>
               <w:t xml:space="preserve">Type</w:t>
             </w:r>
@@ -2265,24 +2288,24 @@
           <w:tcPr>
             <w:shd w:fill="EFF6FF" w:val="clear"/>
             <w:tcMar>
-              <w:top w:type="dxa" w:w="60"/>
-              <w:left w:type="dxa" w:w="100"/>
-              <w:bottom w:type="dxa" w:w="60"/>
-              <w:right w:type="dxa" w:w="100"/>
-            </w:tcMar>
-          </w:tcPr>
-          <w:p>
-            <w:pPr>
-              <w:spacing w:after="40" w:before="40"/>
-            </w:pPr>
-            <w:r>
-              <w:rPr>
-                <w:rFonts w:ascii="Calibri" w:cs="Calibri" w:eastAsia="Calibri" w:hAnsi="Calibri"/>
+              <w:top w:type="dxa" w:w="80"/>
+              <w:left w:type="dxa" w:w="120"/>
+              <w:bottom w:type="dxa" w:w="80"/>
+              <w:right w:type="dxa" w:w="120"/>
+            </w:tcMar>
+          </w:tcPr>
+          <w:p>
+            <w:pPr>
+              <w:spacing w:line="372" w:lineRule="auto"/>
+            </w:pPr>
+            <w:r>
+              <w:rPr>
+                <w:rFonts w:ascii="Helvetica Neue" w:cs="Helvetica Neue" w:eastAsia="Helvetica Neue" w:hAnsi="Helvetica Neue"/>
                 <w:b/>
                 <w:bCs/>
                 <w:color w:val="1E3A8A"/>
-                <w:sz w:val="21"/>
-                <w:szCs w:val="21"/>
+                <w:sz w:val="18"/>
+                <w:szCs w:val="18"/>
               </w:rPr>
               <w:t xml:space="preserve">Rôle</w:t>
             </w:r>
@@ -2290,22 +2313,26 @@
         </w:tc>
       </w:tr>
       <w:tr>
-        <w:tc>
-          <w:tcPr>
-            <w:tcMar>
-              <w:top w:type="dxa" w:w="60"/>
-              <w:left w:type="dxa" w:w="100"/>
-              <w:bottom w:type="dxa" w:w="60"/>
-              <w:right w:type="dxa" w:w="100"/>
-            </w:tcMar>
-          </w:tcPr>
-          <w:p>
-            <w:pPr>
-              <w:spacing w:after="40" w:before="40"/>
-            </w:pPr>
-            <w:r>
-              <w:rPr>
-                <w:rFonts w:ascii="Consolas" w:cs="Consolas" w:eastAsia="Consolas" w:hAnsi="Consolas"/>
+        <w:trPr>
+          <w:cantSplit/>
+        </w:trPr>
+        <w:tc>
+          <w:tcPr>
+            <w:tcMar>
+              <w:top w:type="dxa" w:w="80"/>
+              <w:left w:type="dxa" w:w="120"/>
+              <w:bottom w:type="dxa" w:w="80"/>
+              <w:right w:type="dxa" w:w="120"/>
+            </w:tcMar>
+          </w:tcPr>
+          <w:p>
+            <w:pPr>
+              <w:spacing w:line="372" w:lineRule="auto"/>
+            </w:pPr>
+            <w:r>
+              <w:rPr>
+                <w:rFonts w:ascii="Menlo" w:cs="Menlo" w:eastAsia="Menlo" w:hAnsi="Menlo"/>
+                <w:color w:val="1F2937"/>
                 <w:sz w:val="18"/>
                 <w:szCs w:val="18"/>
                 <w:shd w:fill="F1F5F9" w:val="clear"/>
@@ -2317,22 +2344,22 @@
         <w:tc>
           <w:tcPr>
             <w:tcMar>
-              <w:top w:type="dxa" w:w="60"/>
-              <w:left w:type="dxa" w:w="100"/>
-              <w:bottom w:type="dxa" w:w="60"/>
-              <w:right w:type="dxa" w:w="100"/>
-            </w:tcMar>
-          </w:tcPr>
-          <w:p>
-            <w:pPr>
-              <w:spacing w:after="40" w:before="40"/>
-            </w:pPr>
-            <w:r>
-              <w:rPr>
-                <w:rFonts w:ascii="Calibri" w:cs="Calibri" w:eastAsia="Calibri" w:hAnsi="Calibri"/>
-                <w:color w:val="1F2937"/>
-                <w:sz w:val="21"/>
-                <w:szCs w:val="21"/>
+              <w:top w:type="dxa" w:w="80"/>
+              <w:left w:type="dxa" w:w="120"/>
+              <w:bottom w:type="dxa" w:w="80"/>
+              <w:right w:type="dxa" w:w="120"/>
+            </w:tcMar>
+          </w:tcPr>
+          <w:p>
+            <w:pPr>
+              <w:spacing w:line="372" w:lineRule="auto"/>
+            </w:pPr>
+            <w:r>
+              <w:rPr>
+                <w:rFonts w:ascii="Helvetica Neue" w:cs="Helvetica Neue" w:eastAsia="Helvetica Neue" w:hAnsi="Helvetica Neue"/>
+                <w:color w:val="1F2937"/>
+                <w:sz w:val="18"/>
+                <w:szCs w:val="18"/>
               </w:rPr>
               <w:t xml:space="preserve">uuid</w:t>
             </w:r>
@@ -2341,22 +2368,22 @@
         <w:tc>
           <w:tcPr>
             <w:tcMar>
-              <w:top w:type="dxa" w:w="60"/>
-              <w:left w:type="dxa" w:w="100"/>
-              <w:bottom w:type="dxa" w:w="60"/>
-              <w:right w:type="dxa" w:w="100"/>
-            </w:tcMar>
-          </w:tcPr>
-          <w:p>
-            <w:pPr>
-              <w:spacing w:after="40" w:before="40"/>
-            </w:pPr>
-            <w:r>
-              <w:rPr>
-                <w:rFonts w:ascii="Calibri" w:cs="Calibri" w:eastAsia="Calibri" w:hAnsi="Calibri"/>
-                <w:color w:val="1F2937"/>
-                <w:sz w:val="21"/>
-                <w:szCs w:val="21"/>
+              <w:top w:type="dxa" w:w="80"/>
+              <w:left w:type="dxa" w:w="120"/>
+              <w:bottom w:type="dxa" w:w="80"/>
+              <w:right w:type="dxa" w:w="120"/>
+            </w:tcMar>
+          </w:tcPr>
+          <w:p>
+            <w:pPr>
+              <w:spacing w:line="372" w:lineRule="auto"/>
+            </w:pPr>
+            <w:r>
+              <w:rPr>
+                <w:rFonts w:ascii="Helvetica Neue" w:cs="Helvetica Neue" w:eastAsia="Helvetica Neue" w:hAnsi="Helvetica Neue"/>
+                <w:color w:val="1F2937"/>
+                <w:sz w:val="18"/>
+                <w:szCs w:val="18"/>
               </w:rPr>
               <w:t xml:space="preserve">qui</w:t>
             </w:r>
@@ -2364,22 +2391,26 @@
         </w:tc>
       </w:tr>
       <w:tr>
-        <w:tc>
-          <w:tcPr>
-            <w:tcMar>
-              <w:top w:type="dxa" w:w="60"/>
-              <w:left w:type="dxa" w:w="100"/>
-              <w:bottom w:type="dxa" w:w="60"/>
-              <w:right w:type="dxa" w:w="100"/>
-            </w:tcMar>
-          </w:tcPr>
-          <w:p>
-            <w:pPr>
-              <w:spacing w:after="40" w:before="40"/>
-            </w:pPr>
-            <w:r>
-              <w:rPr>
-                <w:rFonts w:ascii="Consolas" w:cs="Consolas" w:eastAsia="Consolas" w:hAnsi="Consolas"/>
+        <w:trPr>
+          <w:cantSplit/>
+        </w:trPr>
+        <w:tc>
+          <w:tcPr>
+            <w:tcMar>
+              <w:top w:type="dxa" w:w="80"/>
+              <w:left w:type="dxa" w:w="120"/>
+              <w:bottom w:type="dxa" w:w="80"/>
+              <w:right w:type="dxa" w:w="120"/>
+            </w:tcMar>
+          </w:tcPr>
+          <w:p>
+            <w:pPr>
+              <w:spacing w:line="372" w:lineRule="auto"/>
+            </w:pPr>
+            <w:r>
+              <w:rPr>
+                <w:rFonts w:ascii="Menlo" w:cs="Menlo" w:eastAsia="Menlo" w:hAnsi="Menlo"/>
+                <w:color w:val="1F2937"/>
                 <w:sz w:val="18"/>
                 <w:szCs w:val="18"/>
                 <w:shd w:fill="F1F5F9" w:val="clear"/>
@@ -2391,22 +2422,22 @@
         <w:tc>
           <w:tcPr>
             <w:tcMar>
-              <w:top w:type="dxa" w:w="60"/>
-              <w:left w:type="dxa" w:w="100"/>
-              <w:bottom w:type="dxa" w:w="60"/>
-              <w:right w:type="dxa" w:w="100"/>
-            </w:tcMar>
-          </w:tcPr>
-          <w:p>
-            <w:pPr>
-              <w:spacing w:after="40" w:before="40"/>
-            </w:pPr>
-            <w:r>
-              <w:rPr>
-                <w:rFonts w:ascii="Calibri" w:cs="Calibri" w:eastAsia="Calibri" w:hAnsi="Calibri"/>
-                <w:color w:val="1F2937"/>
-                <w:sz w:val="21"/>
-                <w:szCs w:val="21"/>
+              <w:top w:type="dxa" w:w="80"/>
+              <w:left w:type="dxa" w:w="120"/>
+              <w:bottom w:type="dxa" w:w="80"/>
+              <w:right w:type="dxa" w:w="120"/>
+            </w:tcMar>
+          </w:tcPr>
+          <w:p>
+            <w:pPr>
+              <w:spacing w:line="372" w:lineRule="auto"/>
+            </w:pPr>
+            <w:r>
+              <w:rPr>
+                <w:rFonts w:ascii="Helvetica Neue" w:cs="Helvetica Neue" w:eastAsia="Helvetica Neue" w:hAnsi="Helvetica Neue"/>
+                <w:color w:val="1F2937"/>
+                <w:sz w:val="18"/>
+                <w:szCs w:val="18"/>
               </w:rPr>
               <w:t xml:space="preserve">date</w:t>
             </w:r>
@@ -2415,22 +2446,22 @@
         <w:tc>
           <w:tcPr>
             <w:tcMar>
-              <w:top w:type="dxa" w:w="60"/>
-              <w:left w:type="dxa" w:w="100"/>
-              <w:bottom w:type="dxa" w:w="60"/>
-              <w:right w:type="dxa" w:w="100"/>
-            </w:tcMar>
-          </w:tcPr>
-          <w:p>
-            <w:pPr>
-              <w:spacing w:after="40" w:before="40"/>
-            </w:pPr>
-            <w:r>
-              <w:rPr>
-                <w:rFonts w:ascii="Calibri" w:cs="Calibri" w:eastAsia="Calibri" w:hAnsi="Calibri"/>
-                <w:color w:val="1F2937"/>
-                <w:sz w:val="21"/>
-                <w:szCs w:val="21"/>
+              <w:top w:type="dxa" w:w="80"/>
+              <w:left w:type="dxa" w:w="120"/>
+              <w:bottom w:type="dxa" w:w="80"/>
+              <w:right w:type="dxa" w:w="120"/>
+            </w:tcMar>
+          </w:tcPr>
+          <w:p>
+            <w:pPr>
+              <w:spacing w:line="372" w:lineRule="auto"/>
+            </w:pPr>
+            <w:r>
+              <w:rPr>
+                <w:rFonts w:ascii="Helvetica Neue" w:cs="Helvetica Neue" w:eastAsia="Helvetica Neue" w:hAnsi="Helvetica Neue"/>
+                <w:color w:val="1F2937"/>
+                <w:sz w:val="18"/>
+                <w:szCs w:val="18"/>
               </w:rPr>
               <w:t xml:space="preserve">—</w:t>
             </w:r>
@@ -2438,22 +2469,26 @@
         </w:tc>
       </w:tr>
       <w:tr>
-        <w:tc>
-          <w:tcPr>
-            <w:tcMar>
-              <w:top w:type="dxa" w:w="60"/>
-              <w:left w:type="dxa" w:w="100"/>
-              <w:bottom w:type="dxa" w:w="60"/>
-              <w:right w:type="dxa" w:w="100"/>
-            </w:tcMar>
-          </w:tcPr>
-          <w:p>
-            <w:pPr>
-              <w:spacing w:after="40" w:before="40"/>
-            </w:pPr>
-            <w:r>
-              <w:rPr>
-                <w:rFonts w:ascii="Consolas" w:cs="Consolas" w:eastAsia="Consolas" w:hAnsi="Consolas"/>
+        <w:trPr>
+          <w:cantSplit/>
+        </w:trPr>
+        <w:tc>
+          <w:tcPr>
+            <w:tcMar>
+              <w:top w:type="dxa" w:w="80"/>
+              <w:left w:type="dxa" w:w="120"/>
+              <w:bottom w:type="dxa" w:w="80"/>
+              <w:right w:type="dxa" w:w="120"/>
+            </w:tcMar>
+          </w:tcPr>
+          <w:p>
+            <w:pPr>
+              <w:spacing w:line="372" w:lineRule="auto"/>
+            </w:pPr>
+            <w:r>
+              <w:rPr>
+                <w:rFonts w:ascii="Menlo" w:cs="Menlo" w:eastAsia="Menlo" w:hAnsi="Menlo"/>
+                <w:color w:val="1F2937"/>
                 <w:sz w:val="18"/>
                 <w:szCs w:val="18"/>
                 <w:shd w:fill="F1F5F9" w:val="clear"/>
@@ -2465,22 +2500,22 @@
         <w:tc>
           <w:tcPr>
             <w:tcMar>
-              <w:top w:type="dxa" w:w="60"/>
-              <w:left w:type="dxa" w:w="100"/>
-              <w:bottom w:type="dxa" w:w="60"/>
-              <w:right w:type="dxa" w:w="100"/>
-            </w:tcMar>
-          </w:tcPr>
-          <w:p>
-            <w:pPr>
-              <w:spacing w:after="40" w:before="40"/>
-            </w:pPr>
-            <w:r>
-              <w:rPr>
-                <w:rFonts w:ascii="Calibri" w:cs="Calibri" w:eastAsia="Calibri" w:hAnsi="Calibri"/>
-                <w:color w:val="1F2937"/>
-                <w:sz w:val="21"/>
-                <w:szCs w:val="21"/>
+              <w:top w:type="dxa" w:w="80"/>
+              <w:left w:type="dxa" w:w="120"/>
+              <w:bottom w:type="dxa" w:w="80"/>
+              <w:right w:type="dxa" w:w="120"/>
+            </w:tcMar>
+          </w:tcPr>
+          <w:p>
+            <w:pPr>
+              <w:spacing w:line="372" w:lineRule="auto"/>
+            </w:pPr>
+            <w:r>
+              <w:rPr>
+                <w:rFonts w:ascii="Helvetica Neue" w:cs="Helvetica Neue" w:eastAsia="Helvetica Neue" w:hAnsi="Helvetica Neue"/>
+                <w:color w:val="1F2937"/>
+                <w:sz w:val="18"/>
+                <w:szCs w:val="18"/>
               </w:rPr>
               <w:t xml:space="preserve">enum</w:t>
             </w:r>
@@ -2489,22 +2524,22 @@
         <w:tc>
           <w:tcPr>
             <w:tcMar>
-              <w:top w:type="dxa" w:w="60"/>
-              <w:left w:type="dxa" w:w="100"/>
-              <w:bottom w:type="dxa" w:w="60"/>
-              <w:right w:type="dxa" w:w="100"/>
-            </w:tcMar>
-          </w:tcPr>
-          <w:p>
-            <w:pPr>
-              <w:spacing w:after="40" w:before="40"/>
-            </w:pPr>
-            <w:r>
-              <w:rPr>
-                <w:rFonts w:ascii="Calibri" w:cs="Calibri" w:eastAsia="Calibri" w:hAnsi="Calibri"/>
-                <w:color w:val="1F2937"/>
-                <w:sz w:val="21"/>
-                <w:szCs w:val="21"/>
+              <w:top w:type="dxa" w:w="80"/>
+              <w:left w:type="dxa" w:w="120"/>
+              <w:bottom w:type="dxa" w:w="80"/>
+              <w:right w:type="dxa" w:w="120"/>
+            </w:tcMar>
+          </w:tcPr>
+          <w:p>
+            <w:pPr>
+              <w:spacing w:line="372" w:lineRule="auto"/>
+            </w:pPr>
+            <w:r>
+              <w:rPr>
+                <w:rFonts w:ascii="Helvetica Neue" w:cs="Helvetica Neue" w:eastAsia="Helvetica Neue" w:hAnsi="Helvetica Neue"/>
+                <w:color w:val="1F2937"/>
+                <w:sz w:val="18"/>
+                <w:szCs w:val="18"/>
               </w:rPr>
               <w:t xml:space="preserve">dejeuner / diner</w:t>
             </w:r>
@@ -2512,22 +2547,26 @@
         </w:tc>
       </w:tr>
       <w:tr>
-        <w:tc>
-          <w:tcPr>
-            <w:tcMar>
-              <w:top w:type="dxa" w:w="60"/>
-              <w:left w:type="dxa" w:w="100"/>
-              <w:bottom w:type="dxa" w:w="60"/>
-              <w:right w:type="dxa" w:w="100"/>
-            </w:tcMar>
-          </w:tcPr>
-          <w:p>
-            <w:pPr>
-              <w:spacing w:after="40" w:before="40"/>
-            </w:pPr>
-            <w:r>
-              <w:rPr>
-                <w:rFonts w:ascii="Consolas" w:cs="Consolas" w:eastAsia="Consolas" w:hAnsi="Consolas"/>
+        <w:trPr>
+          <w:cantSplit/>
+        </w:trPr>
+        <w:tc>
+          <w:tcPr>
+            <w:tcMar>
+              <w:top w:type="dxa" w:w="80"/>
+              <w:left w:type="dxa" w:w="120"/>
+              <w:bottom w:type="dxa" w:w="80"/>
+              <w:right w:type="dxa" w:w="120"/>
+            </w:tcMar>
+          </w:tcPr>
+          <w:p>
+            <w:pPr>
+              <w:spacing w:line="372" w:lineRule="auto"/>
+            </w:pPr>
+            <w:r>
+              <w:rPr>
+                <w:rFonts w:ascii="Menlo" w:cs="Menlo" w:eastAsia="Menlo" w:hAnsi="Menlo"/>
+                <w:color w:val="1F2937"/>
                 <w:sz w:val="18"/>
                 <w:szCs w:val="18"/>
                 <w:shd w:fill="F1F5F9" w:val="clear"/>
@@ -2539,28 +2578,29 @@
         <w:tc>
           <w:tcPr>
             <w:tcMar>
-              <w:top w:type="dxa" w:w="60"/>
-              <w:left w:type="dxa" w:w="100"/>
-              <w:bottom w:type="dxa" w:w="60"/>
-              <w:right w:type="dxa" w:w="100"/>
-            </w:tcMar>
-          </w:tcPr>
-          <w:p>
-            <w:pPr>
-              <w:spacing w:after="40" w:before="40"/>
-            </w:pPr>
-            <w:r>
-              <w:rPr>
-                <w:rFonts w:ascii="Calibri" w:cs="Calibri" w:eastAsia="Calibri" w:hAnsi="Calibri"/>
-                <w:color w:val="1F2937"/>
-                <w:sz w:val="21"/>
-                <w:szCs w:val="21"/>
+              <w:top w:type="dxa" w:w="80"/>
+              <w:left w:type="dxa" w:w="120"/>
+              <w:bottom w:type="dxa" w:w="80"/>
+              <w:right w:type="dxa" w:w="120"/>
+            </w:tcMar>
+          </w:tcPr>
+          <w:p>
+            <w:pPr>
+              <w:spacing w:line="372" w:lineRule="auto"/>
+            </w:pPr>
+            <w:r>
+              <w:rPr>
+                <w:rFonts w:ascii="Helvetica Neue" w:cs="Helvetica Neue" w:eastAsia="Helvetica Neue" w:hAnsi="Helvetica Neue"/>
+                <w:color w:val="1F2937"/>
+                <w:sz w:val="18"/>
+                <w:szCs w:val="18"/>
               </w:rPr>
               <w:t xml:space="preserve">uuid (fk </w:t>
             </w:r>
             <w:r>
               <w:rPr>
-                <w:rFonts w:ascii="Consolas" w:cs="Consolas" w:eastAsia="Consolas" w:hAnsi="Consolas"/>
+                <w:rFonts w:ascii="Menlo" w:cs="Menlo" w:eastAsia="Menlo" w:hAnsi="Menlo"/>
+                <w:color w:val="1F2937"/>
                 <w:sz w:val="18"/>
                 <w:szCs w:val="18"/>
                 <w:shd w:fill="F1F5F9" w:val="clear"/>
@@ -2569,10 +2609,10 @@
             </w:r>
             <w:r>
               <w:rPr>
-                <w:rFonts w:ascii="Calibri" w:cs="Calibri" w:eastAsia="Calibri" w:hAnsi="Calibri"/>
-                <w:color w:val="1F2937"/>
-                <w:sz w:val="21"/>
-                <w:szCs w:val="21"/>
+                <w:rFonts w:ascii="Helvetica Neue" w:cs="Helvetica Neue" w:eastAsia="Helvetica Neue" w:hAnsi="Helvetica Neue"/>
+                <w:color w:val="1F2937"/>
+                <w:sz w:val="18"/>
+                <w:szCs w:val="18"/>
               </w:rPr>
               <w:t xml:space="preserve">)</w:t>
             </w:r>
@@ -2581,22 +2621,22 @@
         <w:tc>
           <w:tcPr>
             <w:tcMar>
-              <w:top w:type="dxa" w:w="60"/>
-              <w:left w:type="dxa" w:w="100"/>
-              <w:bottom w:type="dxa" w:w="60"/>
-              <w:right w:type="dxa" w:w="100"/>
-            </w:tcMar>
-          </w:tcPr>
-          <w:p>
-            <w:pPr>
-              <w:spacing w:after="40" w:before="40"/>
-            </w:pPr>
-            <w:r>
-              <w:rPr>
-                <w:rFonts w:ascii="Calibri" w:cs="Calibri" w:eastAsia="Calibri" w:hAnsi="Calibri"/>
-                <w:color w:val="1F2937"/>
-                <w:sz w:val="21"/>
-                <w:szCs w:val="21"/>
+              <w:top w:type="dxa" w:w="80"/>
+              <w:left w:type="dxa" w:w="120"/>
+              <w:bottom w:type="dxa" w:w="80"/>
+              <w:right w:type="dxa" w:w="120"/>
+            </w:tcMar>
+          </w:tcPr>
+          <w:p>
+            <w:pPr>
+              <w:spacing w:line="372" w:lineRule="auto"/>
+            </w:pPr>
+            <w:r>
+              <w:rPr>
+                <w:rFonts w:ascii="Helvetica Neue" w:cs="Helvetica Neue" w:eastAsia="Helvetica Neue" w:hAnsi="Helvetica Neue"/>
+                <w:color w:val="1F2937"/>
+                <w:sz w:val="18"/>
+                <w:szCs w:val="18"/>
               </w:rPr>
               <w:t xml:space="preserve">le choix</w:t>
             </w:r>
@@ -2604,22 +2644,26 @@
         </w:tc>
       </w:tr>
       <w:tr>
-        <w:tc>
-          <w:tcPr>
-            <w:tcMar>
-              <w:top w:type="dxa" w:w="60"/>
-              <w:left w:type="dxa" w:w="100"/>
-              <w:bottom w:type="dxa" w:w="60"/>
-              <w:right w:type="dxa" w:w="100"/>
-            </w:tcMar>
-          </w:tcPr>
-          <w:p>
-            <w:pPr>
-              <w:spacing w:after="40" w:before="40"/>
-            </w:pPr>
-            <w:r>
-              <w:rPr>
-                <w:rFonts w:ascii="Consolas" w:cs="Consolas" w:eastAsia="Consolas" w:hAnsi="Consolas"/>
+        <w:trPr>
+          <w:cantSplit/>
+        </w:trPr>
+        <w:tc>
+          <w:tcPr>
+            <w:tcMar>
+              <w:top w:type="dxa" w:w="80"/>
+              <w:left w:type="dxa" w:w="120"/>
+              <w:bottom w:type="dxa" w:w="80"/>
+              <w:right w:type="dxa" w:w="120"/>
+            </w:tcMar>
+          </w:tcPr>
+          <w:p>
+            <w:pPr>
+              <w:spacing w:line="372" w:lineRule="auto"/>
+            </w:pPr>
+            <w:r>
+              <w:rPr>
+                <w:rFonts w:ascii="Menlo" w:cs="Menlo" w:eastAsia="Menlo" w:hAnsi="Menlo"/>
+                <w:color w:val="1F2937"/>
                 <w:sz w:val="18"/>
                 <w:szCs w:val="18"/>
                 <w:shd w:fill="F1F5F9" w:val="clear"/>
@@ -2631,22 +2675,22 @@
         <w:tc>
           <w:tcPr>
             <w:tcMar>
-              <w:top w:type="dxa" w:w="60"/>
-              <w:left w:type="dxa" w:w="100"/>
-              <w:bottom w:type="dxa" w:w="60"/>
-              <w:right w:type="dxa" w:w="100"/>
-            </w:tcMar>
-          </w:tcPr>
-          <w:p>
-            <w:pPr>
-              <w:spacing w:after="40" w:before="40"/>
-            </w:pPr>
-            <w:r>
-              <w:rPr>
-                <w:rFonts w:ascii="Calibri" w:cs="Calibri" w:eastAsia="Calibri" w:hAnsi="Calibri"/>
-                <w:color w:val="1F2937"/>
-                <w:sz w:val="21"/>
-                <w:szCs w:val="21"/>
+              <w:top w:type="dxa" w:w="80"/>
+              <w:left w:type="dxa" w:w="120"/>
+              <w:bottom w:type="dxa" w:w="80"/>
+              <w:right w:type="dxa" w:w="120"/>
+            </w:tcMar>
+          </w:tcPr>
+          <w:p>
+            <w:pPr>
+              <w:spacing w:line="372" w:lineRule="auto"/>
+            </w:pPr>
+            <w:r>
+              <w:rPr>
+                <w:rFonts w:ascii="Helvetica Neue" w:cs="Helvetica Neue" w:eastAsia="Helvetica Neue" w:hAnsi="Helvetica Neue"/>
+                <w:color w:val="1F2937"/>
+                <w:sz w:val="18"/>
+                <w:szCs w:val="18"/>
               </w:rPr>
               <w:t xml:space="preserve">text | null</w:t>
             </w:r>
@@ -2655,22 +2699,22 @@
         <w:tc>
           <w:tcPr>
             <w:tcMar>
-              <w:top w:type="dxa" w:w="60"/>
-              <w:left w:type="dxa" w:w="100"/>
-              <w:bottom w:type="dxa" w:w="60"/>
-              <w:right w:type="dxa" w:w="100"/>
-            </w:tcMar>
-          </w:tcPr>
-          <w:p>
-            <w:pPr>
-              <w:spacing w:after="40" w:before="40"/>
-            </w:pPr>
-            <w:r>
-              <w:rPr>
-                <w:rFonts w:ascii="Calibri" w:cs="Calibri" w:eastAsia="Calibri" w:hAnsi="Calibri"/>
-                <w:color w:val="1F2937"/>
-                <w:sz w:val="21"/>
-                <w:szCs w:val="21"/>
+              <w:top w:type="dxa" w:w="80"/>
+              <w:left w:type="dxa" w:w="120"/>
+              <w:bottom w:type="dxa" w:w="80"/>
+              <w:right w:type="dxa" w:w="120"/>
+            </w:tcMar>
+          </w:tcPr>
+          <w:p>
+            <w:pPr>
+              <w:spacing w:line="372" w:lineRule="auto"/>
+            </w:pPr>
+            <w:r>
+              <w:rPr>
+                <w:rFonts w:ascii="Helvetica Neue" w:cs="Helvetica Neue" w:eastAsia="Helvetica Neue" w:hAnsi="Helvetica Neue"/>
+                <w:color w:val="1F2937"/>
+                <w:sz w:val="18"/>
+                <w:szCs w:val="18"/>
               </w:rPr>
               <w:t xml:space="preserve">optionnel</w:t>
             </w:r>
@@ -2680,16 +2724,16 @@
     </w:tbl>
     <w:p>
       <w:pPr>
-        <w:spacing w:after="120"/>
-      </w:pPr>
-    </w:p>
-    <w:p>
-      <w:pPr>
-        <w:spacing w:after="120"/>
-      </w:pPr>
-      <w:r>
-        <w:rPr>
-          <w:rFonts w:ascii="Calibri" w:cs="Calibri" w:eastAsia="Calibri" w:hAnsi="Calibri"/>
+        <w:spacing w:after="160"/>
+      </w:pPr>
+    </w:p>
+    <w:p>
+      <w:pPr>
+        <w:spacing w:after="210" w:before="0" w:line="372" w:lineRule="auto"/>
+      </w:pPr>
+      <w:r>
+        <w:rPr>
+          <w:rFonts w:ascii="Helvetica Neue" w:cs="Helvetica Neue" w:eastAsia="Helvetica Neue" w:hAnsi="Helvetica Neue"/>
           <w:b/>
           <w:bCs/>
           <w:color w:val="1F2937"/>
@@ -2700,7 +2744,7 @@
       </w:r>
       <w:r>
         <w:rPr>
-          <w:rFonts w:ascii="Calibri" w:cs="Calibri" w:eastAsia="Calibri" w:hAnsi="Calibri"/>
+          <w:rFonts w:ascii="Helvetica Neue" w:cs="Helvetica Neue" w:eastAsia="Helvetica Neue" w:hAnsi="Helvetica Neue"/>
           <w:color w:val="1F2937"/>
           <w:sz w:val="21"/>
           <w:szCs w:val="21"/>
@@ -2709,7 +2753,7 @@
       </w:r>
       <w:r>
         <w:rPr>
-          <w:rFonts w:ascii="Calibri" w:cs="Calibri" w:eastAsia="Calibri" w:hAnsi="Calibri"/>
+          <w:rFonts w:ascii="Helvetica Neue" w:cs="Helvetica Neue" w:eastAsia="Helvetica Neue" w:hAnsi="Helvetica Neue"/>
           <w:b/>
           <w:bCs/>
           <w:color w:val="1F2937"/>
@@ -2720,7 +2764,7 @@
       </w:r>
       <w:r>
         <w:rPr>
-          <w:rFonts w:ascii="Calibri" w:cs="Calibri" w:eastAsia="Calibri" w:hAnsi="Calibri"/>
+          <w:rFonts w:ascii="Helvetica Neue" w:cs="Helvetica Neue" w:eastAsia="Helvetica Neue" w:hAnsi="Helvetica Neue"/>
           <w:color w:val="1F2937"/>
           <w:sz w:val="21"/>
           <w:szCs w:val="21"/>
@@ -2729,7 +2773,7 @@
       </w:r>
       <w:r>
         <w:rPr>
-          <w:rFonts w:ascii="Calibri" w:cs="Calibri" w:eastAsia="Calibri" w:hAnsi="Calibri"/>
+          <w:rFonts w:ascii="Helvetica Neue" w:cs="Helvetica Neue" w:eastAsia="Helvetica Neue" w:hAnsi="Helvetica Neue"/>
           <w:b/>
           <w:bCs/>
           <w:color w:val="1F2937"/>
@@ -2740,7 +2784,7 @@
       </w:r>
       <w:r>
         <w:rPr>
-          <w:rFonts w:ascii="Calibri" w:cs="Calibri" w:eastAsia="Calibri" w:hAnsi="Calibri"/>
+          <w:rFonts w:ascii="Helvetica Neue" w:cs="Helvetica Neue" w:eastAsia="Helvetica Neue" w:hAnsi="Helvetica Neue"/>
           <w:color w:val="1F2937"/>
           <w:sz w:val="21"/>
           <w:szCs w:val="21"/>
@@ -2751,104 +2795,89 @@
     <w:p>
       <w:pPr>
         <w:pStyle w:val="Heading3"/>
-        <w:spacing w:after="120" w:before="240"/>
-      </w:pPr>
-      <w:r>
-        <w:rPr>
-          <w:rFonts w:ascii="Calibri" w:cs="Calibri" w:eastAsia="Calibri" w:hAnsi="Calibri"/>
+        <w:keepNext/>
+        <w:spacing w:after="80" w:before="280" w:line="372" w:lineRule="auto"/>
+      </w:pPr>
+      <w:r>
+        <w:rPr>
+          <w:rFonts w:ascii="Helvetica Neue" w:cs="Helvetica Neue" w:eastAsia="Helvetica Neue" w:hAnsi="Helvetica Neue"/>
           <w:b/>
           <w:bCs/>
           <w:color w:val="1E40AF"/>
-          <w:sz w:val="24"/>
-          <w:szCs w:val="24"/>
+          <w:sz w:val="23"/>
+          <w:szCs w:val="23"/>
         </w:rPr>
         <w:t xml:space="preserve">3.4 Couplage absences → repas (</w:t>
       </w:r>
       <w:r>
         <w:rPr>
-          <w:rFonts w:ascii="Consolas" w:cs="Consolas" w:eastAsia="Consolas" w:hAnsi="Consolas"/>
+          <w:rFonts w:ascii="Menlo" w:cs="Menlo" w:eastAsia="Menlo" w:hAnsi="Menlo"/>
           <w:b/>
           <w:bCs/>
           <w:color w:val="1E40AF"/>
-          <w:sz w:val="24"/>
-          <w:szCs w:val="24"/>
-          <w:shd w:fill="F1F5F9" w:val="clear"/>
-        </w:rPr>
-        <w:t xml:space="preserve">R-FOYER-09</w:t>
-      </w:r>
-      <w:r>
-        <w:rPr>
-          <w:rFonts w:ascii="Calibri" w:cs="Calibri" w:eastAsia="Calibri" w:hAnsi="Calibri"/>
-          <w:b/>
-          <w:bCs/>
-          <w:color w:val="1E40AF"/>
-          <w:sz w:val="24"/>
-          <w:szCs w:val="24"/>
-        </w:rPr>
-        <w:t xml:space="preserve">)</w:t>
-      </w:r>
-    </w:p>
-    <w:p>
-      <w:pPr>
-        <w:spacing w:after="120"/>
-      </w:pPr>
-      <w:r>
-        <w:rPr>
-          <w:rFonts w:ascii="Calibri" w:cs="Calibri" w:eastAsia="Calibri" w:hAnsi="Calibri"/>
-          <w:color w:val="1F2937"/>
-          <w:sz w:val="21"/>
-          <w:szCs w:val="21"/>
-        </w:rPr>
-        <w:t xml:space="preserve">On complète </w:t>
-      </w:r>
-      <w:r>
-        <w:rPr>
-          <w:rFonts w:ascii="Consolas" w:cs="Consolas" w:eastAsia="Consolas" w:hAnsi="Consolas"/>
           <w:sz w:val="18"/>
           <w:szCs w:val="18"/>
           <w:shd w:fill="F1F5F9" w:val="clear"/>
         </w:rPr>
-        <w:t xml:space="preserve">absences_sejour</w:t>
-      </w:r>
-      <w:r>
-        <w:rPr>
-          <w:rFonts w:ascii="Calibri" w:cs="Calibri" w:eastAsia="Calibri" w:hAnsi="Calibri"/>
-          <w:color w:val="1F2937"/>
-          <w:sz w:val="21"/>
-          <w:szCs w:val="21"/>
-        </w:rPr>
-        <w:t xml:space="preserve"> avec le détail des jours-frontières : </w:t>
-      </w:r>
-      <w:r>
-        <w:rPr>
-          <w:rFonts w:ascii="Consolas" w:cs="Consolas" w:eastAsia="Consolas" w:hAnsi="Consolas"/>
+        <w:t xml:space="preserve">R-FOYER-09</w:t>
+      </w:r>
+      <w:r>
+        <w:rPr>
+          <w:rFonts w:ascii="Helvetica Neue" w:cs="Helvetica Neue" w:eastAsia="Helvetica Neue" w:hAnsi="Helvetica Neue"/>
+          <w:b/>
+          <w:bCs/>
+          <w:color w:val="1E40AF"/>
+          <w:sz w:val="23"/>
+          <w:szCs w:val="23"/>
+        </w:rPr>
+        <w:t xml:space="preserve">)</w:t>
+      </w:r>
+    </w:p>
+    <w:p>
+      <w:pPr>
+        <w:spacing w:after="210" w:before="0" w:line="372" w:lineRule="auto"/>
+      </w:pPr>
+      <w:r>
+        <w:rPr>
+          <w:rFonts w:ascii="Helvetica Neue" w:cs="Helvetica Neue" w:eastAsia="Helvetica Neue" w:hAnsi="Helvetica Neue"/>
+          <w:color w:val="1F2937"/>
+          <w:sz w:val="21"/>
+          <w:szCs w:val="21"/>
+        </w:rPr>
+        <w:t xml:space="preserve">On complète </w:t>
+      </w:r>
+      <w:r>
+        <w:rPr>
+          <w:rFonts w:ascii="Menlo" w:cs="Menlo" w:eastAsia="Menlo" w:hAnsi="Menlo"/>
+          <w:color w:val="1F2937"/>
           <w:sz w:val="18"/>
           <w:szCs w:val="18"/>
           <w:shd w:fill="F1F5F9" w:val="clear"/>
         </w:rPr>
-        <w:t xml:space="preserve">depart_dejeuner</w:t>
-      </w:r>
-      <w:r>
-        <w:rPr>
-          <w:rFonts w:ascii="Calibri" w:cs="Calibri" w:eastAsia="Calibri" w:hAnsi="Calibri"/>
-          <w:color w:val="1F2937"/>
-          <w:sz w:val="21"/>
-          <w:szCs w:val="21"/>
-        </w:rPr>
-        <w:t xml:space="preserve">, </w:t>
-      </w:r>
-      <w:r>
-        <w:rPr>
-          <w:rFonts w:ascii="Consolas" w:cs="Consolas" w:eastAsia="Consolas" w:hAnsi="Consolas"/>
+        <w:t xml:space="preserve">absences_sejour</w:t>
+      </w:r>
+      <w:r>
+        <w:rPr>
+          <w:rFonts w:ascii="Helvetica Neue" w:cs="Helvetica Neue" w:eastAsia="Helvetica Neue" w:hAnsi="Helvetica Neue"/>
+          <w:color w:val="1F2937"/>
+          <w:sz w:val="21"/>
+          <w:szCs w:val="21"/>
+        </w:rPr>
+        <w:t xml:space="preserve"> avec le détail des jours-frontières : </w:t>
+      </w:r>
+      <w:r>
+        <w:rPr>
+          <w:rFonts w:ascii="Menlo" w:cs="Menlo" w:eastAsia="Menlo" w:hAnsi="Menlo"/>
+          <w:color w:val="1F2937"/>
           <w:sz w:val="18"/>
           <w:szCs w:val="18"/>
           <w:shd w:fill="F1F5F9" w:val="clear"/>
         </w:rPr>
-        <w:t xml:space="preserve">depart_diner</w:t>
-      </w:r>
-      <w:r>
-        <w:rPr>
-          <w:rFonts w:ascii="Calibri" w:cs="Calibri" w:eastAsia="Calibri" w:hAnsi="Calibri"/>
+        <w:t xml:space="preserve">depart_dejeuner</w:t>
+      </w:r>
+      <w:r>
+        <w:rPr>
+          <w:rFonts w:ascii="Helvetica Neue" w:cs="Helvetica Neue" w:eastAsia="Helvetica Neue" w:hAnsi="Helvetica Neue"/>
           <w:color w:val="1F2937"/>
           <w:sz w:val="21"/>
           <w:szCs w:val="21"/>
@@ -2857,16 +2886,17 @@
       </w:r>
       <w:r>
         <w:rPr>
-          <w:rFonts w:ascii="Consolas" w:cs="Consolas" w:eastAsia="Consolas" w:hAnsi="Consolas"/>
+          <w:rFonts w:ascii="Menlo" w:cs="Menlo" w:eastAsia="Menlo" w:hAnsi="Menlo"/>
+          <w:color w:val="1F2937"/>
           <w:sz w:val="18"/>
           <w:szCs w:val="18"/>
           <w:shd w:fill="F1F5F9" w:val="clear"/>
         </w:rPr>
-        <w:t xml:space="preserve">retour_dejeuner</w:t>
-      </w:r>
-      <w:r>
-        <w:rPr>
-          <w:rFonts w:ascii="Calibri" w:cs="Calibri" w:eastAsia="Calibri" w:hAnsi="Calibri"/>
+        <w:t xml:space="preserve">depart_diner</w:t>
+      </w:r>
+      <w:r>
+        <w:rPr>
+          <w:rFonts w:ascii="Helvetica Neue" w:cs="Helvetica Neue" w:eastAsia="Helvetica Neue" w:hAnsi="Helvetica Neue"/>
           <w:color w:val="1F2937"/>
           <w:sz w:val="21"/>
           <w:szCs w:val="21"/>
@@ -2875,16 +2905,36 @@
       </w:r>
       <w:r>
         <w:rPr>
-          <w:rFonts w:ascii="Consolas" w:cs="Consolas" w:eastAsia="Consolas" w:hAnsi="Consolas"/>
+          <w:rFonts w:ascii="Menlo" w:cs="Menlo" w:eastAsia="Menlo" w:hAnsi="Menlo"/>
+          <w:color w:val="1F2937"/>
           <w:sz w:val="18"/>
           <w:szCs w:val="18"/>
           <w:shd w:fill="F1F5F9" w:val="clear"/>
         </w:rPr>
+        <w:t xml:space="preserve">retour_dejeuner</w:t>
+      </w:r>
+      <w:r>
+        <w:rPr>
+          <w:rFonts w:ascii="Helvetica Neue" w:cs="Helvetica Neue" w:eastAsia="Helvetica Neue" w:hAnsi="Helvetica Neue"/>
+          <w:color w:val="1F2937"/>
+          <w:sz w:val="21"/>
+          <w:szCs w:val="21"/>
+        </w:rPr>
+        <w:t xml:space="preserve">, </w:t>
+      </w:r>
+      <w:r>
+        <w:rPr>
+          <w:rFonts w:ascii="Menlo" w:cs="Menlo" w:eastAsia="Menlo" w:hAnsi="Menlo"/>
+          <w:color w:val="1F2937"/>
+          <w:sz w:val="18"/>
+          <w:szCs w:val="18"/>
+          <w:shd w:fill="F1F5F9" w:val="clear"/>
+        </w:rPr>
         <w:t xml:space="preserve">retour_diner</w:t>
       </w:r>
       <w:r>
         <w:rPr>
-          <w:rFonts w:ascii="Calibri" w:cs="Calibri" w:eastAsia="Calibri" w:hAnsi="Calibri"/>
+          <w:rFonts w:ascii="Helvetica Neue" w:cs="Helvetica Neue" w:eastAsia="Helvetica Neue" w:hAnsi="Helvetica Neue"/>
           <w:color w:val="1F2937"/>
           <w:sz w:val="21"/>
           <w:szCs w:val="21"/>
@@ -2893,7 +2943,7 @@
       </w:r>
       <w:r>
         <w:rPr>
-          <w:rFonts w:ascii="Calibri" w:cs="Calibri" w:eastAsia="Calibri" w:hAnsi="Calibri"/>
+          <w:rFonts w:ascii="Helvetica Neue" w:cs="Helvetica Neue" w:eastAsia="Helvetica Neue" w:hAnsi="Helvetica Neue"/>
           <w:b/>
           <w:bCs/>
           <w:color w:val="1F2937"/>
@@ -2904,7 +2954,7 @@
       </w:r>
       <w:r>
         <w:rPr>
-          <w:rFonts w:ascii="Calibri" w:cs="Calibri" w:eastAsia="Calibri" w:hAnsi="Calibri"/>
+          <w:rFonts w:ascii="Helvetica Neue" w:cs="Helvetica Neue" w:eastAsia="Helvetica Neue" w:hAnsi="Helvetica Neue"/>
           <w:color w:val="1F2937"/>
           <w:sz w:val="21"/>
           <w:szCs w:val="21"/>
@@ -2913,7 +2963,7 @@
       </w:r>
       <w:r>
         <w:rPr>
-          <w:rFonts w:ascii="Calibri" w:cs="Calibri" w:eastAsia="Calibri" w:hAnsi="Calibri"/>
+          <w:rFonts w:ascii="Helvetica Neue" w:cs="Helvetica Neue" w:eastAsia="Helvetica Neue" w:hAnsi="Helvetica Neue"/>
           <w:b/>
           <w:bCs/>
           <w:color w:val="1F2937"/>
@@ -2924,7 +2974,7 @@
       </w:r>
       <w:r>
         <w:rPr>
-          <w:rFonts w:ascii="Calibri" w:cs="Calibri" w:eastAsia="Calibri" w:hAnsi="Calibri"/>
+          <w:rFonts w:ascii="Helvetica Neue" w:cs="Helvetica Neue" w:eastAsia="Helvetica Neue" w:hAnsi="Helvetica Neue"/>
           <w:color w:val="1F2937"/>
           <w:sz w:val="21"/>
           <w:szCs w:val="21"/>
@@ -2933,7 +2983,7 @@
       </w:r>
       <w:r>
         <w:rPr>
-          <w:rFonts w:ascii="Calibri" w:cs="Calibri" w:eastAsia="Calibri" w:hAnsi="Calibri"/>
+          <w:rFonts w:ascii="Helvetica Neue" w:cs="Helvetica Neue" w:eastAsia="Helvetica Neue" w:hAnsi="Helvetica Neue"/>
           <w:b/>
           <w:bCs/>
           <w:color w:val="1F2937"/>
@@ -2944,7 +2994,7 @@
       </w:r>
       <w:r>
         <w:rPr>
-          <w:rFonts w:ascii="Calibri" w:cs="Calibri" w:eastAsia="Calibri" w:hAnsi="Calibri"/>
+          <w:rFonts w:ascii="Helvetica Neue" w:cs="Helvetica Neue" w:eastAsia="Helvetica Neue" w:hAnsi="Helvetica Neue"/>
           <w:color w:val="1F2937"/>
           <w:sz w:val="21"/>
           <w:szCs w:val="21"/>
@@ -2955,19 +3005,23 @@
     <w:p>
       <w:pPr>
         <w:pBdr>
-          <w:bottom w:val="single" w:color="E2E8F0" w:sz="6"/>
+          <w:bottom w:val="single" w:color="E2E8F0" w:sz="6" w:space="0"/>
         </w:pBdr>
-        <w:spacing w:after="120" w:before="120"/>
+        <w:spacing w:after="280" w:before="280" w:line="372" w:lineRule="auto"/>
       </w:pPr>
     </w:p>
     <w:p>
       <w:pPr>
         <w:pStyle w:val="Heading2"/>
-        <w:spacing w:after="120" w:before="240"/>
-      </w:pPr>
-      <w:r>
-        <w:rPr>
-          <w:rFonts w:ascii="Calibri" w:cs="Calibri" w:eastAsia="Calibri" w:hAnsi="Calibri"/>
+        <w:keepNext/>
+        <w:pBdr>
+          <w:bottom w:val="single" w:color="DBEAFE" w:sz="6" w:space="3"/>
+        </w:pBdr>
+        <w:spacing w:after="120" w:before="400" w:line="372" w:lineRule="auto"/>
+      </w:pPr>
+      <w:r>
+        <w:rPr>
+          <w:rFonts w:ascii="Helvetica Neue" w:cs="Helvetica Neue" w:eastAsia="Helvetica Neue" w:hAnsi="Helvetica Neue"/>
           <w:b/>
           <w:bCs/>
           <w:color w:val="1E40AF"/>
@@ -2979,11 +3033,11 @@
     </w:p>
     <w:p>
       <w:pPr>
-        <w:spacing w:after="120"/>
-      </w:pPr>
-      <w:r>
-        <w:rPr>
-          <w:rFonts w:ascii="Calibri" w:cs="Calibri" w:eastAsia="Calibri" w:hAnsi="Calibri"/>
+        <w:spacing w:after="210" w:before="0" w:line="372" w:lineRule="auto"/>
+      </w:pPr>
+      <w:r>
+        <w:rPr>
+          <w:rFonts w:ascii="Helvetica Neue" w:cs="Helvetica Neue" w:eastAsia="Helvetica Neue" w:hAnsi="Helvetica Neue"/>
           <w:color w:val="1F2937"/>
           <w:sz w:val="21"/>
           <w:szCs w:val="21"/>
@@ -2992,7 +3046,7 @@
       </w:r>
       <w:r>
         <w:rPr>
-          <w:rFonts w:ascii="Calibri" w:cs="Calibri" w:eastAsia="Calibri" w:hAnsi="Calibri"/>
+          <w:rFonts w:ascii="Helvetica Neue" w:cs="Helvetica Neue" w:eastAsia="Helvetica Neue" w:hAnsi="Helvetica Neue"/>
           <w:b/>
           <w:bCs/>
           <w:color w:val="1F2937"/>
@@ -3003,7 +3057,7 @@
       </w:r>
       <w:r>
         <w:rPr>
-          <w:rFonts w:ascii="Calibri" w:cs="Calibri" w:eastAsia="Calibri" w:hAnsi="Calibri"/>
+          <w:rFonts w:ascii="Helvetica Neue" w:cs="Helvetica Neue" w:eastAsia="Helvetica Neue" w:hAnsi="Helvetica Neue"/>
           <w:color w:val="1F2937"/>
           <w:sz w:val="21"/>
           <w:szCs w:val="21"/>
@@ -3012,7 +3066,7 @@
       </w:r>
       <w:r>
         <w:rPr>
-          <w:rFonts w:ascii="Calibri" w:cs="Calibri" w:eastAsia="Calibri" w:hAnsi="Calibri"/>
+          <w:rFonts w:ascii="Helvetica Neue" w:cs="Helvetica Neue" w:eastAsia="Helvetica Neue" w:hAnsi="Helvetica Neue"/>
           <w:b/>
           <w:bCs/>
           <w:color w:val="1F2937"/>
@@ -3023,7 +3077,7 @@
       </w:r>
       <w:r>
         <w:rPr>
-          <w:rFonts w:ascii="Calibri" w:cs="Calibri" w:eastAsia="Calibri" w:hAnsi="Calibri"/>
+          <w:rFonts w:ascii="Helvetica Neue" w:cs="Helvetica Neue" w:eastAsia="Helvetica Neue" w:hAnsi="Helvetica Neue"/>
           <w:color w:val="1F2937"/>
           <w:sz w:val="21"/>
           <w:szCs w:val="21"/>
@@ -3032,7 +3086,8 @@
       </w:r>
       <w:r>
         <w:rPr>
-          <w:rFonts w:ascii="Consolas" w:cs="Consolas" w:eastAsia="Consolas" w:hAnsi="Consolas"/>
+          <w:rFonts w:ascii="Menlo" w:cs="Menlo" w:eastAsia="Menlo" w:hAnsi="Menlo"/>
+          <w:color w:val="1F2937"/>
           <w:sz w:val="18"/>
           <w:szCs w:val="18"/>
           <w:shd w:fill="F1F5F9" w:val="clear"/>
@@ -3041,7 +3096,7 @@
       </w:r>
       <w:r>
         <w:rPr>
-          <w:rFonts w:ascii="Calibri" w:cs="Calibri" w:eastAsia="Calibri" w:hAnsi="Calibri"/>
+          <w:rFonts w:ascii="Helvetica Neue" w:cs="Helvetica Neue" w:eastAsia="Helvetica Neue" w:hAnsi="Helvetica Neue"/>
           <w:color w:val="1F2937"/>
           <w:sz w:val="21"/>
           <w:szCs w:val="21"/>
@@ -3051,11 +3106,11 @@
     </w:p>
     <w:p>
       <w:pPr>
-        <w:spacing w:after="120"/>
-      </w:pPr>
-      <w:r>
-        <w:rPr>
-          <w:rFonts w:ascii="Calibri" w:cs="Calibri" w:eastAsia="Calibri" w:hAnsi="Calibri"/>
+        <w:spacing w:after="210" w:before="0" w:line="372" w:lineRule="auto"/>
+      </w:pPr>
+      <w:r>
+        <w:rPr>
+          <w:rFonts w:ascii="Helvetica Neue" w:cs="Helvetica Neue" w:eastAsia="Helvetica Neue" w:hAnsi="Helvetica Neue"/>
           <w:b/>
           <w:bCs/>
           <w:color w:val="1F2937"/>
@@ -3066,7 +3121,7 @@
       </w:r>
       <w:r>
         <w:rPr>
-          <w:rFonts w:ascii="Calibri" w:cs="Calibri" w:eastAsia="Calibri" w:hAnsi="Calibri"/>
+          <w:rFonts w:ascii="Helvetica Neue" w:cs="Helvetica Neue" w:eastAsia="Helvetica Neue" w:hAnsi="Helvetica Neue"/>
           <w:color w:val="1F2937"/>
           <w:sz w:val="21"/>
           <w:szCs w:val="21"/>
@@ -3075,7 +3130,8 @@
       </w:r>
       <w:r>
         <w:rPr>
-          <w:rFonts w:ascii="Consolas" w:cs="Consolas" w:eastAsia="Consolas" w:hAnsi="Consolas"/>
+          <w:rFonts w:ascii="Menlo" w:cs="Menlo" w:eastAsia="Menlo" w:hAnsi="Menlo"/>
+          <w:color w:val="1F2937"/>
           <w:sz w:val="18"/>
           <w:szCs w:val="18"/>
           <w:shd w:fill="F1F5F9" w:val="clear"/>
@@ -3084,7 +3140,7 @@
       </w:r>
       <w:r>
         <w:rPr>
-          <w:rFonts w:ascii="Calibri" w:cs="Calibri" w:eastAsia="Calibri" w:hAnsi="Calibri"/>
+          <w:rFonts w:ascii="Helvetica Neue" w:cs="Helvetica Neue" w:eastAsia="Helvetica Neue" w:hAnsi="Helvetica Neue"/>
           <w:color w:val="1F2937"/>
           <w:sz w:val="21"/>
           <w:szCs w:val="21"/>
@@ -3093,7 +3149,7 @@
       </w:r>
       <w:r>
         <w:rPr>
-          <w:rFonts w:ascii="Calibri" w:cs="Calibri" w:eastAsia="Calibri" w:hAnsi="Calibri"/>
+          <w:rFonts w:ascii="Helvetica Neue" w:cs="Helvetica Neue" w:eastAsia="Helvetica Neue" w:hAnsi="Helvetica Neue"/>
           <w:b/>
           <w:bCs/>
           <w:color w:val="1F2937"/>
@@ -3104,7 +3160,7 @@
       </w:r>
       <w:r>
         <w:rPr>
-          <w:rFonts w:ascii="Calibri" w:cs="Calibri" w:eastAsia="Calibri" w:hAnsi="Calibri"/>
+          <w:rFonts w:ascii="Helvetica Neue" w:cs="Helvetica Neue" w:eastAsia="Helvetica Neue" w:hAnsi="Helvetica Neue"/>
           <w:color w:val="1F2937"/>
           <w:sz w:val="21"/>
           <w:szCs w:val="21"/>
@@ -3113,7 +3169,7 @@
       </w:r>
       <w:r>
         <w:rPr>
-          <w:rFonts w:ascii="Calibri" w:cs="Calibri" w:eastAsia="Calibri" w:hAnsi="Calibri"/>
+          <w:rFonts w:ascii="Helvetica Neue" w:cs="Helvetica Neue" w:eastAsia="Helvetica Neue" w:hAnsi="Helvetica Neue"/>
           <w:b/>
           <w:bCs/>
           <w:color w:val="1F2937"/>
@@ -3124,7 +3180,7 @@
       </w:r>
       <w:r>
         <w:rPr>
-          <w:rFonts w:ascii="Calibri" w:cs="Calibri" w:eastAsia="Calibri" w:hAnsi="Calibri"/>
+          <w:rFonts w:ascii="Helvetica Neue" w:cs="Helvetica Neue" w:eastAsia="Helvetica Neue" w:hAnsi="Helvetica Neue"/>
           <w:color w:val="1F2937"/>
           <w:sz w:val="21"/>
           <w:szCs w:val="21"/>
@@ -3133,7 +3189,7 @@
       </w:r>
       <w:r>
         <w:rPr>
-          <w:rFonts w:ascii="Calibri" w:cs="Calibri" w:eastAsia="Calibri" w:hAnsi="Calibri"/>
+          <w:rFonts w:ascii="Helvetica Neue" w:cs="Helvetica Neue" w:eastAsia="Helvetica Neue" w:hAnsi="Helvetica Neue"/>
           <w:b/>
           <w:bCs/>
           <w:color w:val="1F2937"/>
@@ -3144,7 +3200,7 @@
       </w:r>
       <w:r>
         <w:rPr>
-          <w:rFonts w:ascii="Calibri" w:cs="Calibri" w:eastAsia="Calibri" w:hAnsi="Calibri"/>
+          <w:rFonts w:ascii="Helvetica Neue" w:cs="Helvetica Neue" w:eastAsia="Helvetica Neue" w:hAnsi="Helvetica Neue"/>
           <w:color w:val="1F2937"/>
           <w:sz w:val="21"/>
           <w:szCs w:val="21"/>
@@ -3153,7 +3209,8 @@
       </w:r>
       <w:r>
         <w:rPr>
-          <w:rFonts w:ascii="Consolas" w:cs="Consolas" w:eastAsia="Consolas" w:hAnsi="Consolas"/>
+          <w:rFonts w:ascii="Menlo" w:cs="Menlo" w:eastAsia="Menlo" w:hAnsi="Menlo"/>
+          <w:color w:val="1F2937"/>
           <w:sz w:val="18"/>
           <w:szCs w:val="18"/>
           <w:shd w:fill="F1F5F9" w:val="clear"/>
@@ -3162,7 +3219,7 @@
       </w:r>
       <w:r>
         <w:rPr>
-          <w:rFonts w:ascii="Calibri" w:cs="Calibri" w:eastAsia="Calibri" w:hAnsi="Calibri"/>
+          <w:rFonts w:ascii="Helvetica Neue" w:cs="Helvetica Neue" w:eastAsia="Helvetica Neue" w:hAnsi="Helvetica Neue"/>
           <w:color w:val="1F2937"/>
           <w:sz w:val="21"/>
           <w:szCs w:val="21"/>
@@ -3173,19 +3230,23 @@
     <w:p>
       <w:pPr>
         <w:pBdr>
-          <w:bottom w:val="single" w:color="E2E8F0" w:sz="6"/>
+          <w:bottom w:val="single" w:color="E2E8F0" w:sz="6" w:space="0"/>
         </w:pBdr>
-        <w:spacing w:after="120" w:before="120"/>
+        <w:spacing w:after="280" w:before="280" w:line="372" w:lineRule="auto"/>
       </w:pPr>
     </w:p>
     <w:p>
       <w:pPr>
         <w:pStyle w:val="Heading2"/>
-        <w:spacing w:after="120" w:before="240"/>
-      </w:pPr>
-      <w:r>
-        <w:rPr>
-          <w:rFonts w:ascii="Calibri" w:cs="Calibri" w:eastAsia="Calibri" w:hAnsi="Calibri"/>
+        <w:keepNext/>
+        <w:pBdr>
+          <w:bottom w:val="single" w:color="DBEAFE" w:sz="6" w:space="3"/>
+        </w:pBdr>
+        <w:spacing w:after="120" w:before="400" w:line="372" w:lineRule="auto"/>
+      </w:pPr>
+      <w:r>
+        <w:rPr>
+          <w:rFonts w:ascii="Helvetica Neue" w:cs="Helvetica Neue" w:eastAsia="Helvetica Neue" w:hAnsi="Helvetica Neue"/>
           <w:b/>
           <w:bCs/>
           <w:color w:val="1E40AF"/>
@@ -3197,11 +3258,11 @@
     </w:p>
     <w:p>
       <w:pPr>
-        <w:spacing w:after="120"/>
-      </w:pPr>
-      <w:r>
-        <w:rPr>
-          <w:rFonts w:ascii="Calibri" w:cs="Calibri" w:eastAsia="Calibri" w:hAnsi="Calibri"/>
+        <w:spacing w:after="210" w:before="0" w:line="372" w:lineRule="auto"/>
+      </w:pPr>
+      <w:r>
+        <w:rPr>
+          <w:rFonts w:ascii="Helvetica Neue" w:cs="Helvetica Neue" w:eastAsia="Helvetica Neue" w:hAnsi="Helvetica Neue"/>
           <w:color w:val="1F2937"/>
           <w:sz w:val="21"/>
           <w:szCs w:val="21"/>
@@ -3210,7 +3271,7 @@
       </w:r>
       <w:r>
         <w:rPr>
-          <w:rFonts w:ascii="Calibri" w:cs="Calibri" w:eastAsia="Calibri" w:hAnsi="Calibri"/>
+          <w:rFonts w:ascii="Helvetica Neue" w:cs="Helvetica Neue" w:eastAsia="Helvetica Neue" w:hAnsi="Helvetica Neue"/>
           <w:b/>
           <w:bCs/>
           <w:color w:val="1F2937"/>
@@ -3221,7 +3282,7 @@
       </w:r>
       <w:r>
         <w:rPr>
-          <w:rFonts w:ascii="Calibri" w:cs="Calibri" w:eastAsia="Calibri" w:hAnsi="Calibri"/>
+          <w:rFonts w:ascii="Helvetica Neue" w:cs="Helvetica Neue" w:eastAsia="Helvetica Neue" w:hAnsi="Helvetica Neue"/>
           <w:color w:val="1F2937"/>
           <w:sz w:val="21"/>
           <w:szCs w:val="21"/>
@@ -3230,7 +3291,7 @@
       </w:r>
       <w:r>
         <w:rPr>
-          <w:rFonts w:ascii="Calibri" w:cs="Calibri" w:eastAsia="Calibri" w:hAnsi="Calibri"/>
+          <w:rFonts w:ascii="Helvetica Neue" w:cs="Helvetica Neue" w:eastAsia="Helvetica Neue" w:hAnsi="Helvetica Neue"/>
           <w:b/>
           <w:bCs/>
           <w:color w:val="1F2937"/>
@@ -3241,7 +3302,7 @@
       </w:r>
       <w:r>
         <w:rPr>
-          <w:rFonts w:ascii="Calibri" w:cs="Calibri" w:eastAsia="Calibri" w:hAnsi="Calibri"/>
+          <w:rFonts w:ascii="Helvetica Neue" w:cs="Helvetica Neue" w:eastAsia="Helvetica Neue" w:hAnsi="Helvetica Neue"/>
           <w:color w:val="1F2937"/>
           <w:sz w:val="21"/>
           <w:szCs w:val="21"/>
@@ -3256,11 +3317,11 @@
           <w:ilvl w:val="0"/>
           <w:numId w:val="1"/>
         </w:numPr>
-        <w:spacing w:after="60"/>
-      </w:pPr>
-      <w:r>
-        <w:rPr>
-          <w:rFonts w:ascii="Calibri" w:cs="Calibri" w:eastAsia="Calibri" w:hAnsi="Calibri"/>
+        <w:spacing w:after="40" w:before="0" w:line="372" w:lineRule="auto"/>
+      </w:pPr>
+      <w:r>
+        <w:rPr>
+          <w:rFonts w:ascii="Helvetica Neue" w:cs="Helvetica Neue" w:eastAsia="Helvetica Neue" w:hAnsi="Helvetica Neue"/>
           <w:b/>
           <w:bCs/>
           <w:color w:val="1F2937"/>
@@ -3271,7 +3332,7 @@
       </w:r>
       <w:r>
         <w:rPr>
-          <w:rFonts w:ascii="Calibri" w:cs="Calibri" w:eastAsia="Calibri" w:hAnsi="Calibri"/>
+          <w:rFonts w:ascii="Helvetica Neue" w:cs="Helvetica Neue" w:eastAsia="Helvetica Neue" w:hAnsi="Helvetica Neue"/>
           <w:color w:val="1F2937"/>
           <w:sz w:val="21"/>
           <w:szCs w:val="21"/>
@@ -3286,11 +3347,11 @@
           <w:ilvl w:val="0"/>
           <w:numId w:val="1"/>
         </w:numPr>
-        <w:spacing w:after="60"/>
-      </w:pPr>
-      <w:r>
-        <w:rPr>
-          <w:rFonts w:ascii="Calibri" w:cs="Calibri" w:eastAsia="Calibri" w:hAnsi="Calibri"/>
+        <w:spacing w:after="40" w:before="0" w:line="372" w:lineRule="auto"/>
+      </w:pPr>
+      <w:r>
+        <w:rPr>
+          <w:rFonts w:ascii="Helvetica Neue" w:cs="Helvetica Neue" w:eastAsia="Helvetica Neue" w:hAnsi="Helvetica Neue"/>
           <w:b/>
           <w:bCs/>
           <w:color w:val="1F2937"/>
@@ -3301,7 +3362,7 @@
       </w:r>
       <w:r>
         <w:rPr>
-          <w:rFonts w:ascii="Calibri" w:cs="Calibri" w:eastAsia="Calibri" w:hAnsi="Calibri"/>
+          <w:rFonts w:ascii="Helvetica Neue" w:cs="Helvetica Neue" w:eastAsia="Helvetica Neue" w:hAnsi="Helvetica Neue"/>
           <w:color w:val="1F2937"/>
           <w:sz w:val="21"/>
           <w:szCs w:val="21"/>
@@ -3310,7 +3371,7 @@
       </w:r>
       <w:r>
         <w:rPr>
-          <w:rFonts w:ascii="Calibri" w:cs="Calibri" w:eastAsia="Calibri" w:hAnsi="Calibri"/>
+          <w:rFonts w:ascii="Helvetica Neue" w:cs="Helvetica Neue" w:eastAsia="Helvetica Neue" w:hAnsi="Helvetica Neue"/>
           <w:b/>
           <w:bCs/>
           <w:color w:val="1F2937"/>
@@ -3321,7 +3382,7 @@
       </w:r>
       <w:r>
         <w:rPr>
-          <w:rFonts w:ascii="Calibri" w:cs="Calibri" w:eastAsia="Calibri" w:hAnsi="Calibri"/>
+          <w:rFonts w:ascii="Helvetica Neue" w:cs="Helvetica Neue" w:eastAsia="Helvetica Neue" w:hAnsi="Helvetica Neue"/>
           <w:color w:val="1F2937"/>
           <w:sz w:val="21"/>
           <w:szCs w:val="21"/>
@@ -3336,11 +3397,11 @@
           <w:ilvl w:val="0"/>
           <w:numId w:val="1"/>
         </w:numPr>
-        <w:spacing w:after="60"/>
-      </w:pPr>
-      <w:r>
-        <w:rPr>
-          <w:rFonts w:ascii="Calibri" w:cs="Calibri" w:eastAsia="Calibri" w:hAnsi="Calibri"/>
+        <w:spacing w:after="40" w:before="0" w:line="372" w:lineRule="auto"/>
+      </w:pPr>
+      <w:r>
+        <w:rPr>
+          <w:rFonts w:ascii="Helvetica Neue" w:cs="Helvetica Neue" w:eastAsia="Helvetica Neue" w:hAnsi="Helvetica Neue"/>
           <w:b/>
           <w:bCs/>
           <w:color w:val="1F2937"/>
@@ -3351,7 +3412,7 @@
       </w:r>
       <w:r>
         <w:rPr>
-          <w:rFonts w:ascii="Calibri" w:cs="Calibri" w:eastAsia="Calibri" w:hAnsi="Calibri"/>
+          <w:rFonts w:ascii="Helvetica Neue" w:cs="Helvetica Neue" w:eastAsia="Helvetica Neue" w:hAnsi="Helvetica Neue"/>
           <w:color w:val="1F2937"/>
           <w:sz w:val="21"/>
           <w:szCs w:val="21"/>
@@ -3360,7 +3421,7 @@
       </w:r>
       <w:r>
         <w:rPr>
-          <w:rFonts w:ascii="Calibri" w:cs="Calibri" w:eastAsia="Calibri" w:hAnsi="Calibri"/>
+          <w:rFonts w:ascii="Helvetica Neue" w:cs="Helvetica Neue" w:eastAsia="Helvetica Neue" w:hAnsi="Helvetica Neue"/>
           <w:b/>
           <w:bCs/>
           <w:color w:val="1F2937"/>
@@ -3371,7 +3432,7 @@
       </w:r>
       <w:r>
         <w:rPr>
-          <w:rFonts w:ascii="Calibri" w:cs="Calibri" w:eastAsia="Calibri" w:hAnsi="Calibri"/>
+          <w:rFonts w:ascii="Helvetica Neue" w:cs="Helvetica Neue" w:eastAsia="Helvetica Neue" w:hAnsi="Helvetica Neue"/>
           <w:color w:val="1F2937"/>
           <w:sz w:val="21"/>
           <w:szCs w:val="21"/>
@@ -3382,15 +3443,15 @@
     <w:p>
       <w:pPr>
         <w:pBdr>
-          <w:left w:val="single" w:color="93C5FD" w:sz="12" w:space="8"/>
+          <w:left w:val="single" w:color="93C5FD" w:sz="18" w:space="10"/>
         </w:pBdr>
-        <w:spacing w:after="120"/>
-      </w:pPr>
-      <w:r>
-        <w:rPr>
-          <w:rFonts w:ascii="Calibri" w:cs="Calibri" w:eastAsia="Calibri" w:hAnsi="Calibri"/>
-          <w:i/>
-          <w:iCs/>
+        <w:shd w:fill="F8FAFC" w:val="clear"/>
+        <w:spacing w:after="160" w:before="160" w:line="372" w:lineRule="auto"/>
+        <w:ind w:left="200"/>
+      </w:pPr>
+      <w:r>
+        <w:rPr>
+          <w:rFonts w:ascii="Helvetica Neue" w:cs="Helvetica Neue" w:eastAsia="Helvetica Neue" w:hAnsi="Helvetica Neue"/>
           <w:color w:val="334155"/>
           <w:sz w:val="21"/>
           <w:szCs w:val="21"/>
@@ -3399,11 +3460,9 @@
       </w:r>
       <w:r>
         <w:rPr>
-          <w:rFonts w:ascii="Calibri" w:cs="Calibri" w:eastAsia="Calibri" w:hAnsi="Calibri"/>
-          <w:b/>
-          <w:bCs/>
-          <w:i/>
-          <w:iCs/>
+          <w:rFonts w:ascii="Helvetica Neue" w:cs="Helvetica Neue" w:eastAsia="Helvetica Neue" w:hAnsi="Helvetica Neue"/>
+          <w:b/>
+          <w:bCs/>
           <w:color w:val="334155"/>
           <w:sz w:val="21"/>
           <w:szCs w:val="21"/>
@@ -3412,9 +3471,7 @@
       </w:r>
       <w:r>
         <w:rPr>
-          <w:rFonts w:ascii="Calibri" w:cs="Calibri" w:eastAsia="Calibri" w:hAnsi="Calibri"/>
-          <w:i/>
-          <w:iCs/>
+          <w:rFonts w:ascii="Helvetica Neue" w:cs="Helvetica Neue" w:eastAsia="Helvetica Neue" w:hAnsi="Helvetica Neue"/>
           <w:color w:val="334155"/>
           <w:sz w:val="21"/>
           <w:szCs w:val="21"/>
@@ -3425,19 +3482,23 @@
     <w:p>
       <w:pPr>
         <w:pBdr>
-          <w:bottom w:val="single" w:color="E2E8F0" w:sz="6"/>
+          <w:bottom w:val="single" w:color="E2E8F0" w:sz="6" w:space="0"/>
         </w:pBdr>
-        <w:spacing w:after="120" w:before="120"/>
+        <w:spacing w:after="280" w:before="280" w:line="372" w:lineRule="auto"/>
       </w:pPr>
     </w:p>
     <w:p>
       <w:pPr>
         <w:pStyle w:val="Heading2"/>
-        <w:spacing w:after="120" w:before="240"/>
-      </w:pPr>
-      <w:r>
-        <w:rPr>
-          <w:rFonts w:ascii="Calibri" w:cs="Calibri" w:eastAsia="Calibri" w:hAnsi="Calibri"/>
+        <w:keepNext/>
+        <w:pBdr>
+          <w:bottom w:val="single" w:color="DBEAFE" w:sz="6" w:space="3"/>
+        </w:pBdr>
+        <w:spacing w:after="120" w:before="400" w:line="372" w:lineRule="auto"/>
+      </w:pPr>
+      <w:r>
+        <w:rPr>
+          <w:rFonts w:ascii="Helvetica Neue" w:cs="Helvetica Neue" w:eastAsia="Helvetica Neue" w:hAnsi="Helvetica Neue"/>
           <w:b/>
           <w:bCs/>
           <w:color w:val="1E40AF"/>
@@ -3449,11 +3510,11 @@
     </w:p>
     <w:p>
       <w:pPr>
-        <w:spacing w:after="120"/>
-      </w:pPr>
-      <w:r>
-        <w:rPr>
-          <w:rFonts w:ascii="Calibri" w:cs="Calibri" w:eastAsia="Calibri" w:hAnsi="Calibri"/>
+        <w:spacing w:after="210" w:before="0" w:line="372" w:lineRule="auto"/>
+      </w:pPr>
+      <w:r>
+        <w:rPr>
+          <w:rFonts w:ascii="Helvetica Neue" w:cs="Helvetica Neue" w:eastAsia="Helvetica Neue" w:hAnsi="Helvetica Neue"/>
           <w:color w:val="1F2937"/>
           <w:sz w:val="21"/>
           <w:szCs w:val="21"/>
@@ -3462,7 +3523,7 @@
       </w:r>
       <w:r>
         <w:rPr>
-          <w:rFonts w:ascii="Calibri" w:cs="Calibri" w:eastAsia="Calibri" w:hAnsi="Calibri"/>
+          <w:rFonts w:ascii="Helvetica Neue" w:cs="Helvetica Neue" w:eastAsia="Helvetica Neue" w:hAnsi="Helvetica Neue"/>
           <w:b/>
           <w:bCs/>
           <w:color w:val="1F2937"/>
@@ -3473,7 +3534,7 @@
       </w:r>
       <w:r>
         <w:rPr>
-          <w:rFonts w:ascii="Calibri" w:cs="Calibri" w:eastAsia="Calibri" w:hAnsi="Calibri"/>
+          <w:rFonts w:ascii="Helvetica Neue" w:cs="Helvetica Neue" w:eastAsia="Helvetica Neue" w:hAnsi="Helvetica Neue"/>
           <w:color w:val="1F2937"/>
           <w:sz w:val="21"/>
           <w:szCs w:val="21"/>
@@ -3482,7 +3543,7 @@
       </w:r>
       <w:r>
         <w:rPr>
-          <w:rFonts w:ascii="Calibri" w:cs="Calibri" w:eastAsia="Calibri" w:hAnsi="Calibri"/>
+          <w:rFonts w:ascii="Helvetica Neue" w:cs="Helvetica Neue" w:eastAsia="Helvetica Neue" w:hAnsi="Helvetica Neue"/>
           <w:b/>
           <w:bCs/>
           <w:color w:val="1F2937"/>
@@ -3493,7 +3554,7 @@
       </w:r>
       <w:r>
         <w:rPr>
-          <w:rFonts w:ascii="Calibri" w:cs="Calibri" w:eastAsia="Calibri" w:hAnsi="Calibri"/>
+          <w:rFonts w:ascii="Helvetica Neue" w:cs="Helvetica Neue" w:eastAsia="Helvetica Neue" w:hAnsi="Helvetica Neue"/>
           <w:color w:val="1F2937"/>
           <w:sz w:val="21"/>
           <w:szCs w:val="21"/>
@@ -3503,7 +3564,7 @@
       </w:r>
       <w:r>
         <w:rPr>
-          <w:rFonts w:ascii="Calibri" w:cs="Calibri" w:eastAsia="Calibri" w:hAnsi="Calibri"/>
+          <w:rFonts w:ascii="Helvetica Neue" w:cs="Helvetica Neue" w:eastAsia="Helvetica Neue" w:hAnsi="Helvetica Neue"/>
           <w:b/>
           <w:bCs/>
           <w:color w:val="1F2937"/>
@@ -3514,7 +3575,7 @@
       </w:r>
       <w:r>
         <w:rPr>
-          <w:rFonts w:ascii="Calibri" w:cs="Calibri" w:eastAsia="Calibri" w:hAnsi="Calibri"/>
+          <w:rFonts w:ascii="Helvetica Neue" w:cs="Helvetica Neue" w:eastAsia="Helvetica Neue" w:hAnsi="Helvetica Neue"/>
           <w:color w:val="1F2937"/>
           <w:sz w:val="21"/>
           <w:szCs w:val="21"/>
@@ -3523,7 +3584,7 @@
       </w:r>
       <w:r>
         <w:rPr>
-          <w:rFonts w:ascii="Calibri" w:cs="Calibri" w:eastAsia="Calibri" w:hAnsi="Calibri"/>
+          <w:rFonts w:ascii="Helvetica Neue" w:cs="Helvetica Neue" w:eastAsia="Helvetica Neue" w:hAnsi="Helvetica Neue"/>
           <w:b/>
           <w:bCs/>
           <w:color w:val="1F2937"/>
@@ -3534,7 +3595,7 @@
       </w:r>
       <w:r>
         <w:rPr>
-          <w:rFonts w:ascii="Calibri" w:cs="Calibri" w:eastAsia="Calibri" w:hAnsi="Calibri"/>
+          <w:rFonts w:ascii="Helvetica Neue" w:cs="Helvetica Neue" w:eastAsia="Helvetica Neue" w:hAnsi="Helvetica Neue"/>
           <w:color w:val="1F2937"/>
           <w:sz w:val="21"/>
           <w:szCs w:val="21"/>
@@ -3545,19 +3606,23 @@
     <w:p>
       <w:pPr>
         <w:pBdr>
-          <w:bottom w:val="single" w:color="E2E8F0" w:sz="6"/>
+          <w:bottom w:val="single" w:color="E2E8F0" w:sz="6" w:space="0"/>
         </w:pBdr>
-        <w:spacing w:after="120" w:before="120"/>
+        <w:spacing w:after="280" w:before="280" w:line="372" w:lineRule="auto"/>
       </w:pPr>
     </w:p>
     <w:p>
       <w:pPr>
         <w:pStyle w:val="Heading2"/>
-        <w:spacing w:after="120" w:before="240"/>
-      </w:pPr>
-      <w:r>
-        <w:rPr>
-          <w:rFonts w:ascii="Calibri" w:cs="Calibri" w:eastAsia="Calibri" w:hAnsi="Calibri"/>
+        <w:keepNext/>
+        <w:pBdr>
+          <w:bottom w:val="single" w:color="DBEAFE" w:sz="6" w:space="3"/>
+        </w:pBdr>
+        <w:spacing w:after="120" w:before="400" w:line="372" w:lineRule="auto"/>
+      </w:pPr>
+      <w:r>
+        <w:rPr>
+          <w:rFonts w:ascii="Helvetica Neue" w:cs="Helvetica Neue" w:eastAsia="Helvetica Neue" w:hAnsi="Helvetica Neue"/>
           <w:b/>
           <w:bCs/>
           <w:color w:val="1E40AF"/>
@@ -3571,12 +3636,12 @@
       <w:tblPr>
         <w:tblW w:type="pct" w:w="100%"/>
         <w:tblBorders>
-          <w:top w:val="single" w:color="CBD5E1" w:sz="4"/>
-          <w:left w:val="single" w:color="CBD5E1" w:sz="4"/>
-          <w:bottom w:val="single" w:color="CBD5E1" w:sz="4"/>
-          <w:right w:val="single" w:color="CBD5E1" w:sz="4"/>
-          <w:insideH w:val="single" w:color="CBD5E1" w:sz="4"/>
-          <w:insideV w:val="single" w:color="CBD5E1" w:sz="4"/>
+          <w:top w:val="single" w:color="CBD5E1" w:sz="6" w:space="0"/>
+          <w:left w:val="single" w:color="CBD5E1" w:sz="6" w:space="0"/>
+          <w:bottom w:val="single" w:color="CBD5E1" w:sz="6" w:space="0"/>
+          <w:right w:val="single" w:color="CBD5E1" w:sz="6" w:space="0"/>
+          <w:insideH w:val="single" w:color="CBD5E1" w:sz="6" w:space="0"/>
+          <w:insideV w:val="single" w:color="CBD5E1" w:sz="6" w:space="0"/>
         </w:tblBorders>
       </w:tblPr>
       <w:tblGrid>
@@ -3585,30 +3650,31 @@
       </w:tblGrid>
       <w:tr>
         <w:trPr>
+          <w:cantSplit/>
           <w:tblHeader/>
         </w:trPr>
         <w:tc>
           <w:tcPr>
             <w:shd w:fill="EFF6FF" w:val="clear"/>
             <w:tcMar>
-              <w:top w:type="dxa" w:w="60"/>
-              <w:left w:type="dxa" w:w="100"/>
-              <w:bottom w:type="dxa" w:w="60"/>
-              <w:right w:type="dxa" w:w="100"/>
-            </w:tcMar>
-          </w:tcPr>
-          <w:p>
-            <w:pPr>
-              <w:spacing w:after="40" w:before="40"/>
-            </w:pPr>
-            <w:r>
-              <w:rPr>
-                <w:rFonts w:ascii="Calibri" w:cs="Calibri" w:eastAsia="Calibri" w:hAnsi="Calibri"/>
+              <w:top w:type="dxa" w:w="80"/>
+              <w:left w:type="dxa" w:w="120"/>
+              <w:bottom w:type="dxa" w:w="80"/>
+              <w:right w:type="dxa" w:w="120"/>
+            </w:tcMar>
+          </w:tcPr>
+          <w:p>
+            <w:pPr>
+              <w:spacing w:line="372" w:lineRule="auto"/>
+            </w:pPr>
+            <w:r>
+              <w:rPr>
+                <w:rFonts w:ascii="Helvetica Neue" w:cs="Helvetica Neue" w:eastAsia="Helvetica Neue" w:hAnsi="Helvetica Neue"/>
                 <w:b/>
                 <w:bCs/>
                 <w:color w:val="1E3A8A"/>
-                <w:sz w:val="21"/>
-                <w:szCs w:val="21"/>
+                <w:sz w:val="18"/>
+                <w:szCs w:val="18"/>
               </w:rPr>
               <w:t xml:space="preserve">Règle</w:t>
             </w:r>
@@ -3618,24 +3684,24 @@
           <w:tcPr>
             <w:shd w:fill="EFF6FF" w:val="clear"/>
             <w:tcMar>
-              <w:top w:type="dxa" w:w="60"/>
-              <w:left w:type="dxa" w:w="100"/>
-              <w:bottom w:type="dxa" w:w="60"/>
-              <w:right w:type="dxa" w:w="100"/>
-            </w:tcMar>
-          </w:tcPr>
-          <w:p>
-            <w:pPr>
-              <w:spacing w:after="40" w:before="40"/>
-            </w:pPr>
-            <w:r>
-              <w:rPr>
-                <w:rFonts w:ascii="Calibri" w:cs="Calibri" w:eastAsia="Calibri" w:hAnsi="Calibri"/>
+              <w:top w:type="dxa" w:w="80"/>
+              <w:left w:type="dxa" w:w="120"/>
+              <w:bottom w:type="dxa" w:w="80"/>
+              <w:right w:type="dxa" w:w="120"/>
+            </w:tcMar>
+          </w:tcPr>
+          <w:p>
+            <w:pPr>
+              <w:spacing w:line="372" w:lineRule="auto"/>
+            </w:pPr>
+            <w:r>
+              <w:rPr>
+                <w:rFonts w:ascii="Helvetica Neue" w:cs="Helvetica Neue" w:eastAsia="Helvetica Neue" w:hAnsi="Helvetica Neue"/>
                 <w:b/>
                 <w:bCs/>
                 <w:color w:val="1E3A8A"/>
-                <w:sz w:val="21"/>
-                <w:szCs w:val="21"/>
+                <w:sz w:val="18"/>
+                <w:szCs w:val="18"/>
               </w:rPr>
               <w:t xml:space="preserve">Sort</w:t>
             </w:r>
@@ -3643,22 +3709,26 @@
         </w:tc>
       </w:tr>
       <w:tr>
-        <w:tc>
-          <w:tcPr>
-            <w:tcMar>
-              <w:top w:type="dxa" w:w="60"/>
-              <w:left w:type="dxa" w:w="100"/>
-              <w:bottom w:type="dxa" w:w="60"/>
-              <w:right w:type="dxa" w:w="100"/>
-            </w:tcMar>
-          </w:tcPr>
-          <w:p>
-            <w:pPr>
-              <w:spacing w:after="40" w:before="40"/>
-            </w:pPr>
-            <w:r>
-              <w:rPr>
-                <w:rFonts w:ascii="Consolas" w:cs="Consolas" w:eastAsia="Consolas" w:hAnsi="Consolas"/>
+        <w:trPr>
+          <w:cantSplit/>
+        </w:trPr>
+        <w:tc>
+          <w:tcPr>
+            <w:tcMar>
+              <w:top w:type="dxa" w:w="80"/>
+              <w:left w:type="dxa" w:w="120"/>
+              <w:bottom w:type="dxa" w:w="80"/>
+              <w:right w:type="dxa" w:w="120"/>
+            </w:tcMar>
+          </w:tcPr>
+          <w:p>
+            <w:pPr>
+              <w:spacing w:line="372" w:lineRule="auto"/>
+            </w:pPr>
+            <w:r>
+              <w:rPr>
+                <w:rFonts w:ascii="Menlo" w:cs="Menlo" w:eastAsia="Menlo" w:hAnsi="Menlo"/>
+                <w:color w:val="1F2937"/>
                 <w:sz w:val="18"/>
                 <w:szCs w:val="18"/>
                 <w:shd w:fill="F1F5F9" w:val="clear"/>
@@ -3667,10 +3737,10 @@
             </w:r>
             <w:r>
               <w:rPr>
-                <w:rFonts w:ascii="Calibri" w:cs="Calibri" w:eastAsia="Calibri" w:hAnsi="Calibri"/>
-                <w:color w:val="1F2937"/>
-                <w:sz w:val="21"/>
-                <w:szCs w:val="21"/>
+                <w:rFonts w:ascii="Helvetica Neue" w:cs="Helvetica Neue" w:eastAsia="Helvetica Neue" w:hAnsi="Helvetica Neue"/>
+                <w:color w:val="1F2937"/>
+                <w:sz w:val="18"/>
+                <w:szCs w:val="18"/>
               </w:rPr>
               <w:t xml:space="preserve"> (latest wins)</w:t>
             </w:r>
@@ -3679,33 +3749,33 @@
         <w:tc>
           <w:tcPr>
             <w:tcMar>
-              <w:top w:type="dxa" w:w="60"/>
-              <w:left w:type="dxa" w:w="100"/>
-              <w:bottom w:type="dxa" w:w="60"/>
-              <w:right w:type="dxa" w:w="100"/>
-            </w:tcMar>
-          </w:tcPr>
-          <w:p>
-            <w:pPr>
-              <w:spacing w:after="40" w:before="40"/>
-            </w:pPr>
-            <w:r>
-              <w:rPr>
-                <w:rFonts w:ascii="Calibri" w:cs="Calibri" w:eastAsia="Calibri" w:hAnsi="Calibri"/>
+              <w:top w:type="dxa" w:w="80"/>
+              <w:left w:type="dxa" w:w="120"/>
+              <w:bottom w:type="dxa" w:w="80"/>
+              <w:right w:type="dxa" w:w="120"/>
+            </w:tcMar>
+          </w:tcPr>
+          <w:p>
+            <w:pPr>
+              <w:spacing w:line="372" w:lineRule="auto"/>
+            </w:pPr>
+            <w:r>
+              <w:rPr>
+                <w:rFonts w:ascii="Helvetica Neue" w:cs="Helvetica Neue" w:eastAsia="Helvetica Neue" w:hAnsi="Helvetica Neue"/>
                 <w:b/>
                 <w:bCs/>
                 <w:color w:val="1F2937"/>
-                <w:sz w:val="21"/>
-                <w:szCs w:val="21"/>
+                <w:sz w:val="18"/>
+                <w:szCs w:val="18"/>
               </w:rPr>
               <w:t xml:space="preserve">supprimée</w:t>
             </w:r>
             <w:r>
               <w:rPr>
-                <w:rFonts w:ascii="Calibri" w:cs="Calibri" w:eastAsia="Calibri" w:hAnsi="Calibri"/>
-                <w:color w:val="1F2937"/>
-                <w:sz w:val="21"/>
-                <w:szCs w:val="21"/>
+                <w:rFonts w:ascii="Helvetica Neue" w:cs="Helvetica Neue" w:eastAsia="Helvetica Neue" w:hAnsi="Helvetica Neue"/>
+                <w:color w:val="1F2937"/>
+                <w:sz w:val="18"/>
+                <w:szCs w:val="18"/>
               </w:rPr>
               <w:t xml:space="preserve"> — une seule liste d'options par (jour, service)</w:t>
             </w:r>
@@ -3713,22 +3783,26 @@
         </w:tc>
       </w:tr>
       <w:tr>
-        <w:tc>
-          <w:tcPr>
-            <w:tcMar>
-              <w:top w:type="dxa" w:w="60"/>
-              <w:left w:type="dxa" w:w="100"/>
-              <w:bottom w:type="dxa" w:w="60"/>
-              <w:right w:type="dxa" w:w="100"/>
-            </w:tcMar>
-          </w:tcPr>
-          <w:p>
-            <w:pPr>
-              <w:spacing w:after="40" w:before="40"/>
-            </w:pPr>
-            <w:r>
-              <w:rPr>
-                <w:rFonts w:ascii="Consolas" w:cs="Consolas" w:eastAsia="Consolas" w:hAnsi="Consolas"/>
+        <w:trPr>
+          <w:cantSplit/>
+        </w:trPr>
+        <w:tc>
+          <w:tcPr>
+            <w:tcMar>
+              <w:top w:type="dxa" w:w="80"/>
+              <w:left w:type="dxa" w:w="120"/>
+              <w:bottom w:type="dxa" w:w="80"/>
+              <w:right w:type="dxa" w:w="120"/>
+            </w:tcMar>
+          </w:tcPr>
+          <w:p>
+            <w:pPr>
+              <w:spacing w:line="372" w:lineRule="auto"/>
+            </w:pPr>
+            <w:r>
+              <w:rPr>
+                <w:rFonts w:ascii="Menlo" w:cs="Menlo" w:eastAsia="Menlo" w:hAnsi="Menlo"/>
+                <w:color w:val="1F2937"/>
                 <w:sz w:val="18"/>
                 <w:szCs w:val="18"/>
                 <w:shd w:fill="F1F5F9" w:val="clear"/>
@@ -3737,10 +3811,10 @@
             </w:r>
             <w:r>
               <w:rPr>
-                <w:rFonts w:ascii="Calibri" w:cs="Calibri" w:eastAsia="Calibri" w:hAnsi="Calibri"/>
-                <w:color w:val="1F2937"/>
-                <w:sz w:val="21"/>
-                <w:szCs w:val="21"/>
+                <w:rFonts w:ascii="Helvetica Neue" w:cs="Helvetica Neue" w:eastAsia="Helvetica Neue" w:hAnsi="Helvetica Neue"/>
+                <w:color w:val="1F2937"/>
+                <w:sz w:val="18"/>
+                <w:szCs w:val="18"/>
               </w:rPr>
               <w:t xml:space="preserve"> (rattachement plateau)</w:t>
             </w:r>
@@ -3749,39 +3823,40 @@
         <w:tc>
           <w:tcPr>
             <w:tcMar>
-              <w:top w:type="dxa" w:w="60"/>
-              <w:left w:type="dxa" w:w="100"/>
-              <w:bottom w:type="dxa" w:w="60"/>
-              <w:right w:type="dxa" w:w="100"/>
-            </w:tcMar>
-          </w:tcPr>
-          <w:p>
-            <w:pPr>
-              <w:spacing w:after="40" w:before="40"/>
-            </w:pPr>
-            <w:r>
-              <w:rPr>
-                <w:rFonts w:ascii="Calibri" w:cs="Calibri" w:eastAsia="Calibri" w:hAnsi="Calibri"/>
+              <w:top w:type="dxa" w:w="80"/>
+              <w:left w:type="dxa" w:w="120"/>
+              <w:bottom w:type="dxa" w:w="80"/>
+              <w:right w:type="dxa" w:w="120"/>
+            </w:tcMar>
+          </w:tcPr>
+          <w:p>
+            <w:pPr>
+              <w:spacing w:line="372" w:lineRule="auto"/>
+            </w:pPr>
+            <w:r>
+              <w:rPr>
+                <w:rFonts w:ascii="Helvetica Neue" w:cs="Helvetica Neue" w:eastAsia="Helvetica Neue" w:hAnsi="Helvetica Neue"/>
                 <w:b/>
                 <w:bCs/>
                 <w:color w:val="1F2937"/>
-                <w:sz w:val="21"/>
-                <w:szCs w:val="21"/>
+                <w:sz w:val="18"/>
+                <w:szCs w:val="18"/>
               </w:rPr>
               <w:t xml:space="preserve">remplacée</w:t>
             </w:r>
             <w:r>
               <w:rPr>
-                <w:rFonts w:ascii="Calibri" w:cs="Calibri" w:eastAsia="Calibri" w:hAnsi="Calibri"/>
-                <w:color w:val="1F2937"/>
-                <w:sz w:val="21"/>
-                <w:szCs w:val="21"/>
+                <w:rFonts w:ascii="Helvetica Neue" w:cs="Helvetica Neue" w:eastAsia="Helvetica Neue" w:hAnsi="Helvetica Neue"/>
+                <w:color w:val="1F2937"/>
+                <w:sz w:val="18"/>
+                <w:szCs w:val="18"/>
               </w:rPr>
               <w:t xml:space="preserve"> — rattachement via </w:t>
             </w:r>
             <w:r>
               <w:rPr>
-                <w:rFonts w:ascii="Consolas" w:cs="Consolas" w:eastAsia="Consolas" w:hAnsi="Consolas"/>
+                <w:rFonts w:ascii="Menlo" w:cs="Menlo" w:eastAsia="Menlo" w:hAnsi="Menlo"/>
+                <w:color w:val="1F2937"/>
                 <w:sz w:val="18"/>
                 <w:szCs w:val="18"/>
                 <w:shd w:fill="F1F5F9" w:val="clear"/>
@@ -3790,10 +3865,10 @@
             </w:r>
             <w:r>
               <w:rPr>
-                <w:rFonts w:ascii="Calibri" w:cs="Calibri" w:eastAsia="Calibri" w:hAnsi="Calibri"/>
-                <w:color w:val="1F2937"/>
-                <w:sz w:val="21"/>
-                <w:szCs w:val="21"/>
+                <w:rFonts w:ascii="Helvetica Neue" w:cs="Helvetica Neue" w:eastAsia="Helvetica Neue" w:hAnsi="Helvetica Neue"/>
+                <w:color w:val="1F2937"/>
+                <w:sz w:val="18"/>
+                <w:szCs w:val="18"/>
               </w:rPr>
               <w:t xml:space="preserve"> de l'option (§4)</w:t>
             </w:r>
@@ -3801,22 +3876,26 @@
         </w:tc>
       </w:tr>
       <w:tr>
-        <w:tc>
-          <w:tcPr>
-            <w:tcMar>
-              <w:top w:type="dxa" w:w="60"/>
-              <w:left w:type="dxa" w:w="100"/>
-              <w:bottom w:type="dxa" w:w="60"/>
-              <w:right w:type="dxa" w:w="100"/>
-            </w:tcMar>
-          </w:tcPr>
-          <w:p>
-            <w:pPr>
-              <w:spacing w:after="40" w:before="40"/>
-            </w:pPr>
-            <w:r>
-              <w:rPr>
-                <w:rFonts w:ascii="Consolas" w:cs="Consolas" w:eastAsia="Consolas" w:hAnsi="Consolas"/>
+        <w:trPr>
+          <w:cantSplit/>
+        </w:trPr>
+        <w:tc>
+          <w:tcPr>
+            <w:tcMar>
+              <w:top w:type="dxa" w:w="80"/>
+              <w:left w:type="dxa" w:w="120"/>
+              <w:bottom w:type="dxa" w:w="80"/>
+              <w:right w:type="dxa" w:w="120"/>
+            </w:tcMar>
+          </w:tcPr>
+          <w:p>
+            <w:pPr>
+              <w:spacing w:line="372" w:lineRule="auto"/>
+            </w:pPr>
+            <w:r>
+              <w:rPr>
+                <w:rFonts w:ascii="Menlo" w:cs="Menlo" w:eastAsia="Menlo" w:hAnsi="Menlo"/>
+                <w:color w:val="1F2937"/>
                 <w:sz w:val="18"/>
                 <w:szCs w:val="18"/>
                 <w:shd w:fill="F1F5F9" w:val="clear"/>
@@ -3825,10 +3904,10 @@
             </w:r>
             <w:r>
               <w:rPr>
-                <w:rFonts w:ascii="Calibri" w:cs="Calibri" w:eastAsia="Calibri" w:hAnsi="Calibri"/>
-                <w:color w:val="1F2937"/>
-                <w:sz w:val="21"/>
-                <w:szCs w:val="21"/>
+                <w:rFonts w:ascii="Helvetica Neue" w:cs="Helvetica Neue" w:eastAsia="Helvetica Neue" w:hAnsi="Helvetica Neue"/>
+                <w:color w:val="1F2937"/>
+                <w:sz w:val="18"/>
+                <w:szCs w:val="18"/>
               </w:rPr>
               <w:t xml:space="preserve"> (pique-nique « la veille »)</w:t>
             </w:r>
@@ -3837,39 +3916,40 @@
         <w:tc>
           <w:tcPr>
             <w:tcMar>
-              <w:top w:type="dxa" w:w="60"/>
-              <w:left w:type="dxa" w:w="100"/>
-              <w:bottom w:type="dxa" w:w="60"/>
-              <w:right w:type="dxa" w:w="100"/>
-            </w:tcMar>
-          </w:tcPr>
-          <w:p>
-            <w:pPr>
-              <w:spacing w:after="40" w:before="40"/>
-            </w:pPr>
-            <w:r>
-              <w:rPr>
-                <w:rFonts w:ascii="Calibri" w:cs="Calibri" w:eastAsia="Calibri" w:hAnsi="Calibri"/>
+              <w:top w:type="dxa" w:w="80"/>
+              <w:left w:type="dxa" w:w="120"/>
+              <w:bottom w:type="dxa" w:w="80"/>
+              <w:right w:type="dxa" w:w="120"/>
+            </w:tcMar>
+          </w:tcPr>
+          <w:p>
+            <w:pPr>
+              <w:spacing w:line="372" w:lineRule="auto"/>
+            </w:pPr>
+            <w:r>
+              <w:rPr>
+                <w:rFonts w:ascii="Helvetica Neue" w:cs="Helvetica Neue" w:eastAsia="Helvetica Neue" w:hAnsi="Helvetica Neue"/>
                 <w:b/>
                 <w:bCs/>
                 <w:color w:val="1F2937"/>
-                <w:sz w:val="21"/>
-                <w:szCs w:val="21"/>
+                <w:sz w:val="18"/>
+                <w:szCs w:val="18"/>
               </w:rPr>
               <w:t xml:space="preserve">généralisées</w:t>
             </w:r>
             <w:r>
               <w:rPr>
-                <w:rFonts w:ascii="Calibri" w:cs="Calibri" w:eastAsia="Calibri" w:hAnsi="Calibri"/>
-                <w:color w:val="1F2937"/>
-                <w:sz w:val="21"/>
-                <w:szCs w:val="21"/>
+                <w:rFonts w:ascii="Helvetica Neue" w:cs="Helvetica Neue" w:eastAsia="Helvetica Neue" w:hAnsi="Helvetica Neue"/>
+                <w:color w:val="1F2937"/>
+                <w:sz w:val="18"/>
+                <w:szCs w:val="18"/>
               </w:rPr>
               <w:t xml:space="preserve"> via </w:t>
             </w:r>
             <w:r>
               <w:rPr>
-                <w:rFonts w:ascii="Consolas" w:cs="Consolas" w:eastAsia="Consolas" w:hAnsi="Consolas"/>
+                <w:rFonts w:ascii="Menlo" w:cs="Menlo" w:eastAsia="Menlo" w:hAnsi="Menlo"/>
+                <w:color w:val="1F2937"/>
                 <w:sz w:val="18"/>
                 <w:szCs w:val="18"/>
                 <w:shd w:fill="F1F5F9" w:val="clear"/>
@@ -3878,16 +3958,17 @@
             </w:r>
             <w:r>
               <w:rPr>
-                <w:rFonts w:ascii="Calibri" w:cs="Calibri" w:eastAsia="Calibri" w:hAnsi="Calibri"/>
-                <w:color w:val="1F2937"/>
-                <w:sz w:val="21"/>
-                <w:szCs w:val="21"/>
+                <w:rFonts w:ascii="Helvetica Neue" w:cs="Helvetica Neue" w:eastAsia="Helvetica Neue" w:hAnsi="Helvetica Neue"/>
+                <w:color w:val="1F2937"/>
+                <w:sz w:val="18"/>
+                <w:szCs w:val="18"/>
               </w:rPr>
               <w:t xml:space="preserve"> : une option se verrouille </w:t>
             </w:r>
             <w:r>
               <w:rPr>
-                <w:rFonts w:ascii="Consolas" w:cs="Consolas" w:eastAsia="Consolas" w:hAnsi="Consolas"/>
+                <w:rFonts w:ascii="Menlo" w:cs="Menlo" w:eastAsia="Menlo" w:hAnsi="Menlo"/>
+                <w:color w:val="1F2937"/>
                 <w:sz w:val="18"/>
                 <w:szCs w:val="18"/>
                 <w:shd w:fill="F1F5F9" w:val="clear"/>
@@ -3896,10 +3977,10 @@
             </w:r>
             <w:r>
               <w:rPr>
-                <w:rFonts w:ascii="Calibri" w:cs="Calibri" w:eastAsia="Calibri" w:hAnsi="Calibri"/>
-                <w:color w:val="1F2937"/>
-                <w:sz w:val="21"/>
-                <w:szCs w:val="21"/>
+                <w:rFonts w:ascii="Helvetica Neue" w:cs="Helvetica Neue" w:eastAsia="Helvetica Neue" w:hAnsi="Helvetica Neue"/>
+                <w:color w:val="1F2937"/>
+                <w:sz w:val="18"/>
+                <w:szCs w:val="18"/>
               </w:rPr>
               <w:t xml:space="preserve"> jour(s) avant la consommation (pique-nique = 1). Plus de valeur en dur.</w:t>
             </w:r>
@@ -3907,22 +3988,26 @@
         </w:tc>
       </w:tr>
       <w:tr>
-        <w:tc>
-          <w:tcPr>
-            <w:tcMar>
-              <w:top w:type="dxa" w:w="60"/>
-              <w:left w:type="dxa" w:w="100"/>
-              <w:bottom w:type="dxa" w:w="60"/>
-              <w:right w:type="dxa" w:w="100"/>
-            </w:tcMar>
-          </w:tcPr>
-          <w:p>
-            <w:pPr>
-              <w:spacing w:after="40" w:before="40"/>
-            </w:pPr>
-            <w:r>
-              <w:rPr>
-                <w:rFonts w:ascii="Consolas" w:cs="Consolas" w:eastAsia="Consolas" w:hAnsi="Consolas"/>
+        <w:trPr>
+          <w:cantSplit/>
+        </w:trPr>
+        <w:tc>
+          <w:tcPr>
+            <w:tcMar>
+              <w:top w:type="dxa" w:w="80"/>
+              <w:left w:type="dxa" w:w="120"/>
+              <w:bottom w:type="dxa" w:w="80"/>
+              <w:right w:type="dxa" w:w="120"/>
+            </w:tcMar>
+          </w:tcPr>
+          <w:p>
+            <w:pPr>
+              <w:spacing w:line="372" w:lineRule="auto"/>
+            </w:pPr>
+            <w:r>
+              <w:rPr>
+                <w:rFonts w:ascii="Menlo" w:cs="Menlo" w:eastAsia="Menlo" w:hAnsi="Menlo"/>
+                <w:color w:val="1F2937"/>
                 <w:sz w:val="18"/>
                 <w:szCs w:val="18"/>
                 <w:shd w:fill="F1F5F9" w:val="clear"/>
@@ -3931,10 +4016,10 @@
             </w:r>
             <w:r>
               <w:rPr>
-                <w:rFonts w:ascii="Calibri" w:cs="Calibri" w:eastAsia="Calibri" w:hAnsi="Calibri"/>
-                <w:color w:val="1F2937"/>
-                <w:sz w:val="21"/>
-                <w:szCs w:val="21"/>
+                <w:rFonts w:ascii="Helvetica Neue" w:cs="Helvetica Neue" w:eastAsia="Helvetica Neue" w:hAnsi="Helvetica Neue"/>
+                <w:color w:val="1F2937"/>
+                <w:sz w:val="18"/>
+                <w:szCs w:val="18"/>
               </w:rPr>
               <w:t xml:space="preserve"> (compté la veille)</w:t>
             </w:r>
@@ -3943,59 +4028,60 @@
         <w:tc>
           <w:tcPr>
             <w:tcMar>
-              <w:top w:type="dxa" w:w="60"/>
-              <w:left w:type="dxa" w:w="100"/>
-              <w:bottom w:type="dxa" w:w="60"/>
-              <w:right w:type="dxa" w:w="100"/>
-            </w:tcMar>
-          </w:tcPr>
-          <w:p>
-            <w:pPr>
-              <w:spacing w:after="40" w:before="40"/>
-            </w:pPr>
-            <w:r>
-              <w:rPr>
-                <w:rFonts w:ascii="Calibri" w:cs="Calibri" w:eastAsia="Calibri" w:hAnsi="Calibri"/>
+              <w:top w:type="dxa" w:w="80"/>
+              <w:left w:type="dxa" w:w="120"/>
+              <w:bottom w:type="dxa" w:w="80"/>
+              <w:right w:type="dxa" w:w="120"/>
+            </w:tcMar>
+          </w:tcPr>
+          <w:p>
+            <w:pPr>
+              <w:spacing w:line="372" w:lineRule="auto"/>
+            </w:pPr>
+            <w:r>
+              <w:rPr>
+                <w:rFonts w:ascii="Helvetica Neue" w:cs="Helvetica Neue" w:eastAsia="Helvetica Neue" w:hAnsi="Helvetica Neue"/>
                 <w:b/>
                 <w:bCs/>
                 <w:color w:val="1F2937"/>
-                <w:sz w:val="21"/>
-                <w:szCs w:val="21"/>
+                <w:sz w:val="18"/>
+                <w:szCs w:val="18"/>
               </w:rPr>
               <w:t xml:space="preserve">simplifiée</w:t>
             </w:r>
             <w:r>
               <w:rPr>
-                <w:rFonts w:ascii="Calibri" w:cs="Calibri" w:eastAsia="Calibri" w:hAnsi="Calibri"/>
-                <w:color w:val="1F2937"/>
-                <w:sz w:val="21"/>
-                <w:szCs w:val="21"/>
+                <w:rFonts w:ascii="Helvetica Neue" w:cs="Helvetica Neue" w:eastAsia="Helvetica Neue" w:hAnsi="Helvetica Neue"/>
+                <w:color w:val="1F2937"/>
+                <w:sz w:val="18"/>
+                <w:szCs w:val="18"/>
               </w:rPr>
               <w:t xml:space="preserve"> : compté le </w:t>
             </w:r>
             <w:r>
               <w:rPr>
-                <w:rFonts w:ascii="Calibri" w:cs="Calibri" w:eastAsia="Calibri" w:hAnsi="Calibri"/>
+                <w:rFonts w:ascii="Helvetica Neue" w:cs="Helvetica Neue" w:eastAsia="Helvetica Neue" w:hAnsi="Helvetica Neue"/>
                 <w:b/>
                 <w:bCs/>
                 <w:color w:val="1F2937"/>
-                <w:sz w:val="21"/>
-                <w:szCs w:val="21"/>
+                <w:sz w:val="18"/>
+                <w:szCs w:val="18"/>
               </w:rPr>
               <w:t xml:space="preserve">jour de consommation</w:t>
             </w:r>
             <w:r>
               <w:rPr>
-                <w:rFonts w:ascii="Calibri" w:cs="Calibri" w:eastAsia="Calibri" w:hAnsi="Calibri"/>
-                <w:color w:val="1F2937"/>
-                <w:sz w:val="21"/>
-                <w:szCs w:val="21"/>
+                <w:rFonts w:ascii="Helvetica Neue" w:cs="Helvetica Neue" w:eastAsia="Helvetica Neue" w:hAnsi="Helvetica Neue"/>
+                <w:color w:val="1F2937"/>
+                <w:sz w:val="18"/>
+                <w:szCs w:val="18"/>
               </w:rPr>
               <w:t xml:space="preserve"> ; une vue « à préparer » pourra lister les options à </w:t>
             </w:r>
             <w:r>
               <w:rPr>
-                <w:rFonts w:ascii="Consolas" w:cs="Consolas" w:eastAsia="Consolas" w:hAnsi="Consolas"/>
+                <w:rFonts w:ascii="Menlo" w:cs="Menlo" w:eastAsia="Menlo" w:hAnsi="Menlo"/>
+                <w:color w:val="1F2937"/>
                 <w:sz w:val="18"/>
                 <w:szCs w:val="18"/>
                 <w:shd w:fill="F1F5F9" w:val="clear"/>
@@ -4004,10 +4090,10 @@
             </w:r>
             <w:r>
               <w:rPr>
-                <w:rFonts w:ascii="Calibri" w:cs="Calibri" w:eastAsia="Calibri" w:hAnsi="Calibri"/>
-                <w:color w:val="1F2937"/>
-                <w:sz w:val="21"/>
-                <w:szCs w:val="21"/>
+                <w:rFonts w:ascii="Helvetica Neue" w:cs="Helvetica Neue" w:eastAsia="Helvetica Neue" w:hAnsi="Helvetica Neue"/>
+                <w:color w:val="1F2937"/>
+                <w:sz w:val="18"/>
+                <w:szCs w:val="18"/>
               </w:rPr>
               <w:t xml:space="preserve"> du lendemain (optionnel, plus tard).</w:t>
             </w:r>
@@ -4015,22 +4101,26 @@
         </w:tc>
       </w:tr>
       <w:tr>
-        <w:tc>
-          <w:tcPr>
-            <w:tcMar>
-              <w:top w:type="dxa" w:w="60"/>
-              <w:left w:type="dxa" w:w="100"/>
-              <w:bottom w:type="dxa" w:w="60"/>
-              <w:right w:type="dxa" w:w="100"/>
-            </w:tcMar>
-          </w:tcPr>
-          <w:p>
-            <w:pPr>
-              <w:spacing w:after="40" w:before="40"/>
-            </w:pPr>
-            <w:r>
-              <w:rPr>
-                <w:rFonts w:ascii="Consolas" w:cs="Consolas" w:eastAsia="Consolas" w:hAnsi="Consolas"/>
+        <w:trPr>
+          <w:cantSplit/>
+        </w:trPr>
+        <w:tc>
+          <w:tcPr>
+            <w:tcMar>
+              <w:top w:type="dxa" w:w="80"/>
+              <w:left w:type="dxa" w:w="120"/>
+              <w:bottom w:type="dxa" w:w="80"/>
+              <w:right w:type="dxa" w:w="120"/>
+            </w:tcMar>
+          </w:tcPr>
+          <w:p>
+            <w:pPr>
+              <w:spacing w:line="372" w:lineRule="auto"/>
+            </w:pPr>
+            <w:r>
+              <w:rPr>
+                <w:rFonts w:ascii="Menlo" w:cs="Menlo" w:eastAsia="Menlo" w:hAnsi="Menlo"/>
+                <w:color w:val="1F2937"/>
                 <w:sz w:val="18"/>
                 <w:szCs w:val="18"/>
                 <w:shd w:fill="F1F5F9" w:val="clear"/>
@@ -4039,16 +4129,17 @@
             </w:r>
             <w:r>
               <w:rPr>
-                <w:rFonts w:ascii="Calibri" w:cs="Calibri" w:eastAsia="Calibri" w:hAnsi="Calibri"/>
-                <w:color w:val="1F2937"/>
-                <w:sz w:val="21"/>
-                <w:szCs w:val="21"/>
+                <w:rFonts w:ascii="Helvetica Neue" w:cs="Helvetica Neue" w:eastAsia="Helvetica Neue" w:hAnsi="Helvetica Neue"/>
+                <w:color w:val="1F2937"/>
+                <w:sz w:val="18"/>
+                <w:szCs w:val="18"/>
               </w:rPr>
               <w:t xml:space="preserve"> verrouillage horaire du jour (</w:t>
             </w:r>
             <w:r>
               <w:rPr>
-                <w:rFonts w:ascii="Consolas" w:cs="Consolas" w:eastAsia="Consolas" w:hAnsi="Consolas"/>
+                <w:rFonts w:ascii="Menlo" w:cs="Menlo" w:eastAsia="Menlo" w:hAnsi="Menlo"/>
+                <w:color w:val="1F2937"/>
                 <w:sz w:val="18"/>
                 <w:szCs w:val="18"/>
                 <w:shd w:fill="F1F5F9" w:val="clear"/>
@@ -4057,10 +4148,10 @@
             </w:r>
             <w:r>
               <w:rPr>
-                <w:rFonts w:ascii="Calibri" w:cs="Calibri" w:eastAsia="Calibri" w:hAnsi="Calibri"/>
-                <w:color w:val="1F2937"/>
-                <w:sz w:val="21"/>
-                <w:szCs w:val="21"/>
+                <w:rFonts w:ascii="Helvetica Neue" w:cs="Helvetica Neue" w:eastAsia="Helvetica Neue" w:hAnsi="Helvetica Neue"/>
+                <w:color w:val="1F2937"/>
+                <w:sz w:val="18"/>
+                <w:szCs w:val="18"/>
               </w:rPr>
               <w:t xml:space="preserve">)</w:t>
             </w:r>
@@ -4069,33 +4160,33 @@
         <w:tc>
           <w:tcPr>
             <w:tcMar>
-              <w:top w:type="dxa" w:w="60"/>
-              <w:left w:type="dxa" w:w="100"/>
-              <w:bottom w:type="dxa" w:w="60"/>
-              <w:right w:type="dxa" w:w="100"/>
-            </w:tcMar>
-          </w:tcPr>
-          <w:p>
-            <w:pPr>
-              <w:spacing w:after="40" w:before="40"/>
-            </w:pPr>
-            <w:r>
-              <w:rPr>
-                <w:rFonts w:ascii="Calibri" w:cs="Calibri" w:eastAsia="Calibri" w:hAnsi="Calibri"/>
+              <w:top w:type="dxa" w:w="80"/>
+              <w:left w:type="dxa" w:w="120"/>
+              <w:bottom w:type="dxa" w:w="80"/>
+              <w:right w:type="dxa" w:w="120"/>
+            </w:tcMar>
+          </w:tcPr>
+          <w:p>
+            <w:pPr>
+              <w:spacing w:line="372" w:lineRule="auto"/>
+            </w:pPr>
+            <w:r>
+              <w:rPr>
+                <w:rFonts w:ascii="Helvetica Neue" w:cs="Helvetica Neue" w:eastAsia="Helvetica Neue" w:hAnsi="Helvetica Neue"/>
                 <w:b/>
                 <w:bCs/>
                 <w:color w:val="1F2937"/>
-                <w:sz w:val="21"/>
-                <w:szCs w:val="21"/>
+                <w:sz w:val="18"/>
+                <w:szCs w:val="18"/>
               </w:rPr>
               <w:t xml:space="preserve">conservé</w:t>
             </w:r>
             <w:r>
               <w:rPr>
-                <w:rFonts w:ascii="Calibri" w:cs="Calibri" w:eastAsia="Calibri" w:hAnsi="Calibri"/>
-                <w:color w:val="1F2937"/>
-                <w:sz w:val="21"/>
-                <w:szCs w:val="21"/>
+                <w:rFonts w:ascii="Helvetica Neue" w:cs="Helvetica Neue" w:eastAsia="Helvetica Neue" w:hAnsi="Helvetica Neue"/>
+                <w:color w:val="1F2937"/>
+                <w:sz w:val="18"/>
+                <w:szCs w:val="18"/>
               </w:rPr>
               <w:t xml:space="preserve"> (borne « jour même »)</w:t>
             </w:r>
@@ -4103,22 +4194,26 @@
         </w:tc>
       </w:tr>
       <w:tr>
-        <w:tc>
-          <w:tcPr>
-            <w:tcMar>
-              <w:top w:type="dxa" w:w="60"/>
-              <w:left w:type="dxa" w:w="100"/>
-              <w:bottom w:type="dxa" w:w="60"/>
-              <w:right w:type="dxa" w:w="100"/>
-            </w:tcMar>
-          </w:tcPr>
-          <w:p>
-            <w:pPr>
-              <w:spacing w:after="40" w:before="40"/>
-            </w:pPr>
-            <w:r>
-              <w:rPr>
-                <w:rFonts w:ascii="Consolas" w:cs="Consolas" w:eastAsia="Consolas" w:hAnsi="Consolas"/>
+        <w:trPr>
+          <w:cantSplit/>
+        </w:trPr>
+        <w:tc>
+          <w:tcPr>
+            <w:tcMar>
+              <w:top w:type="dxa" w:w="80"/>
+              <w:left w:type="dxa" w:w="120"/>
+              <w:bottom w:type="dxa" w:w="80"/>
+              <w:right w:type="dxa" w:w="120"/>
+            </w:tcMar>
+          </w:tcPr>
+          <w:p>
+            <w:pPr>
+              <w:spacing w:line="372" w:lineRule="auto"/>
+            </w:pPr>
+            <w:r>
+              <w:rPr>
+                <w:rFonts w:ascii="Menlo" w:cs="Menlo" w:eastAsia="Menlo" w:hAnsi="Menlo"/>
+                <w:color w:val="1F2937"/>
                 <w:sz w:val="18"/>
                 <w:szCs w:val="18"/>
                 <w:shd w:fill="F1F5F9" w:val="clear"/>
@@ -4127,10 +4222,10 @@
             </w:r>
             <w:r>
               <w:rPr>
-                <w:rFonts w:ascii="Calibri" w:cs="Calibri" w:eastAsia="Calibri" w:hAnsi="Calibri"/>
-                <w:color w:val="1F2937"/>
-                <w:sz w:val="21"/>
-                <w:szCs w:val="21"/>
+                <w:rFonts w:ascii="Helvetica Neue" w:cs="Helvetica Neue" w:eastAsia="Helvetica Neue" w:hAnsi="Helvetica Neue"/>
+                <w:color w:val="1F2937"/>
+                <w:sz w:val="18"/>
+                <w:szCs w:val="18"/>
               </w:rPr>
               <w:t xml:space="preserve"> (absence → repas)</w:t>
             </w:r>
@@ -4139,33 +4234,33 @@
         <w:tc>
           <w:tcPr>
             <w:tcMar>
-              <w:top w:type="dxa" w:w="60"/>
-              <w:left w:type="dxa" w:w="100"/>
-              <w:bottom w:type="dxa" w:w="60"/>
-              <w:right w:type="dxa" w:w="100"/>
-            </w:tcMar>
-          </w:tcPr>
-          <w:p>
-            <w:pPr>
-              <w:spacing w:after="40" w:before="40"/>
-            </w:pPr>
-            <w:r>
-              <w:rPr>
-                <w:rFonts w:ascii="Calibri" w:cs="Calibri" w:eastAsia="Calibri" w:hAnsi="Calibri"/>
+              <w:top w:type="dxa" w:w="80"/>
+              <w:left w:type="dxa" w:w="120"/>
+              <w:bottom w:type="dxa" w:w="80"/>
+              <w:right w:type="dxa" w:w="120"/>
+            </w:tcMar>
+          </w:tcPr>
+          <w:p>
+            <w:pPr>
+              <w:spacing w:line="372" w:lineRule="auto"/>
+            </w:pPr>
+            <w:r>
+              <w:rPr>
+                <w:rFonts w:ascii="Helvetica Neue" w:cs="Helvetica Neue" w:eastAsia="Helvetica Neue" w:hAnsi="Helvetica Neue"/>
                 <w:b/>
                 <w:bCs/>
                 <w:color w:val="1F2937"/>
-                <w:sz w:val="21"/>
-                <w:szCs w:val="21"/>
+                <w:sz w:val="18"/>
+                <w:szCs w:val="18"/>
               </w:rPr>
               <w:t xml:space="preserve">implémenté</w:t>
             </w:r>
             <w:r>
               <w:rPr>
-                <w:rFonts w:ascii="Calibri" w:cs="Calibri" w:eastAsia="Calibri" w:hAnsi="Calibri"/>
-                <w:color w:val="1F2937"/>
-                <w:sz w:val="21"/>
-                <w:szCs w:val="21"/>
+                <w:rFonts w:ascii="Helvetica Neue" w:cs="Helvetica Neue" w:eastAsia="Helvetica Neue" w:hAnsi="Helvetica Neue"/>
+                <w:color w:val="1F2937"/>
+                <w:sz w:val="18"/>
+                <w:szCs w:val="18"/>
               </w:rPr>
               <w:t xml:space="preserve"> (déduction, jours-frontières)</w:t>
             </w:r>
@@ -4175,25 +4270,29 @@
     </w:tbl>
     <w:p>
       <w:pPr>
-        <w:spacing w:after="120"/>
+        <w:spacing w:after="160"/>
       </w:pPr>
     </w:p>
     <w:p>
       <w:pPr>
         <w:pBdr>
-          <w:bottom w:val="single" w:color="E2E8F0" w:sz="6"/>
+          <w:bottom w:val="single" w:color="E2E8F0" w:sz="6" w:space="0"/>
         </w:pBdr>
-        <w:spacing w:after="120" w:before="120"/>
+        <w:spacing w:after="280" w:before="280" w:line="372" w:lineRule="auto"/>
       </w:pPr>
     </w:p>
     <w:p>
       <w:pPr>
         <w:pStyle w:val="Heading2"/>
-        <w:spacing w:after="120" w:before="240"/>
-      </w:pPr>
-      <w:r>
-        <w:rPr>
-          <w:rFonts w:ascii="Calibri" w:cs="Calibri" w:eastAsia="Calibri" w:hAnsi="Calibri"/>
+        <w:keepNext/>
+        <w:pBdr>
+          <w:bottom w:val="single" w:color="DBEAFE" w:sz="6" w:space="3"/>
+        </w:pBdr>
+        <w:spacing w:after="120" w:before="400" w:line="372" w:lineRule="auto"/>
+      </w:pPr>
+      <w:r>
+        <w:rPr>
+          <w:rFonts w:ascii="Helvetica Neue" w:cs="Helvetica Neue" w:eastAsia="Helvetica Neue" w:hAnsi="Helvetica Neue"/>
           <w:b/>
           <w:bCs/>
           <w:color w:val="1E40AF"/>
@@ -4210,11 +4309,11 @@
           <w:ilvl w:val="0"/>
           <w:numId w:val="2"/>
         </w:numPr>
-        <w:spacing w:after="60"/>
-      </w:pPr>
-      <w:r>
-        <w:rPr>
-          <w:rFonts w:ascii="Calibri" w:cs="Calibri" w:eastAsia="Calibri" w:hAnsi="Calibri"/>
+        <w:spacing w:after="40" w:before="0" w:line="372" w:lineRule="auto"/>
+      </w:pPr>
+      <w:r>
+        <w:rPr>
+          <w:rFonts w:ascii="Helvetica Neue" w:cs="Helvetica Neue" w:eastAsia="Helvetica Neue" w:hAnsi="Helvetica Neue"/>
           <w:color w:val="1F2937"/>
           <w:sz w:val="21"/>
           <w:szCs w:val="21"/>
@@ -4223,7 +4322,7 @@
       </w:r>
       <w:r>
         <w:rPr>
-          <w:rFonts w:ascii="Calibri" w:cs="Calibri" w:eastAsia="Calibri" w:hAnsi="Calibri"/>
+          <w:rFonts w:ascii="Helvetica Neue" w:cs="Helvetica Neue" w:eastAsia="Helvetica Neue" w:hAnsi="Helvetica Neue"/>
           <w:b/>
           <w:bCs/>
           <w:color w:val="1F2937"/>
@@ -4234,7 +4333,7 @@
       </w:r>
       <w:r>
         <w:rPr>
-          <w:rFonts w:ascii="Calibri" w:cs="Calibri" w:eastAsia="Calibri" w:hAnsi="Calibri"/>
+          <w:rFonts w:ascii="Helvetica Neue" w:cs="Helvetica Neue" w:eastAsia="Helvetica Neue" w:hAnsi="Helvetica Neue"/>
           <w:color w:val="1F2937"/>
           <w:sz w:val="21"/>
           <w:szCs w:val="21"/>
@@ -4243,7 +4342,8 @@
       </w:r>
       <w:r>
         <w:rPr>
-          <w:rFonts w:ascii="Consolas" w:cs="Consolas" w:eastAsia="Consolas" w:hAnsi="Consolas"/>
+          <w:rFonts w:ascii="Menlo" w:cs="Menlo" w:eastAsia="Menlo" w:hAnsi="Menlo"/>
+          <w:color w:val="1F2937"/>
           <w:sz w:val="18"/>
           <w:szCs w:val="18"/>
           <w:shd w:fill="F1F5F9" w:val="clear"/>
@@ -4252,7 +4352,7 @@
       </w:r>
       <w:r>
         <w:rPr>
-          <w:rFonts w:ascii="Calibri" w:cs="Calibri" w:eastAsia="Calibri" w:hAnsi="Calibri"/>
+          <w:rFonts w:ascii="Helvetica Neue" w:cs="Helvetica Neue" w:eastAsia="Helvetica Neue" w:hAnsi="Helvetica Neue"/>
           <w:color w:val="1F2937"/>
           <w:sz w:val="21"/>
           <w:szCs w:val="21"/>
@@ -4261,7 +4361,8 @@
       </w:r>
       <w:r>
         <w:rPr>
-          <w:rFonts w:ascii="Consolas" w:cs="Consolas" w:eastAsia="Consolas" w:hAnsi="Consolas"/>
+          <w:rFonts w:ascii="Menlo" w:cs="Menlo" w:eastAsia="Menlo" w:hAnsi="Menlo"/>
+          <w:color w:val="1F2937"/>
           <w:sz w:val="18"/>
           <w:szCs w:val="18"/>
           <w:shd w:fill="F1F5F9" w:val="clear"/>
@@ -4270,7 +4371,7 @@
       </w:r>
       <w:r>
         <w:rPr>
-          <w:rFonts w:ascii="Calibri" w:cs="Calibri" w:eastAsia="Calibri" w:hAnsi="Calibri"/>
+          <w:rFonts w:ascii="Helvetica Neue" w:cs="Helvetica Neue" w:eastAsia="Helvetica Neue" w:hAnsi="Helvetica Neue"/>
           <w:color w:val="1F2937"/>
           <w:sz w:val="21"/>
           <w:szCs w:val="21"/>
@@ -4279,7 +4380,8 @@
       </w:r>
       <w:r>
         <w:rPr>
-          <w:rFonts w:ascii="Consolas" w:cs="Consolas" w:eastAsia="Consolas" w:hAnsi="Consolas"/>
+          <w:rFonts w:ascii="Menlo" w:cs="Menlo" w:eastAsia="Menlo" w:hAnsi="Menlo"/>
+          <w:color w:val="1F2937"/>
           <w:sz w:val="18"/>
           <w:szCs w:val="18"/>
           <w:shd w:fill="F1F5F9" w:val="clear"/>
@@ -4288,7 +4390,7 @@
       </w:r>
       <w:r>
         <w:rPr>
-          <w:rFonts w:ascii="Calibri" w:cs="Calibri" w:eastAsia="Calibri" w:hAnsi="Calibri"/>
+          <w:rFonts w:ascii="Helvetica Neue" w:cs="Helvetica Neue" w:eastAsia="Helvetica Neue" w:hAnsi="Helvetica Neue"/>
           <w:color w:val="1F2937"/>
           <w:sz w:val="21"/>
           <w:szCs w:val="21"/>
@@ -4297,7 +4399,8 @@
       </w:r>
       <w:r>
         <w:rPr>
-          <w:rFonts w:ascii="Consolas" w:cs="Consolas" w:eastAsia="Consolas" w:hAnsi="Consolas"/>
+          <w:rFonts w:ascii="Menlo" w:cs="Menlo" w:eastAsia="Menlo" w:hAnsi="Menlo"/>
+          <w:color w:val="1F2937"/>
           <w:sz w:val="18"/>
           <w:szCs w:val="18"/>
           <w:shd w:fill="F1F5F9" w:val="clear"/>
@@ -4306,7 +4409,7 @@
       </w:r>
       <w:r>
         <w:rPr>
-          <w:rFonts w:ascii="Calibri" w:cs="Calibri" w:eastAsia="Calibri" w:hAnsi="Calibri"/>
+          <w:rFonts w:ascii="Helvetica Neue" w:cs="Helvetica Neue" w:eastAsia="Helvetica Neue" w:hAnsi="Helvetica Neue"/>
           <w:color w:val="1F2937"/>
           <w:sz w:val="21"/>
           <w:szCs w:val="21"/>
@@ -4321,11 +4424,11 @@
           <w:ilvl w:val="0"/>
           <w:numId w:val="2"/>
         </w:numPr>
-        <w:spacing w:after="60"/>
-      </w:pPr>
-      <w:r>
-        <w:rPr>
-          <w:rFonts w:ascii="Calibri" w:cs="Calibri" w:eastAsia="Calibri" w:hAnsi="Calibri"/>
+        <w:spacing w:after="40" w:before="0" w:line="372" w:lineRule="auto"/>
+      </w:pPr>
+      <w:r>
+        <w:rPr>
+          <w:rFonts w:ascii="Helvetica Neue" w:cs="Helvetica Neue" w:eastAsia="Helvetica Neue" w:hAnsi="Helvetica Neue"/>
           <w:b/>
           <w:bCs/>
           <w:color w:val="1F2937"/>
@@ -4336,7 +4439,7 @@
       </w:r>
       <w:r>
         <w:rPr>
-          <w:rFonts w:ascii="Calibri" w:cs="Calibri" w:eastAsia="Calibri" w:hAnsi="Calibri"/>
+          <w:rFonts w:ascii="Helvetica Neue" w:cs="Helvetica Neue" w:eastAsia="Helvetica Neue" w:hAnsi="Helvetica Neue"/>
           <w:color w:val="1F2937"/>
           <w:sz w:val="21"/>
           <w:szCs w:val="21"/>
@@ -4345,7 +4448,7 @@
       </w:r>
       <w:r>
         <w:rPr>
-          <w:rFonts w:ascii="Calibri" w:cs="Calibri" w:eastAsia="Calibri" w:hAnsi="Calibri"/>
+          <w:rFonts w:ascii="Helvetica Neue" w:cs="Helvetica Neue" w:eastAsia="Helvetica Neue" w:hAnsi="Helvetica Neue"/>
           <w:b/>
           <w:bCs/>
           <w:color w:val="1F2937"/>
@@ -4356,7 +4459,7 @@
       </w:r>
       <w:r>
         <w:rPr>
-          <w:rFonts w:ascii="Calibri" w:cs="Calibri" w:eastAsia="Calibri" w:hAnsi="Calibri"/>
+          <w:rFonts w:ascii="Helvetica Neue" w:cs="Helvetica Neue" w:eastAsia="Helvetica Neue" w:hAnsi="Helvetica Neue"/>
           <w:color w:val="1F2937"/>
           <w:sz w:val="21"/>
           <w:szCs w:val="21"/>
@@ -4371,11 +4474,11 @@
           <w:ilvl w:val="0"/>
           <w:numId w:val="2"/>
         </w:numPr>
-        <w:spacing w:after="60"/>
-      </w:pPr>
-      <w:r>
-        <w:rPr>
-          <w:rFonts w:ascii="Calibri" w:cs="Calibri" w:eastAsia="Calibri" w:hAnsi="Calibri"/>
+        <w:spacing w:after="40" w:before="0" w:line="372" w:lineRule="auto"/>
+      </w:pPr>
+      <w:r>
+        <w:rPr>
+          <w:rFonts w:ascii="Helvetica Neue" w:cs="Helvetica Neue" w:eastAsia="Helvetica Neue" w:hAnsi="Helvetica Neue"/>
           <w:color w:val="1F2937"/>
           <w:sz w:val="21"/>
           <w:szCs w:val="21"/>
@@ -4384,7 +4487,8 @@
       </w:r>
       <w:r>
         <w:rPr>
-          <w:rFonts w:ascii="Consolas" w:cs="Consolas" w:eastAsia="Consolas" w:hAnsi="Consolas"/>
+          <w:rFonts w:ascii="Menlo" w:cs="Menlo" w:eastAsia="Menlo" w:hAnsi="Menlo"/>
+          <w:color w:val="1F2937"/>
           <w:sz w:val="18"/>
           <w:szCs w:val="18"/>
           <w:shd w:fill="F1F5F9" w:val="clear"/>
@@ -4393,7 +4497,7 @@
       </w:r>
       <w:r>
         <w:rPr>
-          <w:rFonts w:ascii="Calibri" w:cs="Calibri" w:eastAsia="Calibri" w:hAnsi="Calibri"/>
+          <w:rFonts w:ascii="Helvetica Neue" w:cs="Helvetica Neue" w:eastAsia="Helvetica Neue" w:hAnsi="Helvetica Neue"/>
           <w:color w:val="1F2937"/>
           <w:sz w:val="21"/>
           <w:szCs w:val="21"/>
@@ -4402,7 +4506,8 @@
       </w:r>
       <w:r>
         <w:rPr>
-          <w:rFonts w:ascii="Consolas" w:cs="Consolas" w:eastAsia="Consolas" w:hAnsi="Consolas"/>
+          <w:rFonts w:ascii="Menlo" w:cs="Menlo" w:eastAsia="Menlo" w:hAnsi="Menlo"/>
+          <w:color w:val="1F2937"/>
           <w:sz w:val="18"/>
           <w:szCs w:val="18"/>
           <w:shd w:fill="F1F5F9" w:val="clear"/>
@@ -4411,7 +4516,7 @@
       </w:r>
       <w:r>
         <w:rPr>
-          <w:rFonts w:ascii="Calibri" w:cs="Calibri" w:eastAsia="Calibri" w:hAnsi="Calibri"/>
+          <w:rFonts w:ascii="Helvetica Neue" w:cs="Helvetica Neue" w:eastAsia="Helvetica Neue" w:hAnsi="Helvetica Neue"/>
           <w:color w:val="1F2937"/>
           <w:sz w:val="21"/>
           <w:szCs w:val="21"/>
@@ -4422,19 +4527,23 @@
     <w:p>
       <w:pPr>
         <w:pBdr>
-          <w:bottom w:val="single" w:color="E2E8F0" w:sz="6"/>
+          <w:bottom w:val="single" w:color="E2E8F0" w:sz="6" w:space="0"/>
         </w:pBdr>
-        <w:spacing w:after="120" w:before="120"/>
+        <w:spacing w:after="280" w:before="280" w:line="372" w:lineRule="auto"/>
       </w:pPr>
     </w:p>
     <w:p>
       <w:pPr>
         <w:pStyle w:val="Heading2"/>
-        <w:spacing w:after="120" w:before="240"/>
-      </w:pPr>
-      <w:r>
-        <w:rPr>
-          <w:rFonts w:ascii="Calibri" w:cs="Calibri" w:eastAsia="Calibri" w:hAnsi="Calibri"/>
+        <w:keepNext/>
+        <w:pBdr>
+          <w:bottom w:val="single" w:color="DBEAFE" w:sz="6" w:space="3"/>
+        </w:pBdr>
+        <w:spacing w:after="120" w:before="400" w:line="372" w:lineRule="auto"/>
+      </w:pPr>
+      <w:r>
+        <w:rPr>
+          <w:rFonts w:ascii="Helvetica Neue" w:cs="Helvetica Neue" w:eastAsia="Helvetica Neue" w:hAnsi="Helvetica Neue"/>
           <w:b/>
           <w:bCs/>
           <w:color w:val="1E40AF"/>
@@ -4451,11 +4560,11 @@
           <w:ilvl w:val="0"/>
           <w:numId w:val="2"/>
         </w:numPr>
-        <w:spacing w:after="60"/>
-      </w:pPr>
-      <w:r>
-        <w:rPr>
-          <w:rFonts w:ascii="Calibri" w:cs="Calibri" w:eastAsia="Calibri" w:hAnsi="Calibri"/>
+        <w:spacing w:after="40" w:before="0" w:line="372" w:lineRule="auto"/>
+      </w:pPr>
+      <w:r>
+        <w:rPr>
+          <w:rFonts w:ascii="Helvetica Neue" w:cs="Helvetica Neue" w:eastAsia="Helvetica Neue" w:hAnsi="Helvetica Neue"/>
           <w:b/>
           <w:bCs/>
           <w:color w:val="1F2937"/>
@@ -4466,7 +4575,7 @@
       </w:r>
       <w:r>
         <w:rPr>
-          <w:rFonts w:ascii="Calibri" w:cs="Calibri" w:eastAsia="Calibri" w:hAnsi="Calibri"/>
+          <w:rFonts w:ascii="Helvetica Neue" w:cs="Helvetica Neue" w:eastAsia="Helvetica Neue" w:hAnsi="Helvetica Neue"/>
           <w:color w:val="1F2937"/>
           <w:sz w:val="21"/>
           <w:szCs w:val="21"/>
@@ -4481,11 +4590,11 @@
           <w:ilvl w:val="0"/>
           <w:numId w:val="2"/>
         </w:numPr>
-        <w:spacing w:after="60"/>
-      </w:pPr>
-      <w:r>
-        <w:rPr>
-          <w:rFonts w:ascii="Calibri" w:cs="Calibri" w:eastAsia="Calibri" w:hAnsi="Calibri"/>
+        <w:spacing w:after="40" w:before="0" w:line="372" w:lineRule="auto"/>
+      </w:pPr>
+      <w:r>
+        <w:rPr>
+          <w:rFonts w:ascii="Helvetica Neue" w:cs="Helvetica Neue" w:eastAsia="Helvetica Neue" w:hAnsi="Helvetica Neue"/>
           <w:b/>
           <w:bCs/>
           <w:color w:val="1F2937"/>
@@ -4496,7 +4605,7 @@
       </w:r>
       <w:r>
         <w:rPr>
-          <w:rFonts w:ascii="Calibri" w:cs="Calibri" w:eastAsia="Calibri" w:hAnsi="Calibri"/>
+          <w:rFonts w:ascii="Helvetica Neue" w:cs="Helvetica Neue" w:eastAsia="Helvetica Neue" w:hAnsi="Helvetica Neue"/>
           <w:color w:val="1F2937"/>
           <w:sz w:val="21"/>
           <w:szCs w:val="21"/>
@@ -4511,11 +4620,11 @@
           <w:ilvl w:val="0"/>
           <w:numId w:val="2"/>
         </w:numPr>
-        <w:spacing w:after="60"/>
-      </w:pPr>
-      <w:r>
-        <w:rPr>
-          <w:rFonts w:ascii="Calibri" w:cs="Calibri" w:eastAsia="Calibri" w:hAnsi="Calibri"/>
+        <w:spacing w:after="40" w:before="0" w:line="372" w:lineRule="auto"/>
+      </w:pPr>
+      <w:r>
+        <w:rPr>
+          <w:rFonts w:ascii="Helvetica Neue" w:cs="Helvetica Neue" w:eastAsia="Helvetica Neue" w:hAnsi="Helvetica Neue"/>
           <w:b/>
           <w:bCs/>
           <w:color w:val="1F2937"/>
@@ -4526,7 +4635,7 @@
       </w:r>
       <w:r>
         <w:rPr>
-          <w:rFonts w:ascii="Calibri" w:cs="Calibri" w:eastAsia="Calibri" w:hAnsi="Calibri"/>
+          <w:rFonts w:ascii="Helvetica Neue" w:cs="Helvetica Neue" w:eastAsia="Helvetica Neue" w:hAnsi="Helvetica Neue"/>
           <w:color w:val="1F2937"/>
           <w:sz w:val="21"/>
           <w:szCs w:val="21"/>
@@ -4541,11 +4650,11 @@
           <w:ilvl w:val="0"/>
           <w:numId w:val="2"/>
         </w:numPr>
-        <w:spacing w:after="60"/>
-      </w:pPr>
-      <w:r>
-        <w:rPr>
-          <w:rFonts w:ascii="Calibri" w:cs="Calibri" w:eastAsia="Calibri" w:hAnsi="Calibri"/>
+        <w:spacing w:after="40" w:before="0" w:line="372" w:lineRule="auto"/>
+      </w:pPr>
+      <w:r>
+        <w:rPr>
+          <w:rFonts w:ascii="Helvetica Neue" w:cs="Helvetica Neue" w:eastAsia="Helvetica Neue" w:hAnsi="Helvetica Neue"/>
           <w:b/>
           <w:bCs/>
           <w:color w:val="1F2937"/>
@@ -4556,7 +4665,7 @@
       </w:r>
       <w:r>
         <w:rPr>
-          <w:rFonts w:ascii="Calibri" w:cs="Calibri" w:eastAsia="Calibri" w:hAnsi="Calibri"/>
+          <w:rFonts w:ascii="Helvetica Neue" w:cs="Helvetica Neue" w:eastAsia="Helvetica Neue" w:hAnsi="Helvetica Neue"/>
           <w:color w:val="1F2937"/>
           <w:sz w:val="21"/>
           <w:szCs w:val="21"/>
@@ -4571,11 +4680,11 @@
           <w:ilvl w:val="0"/>
           <w:numId w:val="2"/>
         </w:numPr>
-        <w:spacing w:after="60"/>
-      </w:pPr>
-      <w:r>
-        <w:rPr>
-          <w:rFonts w:ascii="Calibri" w:cs="Calibri" w:eastAsia="Calibri" w:hAnsi="Calibri"/>
+        <w:spacing w:after="40" w:before="0" w:line="372" w:lineRule="auto"/>
+      </w:pPr>
+      <w:r>
+        <w:rPr>
+          <w:rFonts w:ascii="Helvetica Neue" w:cs="Helvetica Neue" w:eastAsia="Helvetica Neue" w:hAnsi="Helvetica Neue"/>
           <w:b/>
           <w:bCs/>
           <w:color w:val="1F2937"/>
@@ -4586,7 +4695,7 @@
       </w:r>
       <w:r>
         <w:rPr>
-          <w:rFonts w:ascii="Calibri" w:cs="Calibri" w:eastAsia="Calibri" w:hAnsi="Calibri"/>
+          <w:rFonts w:ascii="Helvetica Neue" w:cs="Helvetica Neue" w:eastAsia="Helvetica Neue" w:hAnsi="Helvetica Neue"/>
           <w:color w:val="1F2937"/>
           <w:sz w:val="21"/>
           <w:szCs w:val="21"/>
@@ -4597,19 +4706,23 @@
     <w:p>
       <w:pPr>
         <w:pBdr>
-          <w:bottom w:val="single" w:color="E2E8F0" w:sz="6"/>
+          <w:bottom w:val="single" w:color="E2E8F0" w:sz="6" w:space="0"/>
         </w:pBdr>
-        <w:spacing w:after="120" w:before="120"/>
+        <w:spacing w:after="280" w:before="280" w:line="372" w:lineRule="auto"/>
       </w:pPr>
     </w:p>
     <w:p>
       <w:pPr>
         <w:pStyle w:val="Heading2"/>
-        <w:spacing w:after="120" w:before="240"/>
-      </w:pPr>
-      <w:r>
-        <w:rPr>
-          <w:rFonts w:ascii="Calibri" w:cs="Calibri" w:eastAsia="Calibri" w:hAnsi="Calibri"/>
+        <w:keepNext/>
+        <w:pBdr>
+          <w:bottom w:val="single" w:color="DBEAFE" w:sz="6" w:space="3"/>
+        </w:pBdr>
+        <w:spacing w:after="120" w:before="400" w:line="372" w:lineRule="auto"/>
+      </w:pPr>
+      <w:r>
+        <w:rPr>
+          <w:rFonts w:ascii="Helvetica Neue" w:cs="Helvetica Neue" w:eastAsia="Helvetica Neue" w:hAnsi="Helvetica Neue"/>
           <w:b/>
           <w:bCs/>
           <w:color w:val="1E40AF"/>
@@ -4623,12 +4736,12 @@
       <w:tblPr>
         <w:tblW w:type="pct" w:w="100%"/>
         <w:tblBorders>
-          <w:top w:val="single" w:color="CBD5E1" w:sz="4"/>
-          <w:left w:val="single" w:color="CBD5E1" w:sz="4"/>
-          <w:bottom w:val="single" w:color="CBD5E1" w:sz="4"/>
-          <w:right w:val="single" w:color="CBD5E1" w:sz="4"/>
-          <w:insideH w:val="single" w:color="CBD5E1" w:sz="4"/>
-          <w:insideV w:val="single" w:color="CBD5E1" w:sz="4"/>
+          <w:top w:val="single" w:color="CBD5E1" w:sz="6" w:space="0"/>
+          <w:left w:val="single" w:color="CBD5E1" w:sz="6" w:space="0"/>
+          <w:bottom w:val="single" w:color="CBD5E1" w:sz="6" w:space="0"/>
+          <w:right w:val="single" w:color="CBD5E1" w:sz="6" w:space="0"/>
+          <w:insideH w:val="single" w:color="CBD5E1" w:sz="6" w:space="0"/>
+          <w:insideV w:val="single" w:color="CBD5E1" w:sz="6" w:space="0"/>
         </w:tblBorders>
       </w:tblPr>
       <w:tblGrid>
@@ -4637,30 +4750,31 @@
       </w:tblGrid>
       <w:tr>
         <w:trPr>
+          <w:cantSplit/>
           <w:tblHeader/>
         </w:trPr>
         <w:tc>
           <w:tcPr>
             <w:shd w:fill="EFF6FF" w:val="clear"/>
             <w:tcMar>
-              <w:top w:type="dxa" w:w="60"/>
-              <w:left w:type="dxa" w:w="100"/>
-              <w:bottom w:type="dxa" w:w="60"/>
-              <w:right w:type="dxa" w:w="100"/>
-            </w:tcMar>
-          </w:tcPr>
-          <w:p>
-            <w:pPr>
-              <w:spacing w:after="40" w:before="40"/>
-            </w:pPr>
-            <w:r>
-              <w:rPr>
-                <w:rFonts w:ascii="Calibri" w:cs="Calibri" w:eastAsia="Calibri" w:hAnsi="Calibri"/>
+              <w:top w:type="dxa" w:w="80"/>
+              <w:left w:type="dxa" w:w="120"/>
+              <w:bottom w:type="dxa" w:w="80"/>
+              <w:right w:type="dxa" w:w="120"/>
+            </w:tcMar>
+          </w:tcPr>
+          <w:p>
+            <w:pPr>
+              <w:spacing w:line="372" w:lineRule="auto"/>
+            </w:pPr>
+            <w:r>
+              <w:rPr>
+                <w:rFonts w:ascii="Helvetica Neue" w:cs="Helvetica Neue" w:eastAsia="Helvetica Neue" w:hAnsi="Helvetica Neue"/>
                 <w:b/>
                 <w:bCs/>
                 <w:color w:val="1E3A8A"/>
-                <w:sz w:val="21"/>
-                <w:szCs w:val="21"/>
+                <w:sz w:val="18"/>
+                <w:szCs w:val="18"/>
               </w:rPr>
               <w:t xml:space="preserve">Sujet</w:t>
             </w:r>
@@ -4670,24 +4784,24 @@
           <w:tcPr>
             <w:shd w:fill="EFF6FF" w:val="clear"/>
             <w:tcMar>
-              <w:top w:type="dxa" w:w="60"/>
-              <w:left w:type="dxa" w:w="100"/>
-              <w:bottom w:type="dxa" w:w="60"/>
-              <w:right w:type="dxa" w:w="100"/>
-            </w:tcMar>
-          </w:tcPr>
-          <w:p>
-            <w:pPr>
-              <w:spacing w:after="40" w:before="40"/>
-            </w:pPr>
-            <w:r>
-              <w:rPr>
-                <w:rFonts w:ascii="Calibri" w:cs="Calibri" w:eastAsia="Calibri" w:hAnsi="Calibri"/>
+              <w:top w:type="dxa" w:w="80"/>
+              <w:left w:type="dxa" w:w="120"/>
+              <w:bottom w:type="dxa" w:w="80"/>
+              <w:right w:type="dxa" w:w="120"/>
+            </w:tcMar>
+          </w:tcPr>
+          <w:p>
+            <w:pPr>
+              <w:spacing w:line="372" w:lineRule="auto"/>
+            </w:pPr>
+            <w:r>
+              <w:rPr>
+                <w:rFonts w:ascii="Helvetica Neue" w:cs="Helvetica Neue" w:eastAsia="Helvetica Neue" w:hAnsi="Helvetica Neue"/>
                 <w:b/>
                 <w:bCs/>
                 <w:color w:val="1E3A8A"/>
-                <w:sz w:val="21"/>
-                <w:szCs w:val="21"/>
+                <w:sz w:val="18"/>
+                <w:szCs w:val="18"/>
               </w:rPr>
               <w:t xml:space="preserve">Décision</w:t>
             </w:r>
@@ -4695,25 +4809,28 @@
         </w:tc>
       </w:tr>
       <w:tr>
-        <w:tc>
-          <w:tcPr>
-            <w:tcMar>
-              <w:top w:type="dxa" w:w="60"/>
-              <w:left w:type="dxa" w:w="100"/>
-              <w:bottom w:type="dxa" w:w="60"/>
-              <w:right w:type="dxa" w:w="100"/>
-            </w:tcMar>
-          </w:tcPr>
-          <w:p>
-            <w:pPr>
-              <w:spacing w:after="40" w:before="40"/>
-            </w:pPr>
-            <w:r>
-              <w:rPr>
-                <w:rFonts w:ascii="Calibri" w:cs="Calibri" w:eastAsia="Calibri" w:hAnsi="Calibri"/>
-                <w:color w:val="1F2937"/>
-                <w:sz w:val="21"/>
-                <w:szCs w:val="21"/>
+        <w:trPr>
+          <w:cantSplit/>
+        </w:trPr>
+        <w:tc>
+          <w:tcPr>
+            <w:tcMar>
+              <w:top w:type="dxa" w:w="80"/>
+              <w:left w:type="dxa" w:w="120"/>
+              <w:bottom w:type="dxa" w:w="80"/>
+              <w:right w:type="dxa" w:w="120"/>
+            </w:tcMar>
+          </w:tcPr>
+          <w:p>
+            <w:pPr>
+              <w:spacing w:line="372" w:lineRule="auto"/>
+            </w:pPr>
+            <w:r>
+              <w:rPr>
+                <w:rFonts w:ascii="Helvetica Neue" w:cs="Helvetica Neue" w:eastAsia="Helvetica Neue" w:hAnsi="Helvetica Neue"/>
+                <w:color w:val="1F2937"/>
+                <w:sz w:val="18"/>
+                <w:szCs w:val="18"/>
               </w:rPr>
               <w:t xml:space="preserve">Options, pas menus</w:t>
             </w:r>
@@ -4722,42 +4839,42 @@
         <w:tc>
           <w:tcPr>
             <w:tcMar>
-              <w:top w:type="dxa" w:w="60"/>
-              <w:left w:type="dxa" w:w="100"/>
-              <w:bottom w:type="dxa" w:w="60"/>
-              <w:right w:type="dxa" w:w="100"/>
-            </w:tcMar>
-          </w:tcPr>
-          <w:p>
-            <w:pPr>
-              <w:spacing w:after="40" w:before="40"/>
-            </w:pPr>
-            <w:r>
-              <w:rPr>
-                <w:rFonts w:ascii="Calibri" w:cs="Calibri" w:eastAsia="Calibri" w:hAnsi="Calibri"/>
-                <w:color w:val="1F2937"/>
-                <w:sz w:val="21"/>
-                <w:szCs w:val="21"/>
+              <w:top w:type="dxa" w:w="80"/>
+              <w:left w:type="dxa" w:w="120"/>
+              <w:bottom w:type="dxa" w:w="80"/>
+              <w:right w:type="dxa" w:w="120"/>
+            </w:tcMar>
+          </w:tcPr>
+          <w:p>
+            <w:pPr>
+              <w:spacing w:line="372" w:lineRule="auto"/>
+            </w:pPr>
+            <w:r>
+              <w:rPr>
+                <w:rFonts w:ascii="Helvetica Neue" w:cs="Helvetica Neue" w:eastAsia="Helvetica Neue" w:hAnsi="Helvetica Neue"/>
+                <w:color w:val="1F2937"/>
+                <w:sz w:val="18"/>
+                <w:szCs w:val="18"/>
               </w:rPr>
               <w:t xml:space="preserve">✅ oui — l'intendance saisit des </w:t>
             </w:r>
             <w:r>
               <w:rPr>
-                <w:rFonts w:ascii="Calibri" w:cs="Calibri" w:eastAsia="Calibri" w:hAnsi="Calibri"/>
+                <w:rFonts w:ascii="Helvetica Neue" w:cs="Helvetica Neue" w:eastAsia="Helvetica Neue" w:hAnsi="Helvetica Neue"/>
                 <w:b/>
                 <w:bCs/>
                 <w:color w:val="1F2937"/>
-                <w:sz w:val="21"/>
-                <w:szCs w:val="21"/>
+                <w:sz w:val="18"/>
+                <w:szCs w:val="18"/>
               </w:rPr>
               <w:t xml:space="preserve">options</w:t>
             </w:r>
             <w:r>
               <w:rPr>
-                <w:rFonts w:ascii="Calibri" w:cs="Calibri" w:eastAsia="Calibri" w:hAnsi="Calibri"/>
-                <w:color w:val="1F2937"/>
-                <w:sz w:val="21"/>
-                <w:szCs w:val="21"/>
+                <w:rFonts w:ascii="Helvetica Neue" w:cs="Helvetica Neue" w:eastAsia="Helvetica Neue" w:hAnsi="Helvetica Neue"/>
+                <w:color w:val="1F2937"/>
+                <w:sz w:val="18"/>
+                <w:szCs w:val="18"/>
               </w:rPr>
               <w:t xml:space="preserve"> simples</w:t>
             </w:r>
@@ -4765,25 +4882,28 @@
         </w:tc>
       </w:tr>
       <w:tr>
-        <w:tc>
-          <w:tcPr>
-            <w:tcMar>
-              <w:top w:type="dxa" w:w="60"/>
-              <w:left w:type="dxa" w:w="100"/>
-              <w:bottom w:type="dxa" w:w="60"/>
-              <w:right w:type="dxa" w:w="100"/>
-            </w:tcMar>
-          </w:tcPr>
-          <w:p>
-            <w:pPr>
-              <w:spacing w:after="40" w:before="40"/>
-            </w:pPr>
-            <w:r>
-              <w:rPr>
-                <w:rFonts w:ascii="Calibri" w:cs="Calibri" w:eastAsia="Calibri" w:hAnsi="Calibri"/>
-                <w:color w:val="1F2937"/>
-                <w:sz w:val="21"/>
-                <w:szCs w:val="21"/>
+        <w:trPr>
+          <w:cantSplit/>
+        </w:trPr>
+        <w:tc>
+          <w:tcPr>
+            <w:tcMar>
+              <w:top w:type="dxa" w:w="80"/>
+              <w:left w:type="dxa" w:w="120"/>
+              <w:bottom w:type="dxa" w:w="80"/>
+              <w:right w:type="dxa" w:w="120"/>
+            </w:tcMar>
+          </w:tcPr>
+          <w:p>
+            <w:pPr>
+              <w:spacing w:line="372" w:lineRule="auto"/>
+            </w:pPr>
+            <w:r>
+              <w:rPr>
+                <w:rFonts w:ascii="Helvetica Neue" w:cs="Helvetica Neue" w:eastAsia="Helvetica Neue" w:hAnsi="Helvetica Neue"/>
+                <w:color w:val="1F2937"/>
+                <w:sz w:val="18"/>
+                <w:szCs w:val="18"/>
               </w:rPr>
               <w:t xml:space="preserve">Liste par résidence ?</w:t>
             </w:r>
@@ -4792,42 +4912,42 @@
         <w:tc>
           <w:tcPr>
             <w:tcMar>
-              <w:top w:type="dxa" w:w="60"/>
-              <w:left w:type="dxa" w:w="100"/>
-              <w:bottom w:type="dxa" w:w="60"/>
-              <w:right w:type="dxa" w:w="100"/>
-            </w:tcMar>
-          </w:tcPr>
-          <w:p>
-            <w:pPr>
-              <w:spacing w:after="40" w:before="40"/>
-            </w:pPr>
-            <w:r>
-              <w:rPr>
-                <w:rFonts w:ascii="Calibri" w:cs="Calibri" w:eastAsia="Calibri" w:hAnsi="Calibri"/>
-                <w:color w:val="1F2937"/>
-                <w:sz w:val="21"/>
-                <w:szCs w:val="21"/>
+              <w:top w:type="dxa" w:w="80"/>
+              <w:left w:type="dxa" w:w="120"/>
+              <w:bottom w:type="dxa" w:w="80"/>
+              <w:right w:type="dxa" w:w="120"/>
+            </w:tcMar>
+          </w:tcPr>
+          <w:p>
+            <w:pPr>
+              <w:spacing w:line="372" w:lineRule="auto"/>
+            </w:pPr>
+            <w:r>
+              <w:rPr>
+                <w:rFonts w:ascii="Helvetica Neue" w:cs="Helvetica Neue" w:eastAsia="Helvetica Neue" w:hAnsi="Helvetica Neue"/>
+                <w:color w:val="1F2937"/>
+                <w:sz w:val="18"/>
+                <w:szCs w:val="18"/>
               </w:rPr>
               <w:t xml:space="preserve">✅ </w:t>
             </w:r>
             <w:r>
               <w:rPr>
-                <w:rFonts w:ascii="Calibri" w:cs="Calibri" w:eastAsia="Calibri" w:hAnsi="Calibri"/>
+                <w:rFonts w:ascii="Helvetica Neue" w:cs="Helvetica Neue" w:eastAsia="Helvetica Neue" w:hAnsi="Helvetica Neue"/>
                 <w:b/>
                 <w:bCs/>
                 <w:color w:val="1F2937"/>
-                <w:sz w:val="21"/>
-                <w:szCs w:val="21"/>
+                <w:sz w:val="18"/>
+                <w:szCs w:val="18"/>
               </w:rPr>
               <w:t xml:space="preserve">non</w:t>
             </w:r>
             <w:r>
               <w:rPr>
-                <w:rFonts w:ascii="Calibri" w:cs="Calibri" w:eastAsia="Calibri" w:hAnsi="Calibri"/>
-                <w:color w:val="1F2937"/>
-                <w:sz w:val="21"/>
-                <w:szCs w:val="21"/>
+                <w:rFonts w:ascii="Helvetica Neue" w:cs="Helvetica Neue" w:eastAsia="Helvetica Neue" w:hAnsi="Helvetica Neue"/>
+                <w:color w:val="1F2937"/>
+                <w:sz w:val="18"/>
+                <w:szCs w:val="18"/>
               </w:rPr>
               <w:t xml:space="preserve"> — mêmes options pour toutes (hors admin)</w:t>
             </w:r>
@@ -4835,25 +4955,28 @@
         </w:tc>
       </w:tr>
       <w:tr>
-        <w:tc>
-          <w:tcPr>
-            <w:tcMar>
-              <w:top w:type="dxa" w:w="60"/>
-              <w:left w:type="dxa" w:w="100"/>
-              <w:bottom w:type="dxa" w:w="60"/>
-              <w:right w:type="dxa" w:w="100"/>
-            </w:tcMar>
-          </w:tcPr>
-          <w:p>
-            <w:pPr>
-              <w:spacing w:after="40" w:before="40"/>
-            </w:pPr>
-            <w:r>
-              <w:rPr>
-                <w:rFonts w:ascii="Calibri" w:cs="Calibri" w:eastAsia="Calibri" w:hAnsi="Calibri"/>
-                <w:color w:val="1F2937"/>
-                <w:sz w:val="21"/>
-                <w:szCs w:val="21"/>
+        <w:trPr>
+          <w:cantSplit/>
+        </w:trPr>
+        <w:tc>
+          <w:tcPr>
+            <w:tcMar>
+              <w:top w:type="dxa" w:w="80"/>
+              <w:left w:type="dxa" w:w="120"/>
+              <w:bottom w:type="dxa" w:w="80"/>
+              <w:right w:type="dxa" w:w="120"/>
+            </w:tcMar>
+          </w:tcPr>
+          <w:p>
+            <w:pPr>
+              <w:spacing w:line="372" w:lineRule="auto"/>
+            </w:pPr>
+            <w:r>
+              <w:rPr>
+                <w:rFonts w:ascii="Helvetica Neue" w:cs="Helvetica Neue" w:eastAsia="Helvetica Neue" w:hAnsi="Helvetica Neue"/>
+                <w:color w:val="1F2937"/>
+                <w:sz w:val="18"/>
+                <w:szCs w:val="18"/>
               </w:rPr>
               <w:t xml:space="preserve">Types plateau / pique-nique en dur</w:t>
             </w:r>
@@ -4862,42 +4985,42 @@
         <w:tc>
           <w:tcPr>
             <w:tcMar>
-              <w:top w:type="dxa" w:w="60"/>
-              <w:left w:type="dxa" w:w="100"/>
-              <w:bottom w:type="dxa" w:w="60"/>
-              <w:right w:type="dxa" w:w="100"/>
-            </w:tcMar>
-          </w:tcPr>
-          <w:p>
-            <w:pPr>
-              <w:spacing w:after="40" w:before="40"/>
-            </w:pPr>
-            <w:r>
-              <w:rPr>
-                <w:rFonts w:ascii="Calibri" w:cs="Calibri" w:eastAsia="Calibri" w:hAnsi="Calibri"/>
-                <w:color w:val="1F2937"/>
-                <w:sz w:val="21"/>
-                <w:szCs w:val="21"/>
+              <w:top w:type="dxa" w:w="80"/>
+              <w:left w:type="dxa" w:w="120"/>
+              <w:bottom w:type="dxa" w:w="80"/>
+              <w:right w:type="dxa" w:w="120"/>
+            </w:tcMar>
+          </w:tcPr>
+          <w:p>
+            <w:pPr>
+              <w:spacing w:line="372" w:lineRule="auto"/>
+            </w:pPr>
+            <w:r>
+              <w:rPr>
+                <w:rFonts w:ascii="Helvetica Neue" w:cs="Helvetica Neue" w:eastAsia="Helvetica Neue" w:hAnsi="Helvetica Neue"/>
+                <w:color w:val="1F2937"/>
+                <w:sz w:val="18"/>
+                <w:szCs w:val="18"/>
               </w:rPr>
               <w:t xml:space="preserve">✅ </w:t>
             </w:r>
             <w:r>
               <w:rPr>
-                <w:rFonts w:ascii="Calibri" w:cs="Calibri" w:eastAsia="Calibri" w:hAnsi="Calibri"/>
+                <w:rFonts w:ascii="Helvetica Neue" w:cs="Helvetica Neue" w:eastAsia="Helvetica Neue" w:hAnsi="Helvetica Neue"/>
                 <w:b/>
                 <w:bCs/>
                 <w:color w:val="1F2937"/>
-                <w:sz w:val="21"/>
-                <w:szCs w:val="21"/>
+                <w:sz w:val="18"/>
+                <w:szCs w:val="18"/>
               </w:rPr>
               <w:t xml:space="preserve">supprimés</w:t>
             </w:r>
             <w:r>
               <w:rPr>
-                <w:rFonts w:ascii="Calibri" w:cs="Calibri" w:eastAsia="Calibri" w:hAnsi="Calibri"/>
-                <w:color w:val="1F2937"/>
-                <w:sz w:val="21"/>
-                <w:szCs w:val="21"/>
+                <w:rFonts w:ascii="Helvetica Neue" w:cs="Helvetica Neue" w:eastAsia="Helvetica Neue" w:hAnsi="Helvetica Neue"/>
+                <w:color w:val="1F2937"/>
+                <w:sz w:val="18"/>
+                <w:szCs w:val="18"/>
               </w:rPr>
               <w:t xml:space="preserve"> — de simples options si besoin</w:t>
             </w:r>
@@ -4905,25 +5028,28 @@
         </w:tc>
       </w:tr>
       <w:tr>
-        <w:tc>
-          <w:tcPr>
-            <w:tcMar>
-              <w:top w:type="dxa" w:w="60"/>
-              <w:left w:type="dxa" w:w="100"/>
-              <w:bottom w:type="dxa" w:w="60"/>
-              <w:right w:type="dxa" w:w="100"/>
-            </w:tcMar>
-          </w:tcPr>
-          <w:p>
-            <w:pPr>
-              <w:spacing w:after="40" w:before="40"/>
-            </w:pPr>
-            <w:r>
-              <w:rPr>
-                <w:rFonts w:ascii="Calibri" w:cs="Calibri" w:eastAsia="Calibri" w:hAnsi="Calibri"/>
-                <w:color w:val="1F2937"/>
-                <w:sz w:val="21"/>
-                <w:szCs w:val="21"/>
+        <w:trPr>
+          <w:cantSplit/>
+        </w:trPr>
+        <w:tc>
+          <w:tcPr>
+            <w:tcMar>
+              <w:top w:type="dxa" w:w="80"/>
+              <w:left w:type="dxa" w:w="120"/>
+              <w:bottom w:type="dxa" w:w="80"/>
+              <w:right w:type="dxa" w:w="120"/>
+            </w:tcMar>
+          </w:tcPr>
+          <w:p>
+            <w:pPr>
+              <w:spacing w:line="372" w:lineRule="auto"/>
+            </w:pPr>
+            <w:r>
+              <w:rPr>
+                <w:rFonts w:ascii="Helvetica Neue" w:cs="Helvetica Neue" w:eastAsia="Helvetica Neue" w:hAnsi="Helvetica Neue"/>
+                <w:color w:val="1F2937"/>
+                <w:sz w:val="18"/>
+                <w:szCs w:val="18"/>
               </w:rPr>
               <w:t xml:space="preserve">Jour sans option</w:t>
             </w:r>
@@ -4932,42 +5058,42 @@
         <w:tc>
           <w:tcPr>
             <w:tcMar>
-              <w:top w:type="dxa" w:w="60"/>
-              <w:left w:type="dxa" w:w="100"/>
-              <w:bottom w:type="dxa" w:w="60"/>
-              <w:right w:type="dxa" w:w="100"/>
-            </w:tcMar>
-          </w:tcPr>
-          <w:p>
-            <w:pPr>
-              <w:spacing w:after="40" w:before="40"/>
-            </w:pPr>
-            <w:r>
-              <w:rPr>
-                <w:rFonts w:ascii="Calibri" w:cs="Calibri" w:eastAsia="Calibri" w:hAnsi="Calibri"/>
-                <w:color w:val="1F2937"/>
-                <w:sz w:val="21"/>
-                <w:szCs w:val="21"/>
+              <w:top w:type="dxa" w:w="80"/>
+              <w:left w:type="dxa" w:w="120"/>
+              <w:bottom w:type="dxa" w:w="80"/>
+              <w:right w:type="dxa" w:w="120"/>
+            </w:tcMar>
+          </w:tcPr>
+          <w:p>
+            <w:pPr>
+              <w:spacing w:line="372" w:lineRule="auto"/>
+            </w:pPr>
+            <w:r>
+              <w:rPr>
+                <w:rFonts w:ascii="Helvetica Neue" w:cs="Helvetica Neue" w:eastAsia="Helvetica Neue" w:hAnsi="Helvetica Neue"/>
+                <w:color w:val="1F2937"/>
+                <w:sz w:val="18"/>
+                <w:szCs w:val="18"/>
               </w:rPr>
               <w:t xml:space="preserve">✅ </w:t>
             </w:r>
             <w:r>
               <w:rPr>
-                <w:rFonts w:ascii="Calibri" w:cs="Calibri" w:eastAsia="Calibri" w:hAnsi="Calibri"/>
+                <w:rFonts w:ascii="Helvetica Neue" w:cs="Helvetica Neue" w:eastAsia="Helvetica Neue" w:hAnsi="Helvetica Neue"/>
                 <w:b/>
                 <w:bCs/>
                 <w:color w:val="1F2937"/>
-                <w:sz w:val="21"/>
-                <w:szCs w:val="21"/>
+                <w:sz w:val="18"/>
+                <w:szCs w:val="18"/>
               </w:rPr>
               <w:t xml:space="preserve">service fermé</w:t>
             </w:r>
             <w:r>
               <w:rPr>
-                <w:rFonts w:ascii="Calibri" w:cs="Calibri" w:eastAsia="Calibri" w:hAnsi="Calibri"/>
-                <w:color w:val="1F2937"/>
-                <w:sz w:val="21"/>
-                <w:szCs w:val="21"/>
+                <w:rFonts w:ascii="Helvetica Neue" w:cs="Helvetica Neue" w:eastAsia="Helvetica Neue" w:hAnsi="Helvetica Neue"/>
+                <w:color w:val="1F2937"/>
+                <w:sz w:val="18"/>
+                <w:szCs w:val="18"/>
               </w:rPr>
               <w:t xml:space="preserve"> (aucun défaut auto)</w:t>
             </w:r>
@@ -4975,25 +5101,28 @@
         </w:tc>
       </w:tr>
       <w:tr>
-        <w:tc>
-          <w:tcPr>
-            <w:tcMar>
-              <w:top w:type="dxa" w:w="60"/>
-              <w:left w:type="dxa" w:w="100"/>
-              <w:bottom w:type="dxa" w:w="60"/>
-              <w:right w:type="dxa" w:w="100"/>
-            </w:tcMar>
-          </w:tcPr>
-          <w:p>
-            <w:pPr>
-              <w:spacing w:after="40" w:before="40"/>
-            </w:pPr>
-            <w:r>
-              <w:rPr>
-                <w:rFonts w:ascii="Calibri" w:cs="Calibri" w:eastAsia="Calibri" w:hAnsi="Calibri"/>
-                <w:color w:val="1F2937"/>
-                <w:sz w:val="21"/>
-                <w:szCs w:val="21"/>
+        <w:trPr>
+          <w:cantSplit/>
+        </w:trPr>
+        <w:tc>
+          <w:tcPr>
+            <w:tcMar>
+              <w:top w:type="dxa" w:w="80"/>
+              <w:left w:type="dxa" w:w="120"/>
+              <w:bottom w:type="dxa" w:w="80"/>
+              <w:right w:type="dxa" w:w="120"/>
+            </w:tcMar>
+          </w:tcPr>
+          <w:p>
+            <w:pPr>
+              <w:spacing w:line="372" w:lineRule="auto"/>
+            </w:pPr>
+            <w:r>
+              <w:rPr>
+                <w:rFonts w:ascii="Helvetica Neue" w:cs="Helvetica Neue" w:eastAsia="Helvetica Neue" w:hAnsi="Helvetica Neue"/>
+                <w:color w:val="1F2937"/>
+                <w:sz w:val="18"/>
+                <w:szCs w:val="18"/>
               </w:rPr>
               <w:t xml:space="preserve">Modif d'un choix existant</w:t>
             </w:r>
@@ -5002,42 +5131,42 @@
         <w:tc>
           <w:tcPr>
             <w:tcMar>
-              <w:top w:type="dxa" w:w="60"/>
-              <w:left w:type="dxa" w:w="100"/>
-              <w:bottom w:type="dxa" w:w="60"/>
-              <w:right w:type="dxa" w:w="100"/>
-            </w:tcMar>
-          </w:tcPr>
-          <w:p>
-            <w:pPr>
-              <w:spacing w:after="40" w:before="40"/>
-            </w:pPr>
-            <w:r>
-              <w:rPr>
-                <w:rFonts w:ascii="Calibri" w:cs="Calibri" w:eastAsia="Calibri" w:hAnsi="Calibri"/>
-                <w:color w:val="1F2937"/>
-                <w:sz w:val="21"/>
-                <w:szCs w:val="21"/>
+              <w:top w:type="dxa" w:w="80"/>
+              <w:left w:type="dxa" w:w="120"/>
+              <w:bottom w:type="dxa" w:w="80"/>
+              <w:right w:type="dxa" w:w="120"/>
+            </w:tcMar>
+          </w:tcPr>
+          <w:p>
+            <w:pPr>
+              <w:spacing w:line="372" w:lineRule="auto"/>
+            </w:pPr>
+            <w:r>
+              <w:rPr>
+                <w:rFonts w:ascii="Helvetica Neue" w:cs="Helvetica Neue" w:eastAsia="Helvetica Neue" w:hAnsi="Helvetica Neue"/>
+                <w:color w:val="1F2937"/>
+                <w:sz w:val="18"/>
+                <w:szCs w:val="18"/>
               </w:rPr>
               <w:t xml:space="preserve">✅ </w:t>
             </w:r>
             <w:r>
               <w:rPr>
-                <w:rFonts w:ascii="Calibri" w:cs="Calibri" w:eastAsia="Calibri" w:hAnsi="Calibri"/>
+                <w:rFonts w:ascii="Helvetica Neue" w:cs="Helvetica Neue" w:eastAsia="Helvetica Neue" w:hAnsi="Helvetica Neue"/>
                 <w:b/>
                 <w:bCs/>
                 <w:color w:val="1F2937"/>
-                <w:sz w:val="21"/>
-                <w:szCs w:val="21"/>
+                <w:sz w:val="18"/>
+                <w:szCs w:val="18"/>
               </w:rPr>
               <w:t xml:space="preserve">option B</w:t>
             </w:r>
             <w:r>
               <w:rPr>
-                <w:rFonts w:ascii="Calibri" w:cs="Calibri" w:eastAsia="Calibri" w:hAnsi="Calibri"/>
-                <w:color w:val="1F2937"/>
-                <w:sz w:val="21"/>
-                <w:szCs w:val="21"/>
+                <w:rFonts w:ascii="Helvetica Neue" w:cs="Helvetica Neue" w:eastAsia="Helvetica Neue" w:hAnsi="Helvetica Neue"/>
+                <w:color w:val="1F2937"/>
+                <w:sz w:val="18"/>
+                <w:szCs w:val="18"/>
               </w:rPr>
               <w:t xml:space="preserve"> (repasse à « Non ») ; notif centralisée plus tard</w:t>
             </w:r>
@@ -5045,25 +5174,28 @@
         </w:tc>
       </w:tr>
       <w:tr>
-        <w:tc>
-          <w:tcPr>
-            <w:tcMar>
-              <w:top w:type="dxa" w:w="60"/>
-              <w:left w:type="dxa" w:w="100"/>
-              <w:bottom w:type="dxa" w:w="60"/>
-              <w:right w:type="dxa" w:w="100"/>
-            </w:tcMar>
-          </w:tcPr>
-          <w:p>
-            <w:pPr>
-              <w:spacing w:after="40" w:before="40"/>
-            </w:pPr>
-            <w:r>
-              <w:rPr>
-                <w:rFonts w:ascii="Calibri" w:cs="Calibri" w:eastAsia="Calibri" w:hAnsi="Calibri"/>
-                <w:color w:val="1F2937"/>
-                <w:sz w:val="21"/>
-                <w:szCs w:val="21"/>
+        <w:trPr>
+          <w:cantSplit/>
+        </w:trPr>
+        <w:tc>
+          <w:tcPr>
+            <w:tcMar>
+              <w:top w:type="dxa" w:w="80"/>
+              <w:left w:type="dxa" w:w="120"/>
+              <w:bottom w:type="dxa" w:w="80"/>
+              <w:right w:type="dxa" w:w="120"/>
+            </w:tcMar>
+          </w:tcPr>
+          <w:p>
+            <w:pPr>
+              <w:spacing w:line="372" w:lineRule="auto"/>
+            </w:pPr>
+            <w:r>
+              <w:rPr>
+                <w:rFonts w:ascii="Helvetica Neue" w:cs="Helvetica Neue" w:eastAsia="Helvetica Neue" w:hAnsi="Helvetica Neue"/>
+                <w:color w:val="1F2937"/>
+                <w:sz w:val="18"/>
+                <w:szCs w:val="18"/>
               </w:rPr>
               <w:t xml:space="preserve">Résidence de l'option</w:t>
             </w:r>
@@ -5072,42 +5204,42 @@
         <w:tc>
           <w:tcPr>
             <w:tcMar>
-              <w:top w:type="dxa" w:w="60"/>
-              <w:left w:type="dxa" w:w="100"/>
-              <w:bottom w:type="dxa" w:w="60"/>
-              <w:right w:type="dxa" w:w="100"/>
-            </w:tcMar>
-          </w:tcPr>
-          <w:p>
-            <w:pPr>
-              <w:spacing w:after="40" w:before="40"/>
-            </w:pPr>
-            <w:r>
-              <w:rPr>
-                <w:rFonts w:ascii="Calibri" w:cs="Calibri" w:eastAsia="Calibri" w:hAnsi="Calibri"/>
-                <w:color w:val="1F2937"/>
-                <w:sz w:val="21"/>
-                <w:szCs w:val="21"/>
+              <w:top w:type="dxa" w:w="80"/>
+              <w:left w:type="dxa" w:w="120"/>
+              <w:bottom w:type="dxa" w:w="80"/>
+              <w:right w:type="dxa" w:w="120"/>
+            </w:tcMar>
+          </w:tcPr>
+          <w:p>
+            <w:pPr>
+              <w:spacing w:line="372" w:lineRule="auto"/>
+            </w:pPr>
+            <w:r>
+              <w:rPr>
+                <w:rFonts w:ascii="Helvetica Neue" w:cs="Helvetica Neue" w:eastAsia="Helvetica Neue" w:hAnsi="Helvetica Neue"/>
+                <w:color w:val="1F2937"/>
+                <w:sz w:val="18"/>
+                <w:szCs w:val="18"/>
               </w:rPr>
               <w:t xml:space="preserve">✅ imposée à chaque option : </w:t>
             </w:r>
             <w:r>
               <w:rPr>
-                <w:rFonts w:ascii="Calibri" w:cs="Calibri" w:eastAsia="Calibri" w:hAnsi="Calibri"/>
+                <w:rFonts w:ascii="Helvetica Neue" w:cs="Helvetica Neue" w:eastAsia="Helvetica Neue" w:hAnsi="Helvetica Neue"/>
                 <w:b/>
                 <w:bCs/>
                 <w:color w:val="1F2937"/>
-                <w:sz w:val="21"/>
-                <w:szCs w:val="21"/>
+                <w:sz w:val="18"/>
+                <w:szCs w:val="18"/>
               </w:rPr>
               <w:t xml:space="preserve">12 / 36 / « personne »</w:t>
             </w:r>
             <w:r>
               <w:rPr>
-                <w:rFonts w:ascii="Calibri" w:cs="Calibri" w:eastAsia="Calibri" w:hAnsi="Calibri"/>
-                <w:color w:val="1F2937"/>
-                <w:sz w:val="21"/>
-                <w:szCs w:val="21"/>
+                <w:rFonts w:ascii="Helvetica Neue" w:cs="Helvetica Neue" w:eastAsia="Helvetica Neue" w:hAnsi="Helvetica Neue"/>
+                <w:color w:val="1F2937"/>
+                <w:sz w:val="18"/>
+                <w:szCs w:val="18"/>
               </w:rPr>
               <w:t xml:space="preserve"> (= résidence de l'inscrite, ex. pique-nique)</w:t>
             </w:r>
@@ -5115,25 +5247,28 @@
         </w:tc>
       </w:tr>
       <w:tr>
-        <w:tc>
-          <w:tcPr>
-            <w:tcMar>
-              <w:top w:type="dxa" w:w="60"/>
-              <w:left w:type="dxa" w:w="100"/>
-              <w:bottom w:type="dxa" w:w="60"/>
-              <w:right w:type="dxa" w:w="100"/>
-            </w:tcMar>
-          </w:tcPr>
-          <w:p>
-            <w:pPr>
-              <w:spacing w:after="40" w:before="40"/>
-            </w:pPr>
-            <w:r>
-              <w:rPr>
-                <w:rFonts w:ascii="Calibri" w:cs="Calibri" w:eastAsia="Calibri" w:hAnsi="Calibri"/>
-                <w:color w:val="1F2937"/>
-                <w:sz w:val="21"/>
-                <w:szCs w:val="21"/>
+        <w:trPr>
+          <w:cantSplit/>
+        </w:trPr>
+        <w:tc>
+          <w:tcPr>
+            <w:tcMar>
+              <w:top w:type="dxa" w:w="80"/>
+              <w:left w:type="dxa" w:w="120"/>
+              <w:bottom w:type="dxa" w:w="80"/>
+              <w:right w:type="dxa" w:w="120"/>
+            </w:tcMar>
+          </w:tcPr>
+          <w:p>
+            <w:pPr>
+              <w:spacing w:line="372" w:lineRule="auto"/>
+            </w:pPr>
+            <w:r>
+              <w:rPr>
+                <w:rFonts w:ascii="Helvetica Neue" w:cs="Helvetica Neue" w:eastAsia="Helvetica Neue" w:hAnsi="Helvetica Neue"/>
+                <w:color w:val="1F2937"/>
+                <w:sz w:val="18"/>
+                <w:szCs w:val="18"/>
               </w:rPr>
               <w:t xml:space="preserve">Pique-nique « la veille »</w:t>
             </w:r>
@@ -5142,48 +5277,49 @@
         <w:tc>
           <w:tcPr>
             <w:tcMar>
-              <w:top w:type="dxa" w:w="60"/>
-              <w:left w:type="dxa" w:w="100"/>
-              <w:bottom w:type="dxa" w:w="60"/>
-              <w:right w:type="dxa" w:w="100"/>
-            </w:tcMar>
-          </w:tcPr>
-          <w:p>
-            <w:pPr>
-              <w:spacing w:after="40" w:before="40"/>
-            </w:pPr>
-            <w:r>
-              <w:rPr>
-                <w:rFonts w:ascii="Calibri" w:cs="Calibri" w:eastAsia="Calibri" w:hAnsi="Calibri"/>
-                <w:color w:val="1F2937"/>
-                <w:sz w:val="21"/>
-                <w:szCs w:val="21"/>
+              <w:top w:type="dxa" w:w="80"/>
+              <w:left w:type="dxa" w:w="120"/>
+              <w:bottom w:type="dxa" w:w="80"/>
+              <w:right w:type="dxa" w:w="120"/>
+            </w:tcMar>
+          </w:tcPr>
+          <w:p>
+            <w:pPr>
+              <w:spacing w:line="372" w:lineRule="auto"/>
+            </w:pPr>
+            <w:r>
+              <w:rPr>
+                <w:rFonts w:ascii="Helvetica Neue" w:cs="Helvetica Neue" w:eastAsia="Helvetica Neue" w:hAnsi="Helvetica Neue"/>
+                <w:color w:val="1F2937"/>
+                <w:sz w:val="18"/>
+                <w:szCs w:val="18"/>
               </w:rPr>
               <w:t xml:space="preserve">✅ </w:t>
             </w:r>
             <w:r>
               <w:rPr>
-                <w:rFonts w:ascii="Calibri" w:cs="Calibri" w:eastAsia="Calibri" w:hAnsi="Calibri"/>
+                <w:rFonts w:ascii="Helvetica Neue" w:cs="Helvetica Neue" w:eastAsia="Helvetica Neue" w:hAnsi="Helvetica Neue"/>
                 <w:b/>
                 <w:bCs/>
                 <w:color w:val="1F2937"/>
-                <w:sz w:val="21"/>
-                <w:szCs w:val="21"/>
+                <w:sz w:val="18"/>
+                <w:szCs w:val="18"/>
               </w:rPr>
               <w:t xml:space="preserve">conservé mais généralisé</w:t>
             </w:r>
             <w:r>
               <w:rPr>
-                <w:rFonts w:ascii="Calibri" w:cs="Calibri" w:eastAsia="Calibri" w:hAnsi="Calibri"/>
-                <w:color w:val="1F2937"/>
-                <w:sz w:val="21"/>
-                <w:szCs w:val="21"/>
+                <w:rFonts w:ascii="Helvetica Neue" w:cs="Helvetica Neue" w:eastAsia="Helvetica Neue" w:hAnsi="Helvetica Neue"/>
+                <w:color w:val="1F2937"/>
+                <w:sz w:val="18"/>
+                <w:szCs w:val="18"/>
               </w:rPr>
               <w:t xml:space="preserve"> via </w:t>
             </w:r>
             <w:r>
               <w:rPr>
-                <w:rFonts w:ascii="Consolas" w:cs="Consolas" w:eastAsia="Consolas" w:hAnsi="Consolas"/>
+                <w:rFonts w:ascii="Menlo" w:cs="Menlo" w:eastAsia="Menlo" w:hAnsi="Menlo"/>
+                <w:color w:val="1F2937"/>
                 <w:sz w:val="18"/>
                 <w:szCs w:val="18"/>
                 <w:shd w:fill="F1F5F9" w:val="clear"/>
@@ -5192,10 +5328,10 @@
             </w:r>
             <w:r>
               <w:rPr>
-                <w:rFonts w:ascii="Calibri" w:cs="Calibri" w:eastAsia="Calibri" w:hAnsi="Calibri"/>
-                <w:color w:val="1F2937"/>
-                <w:sz w:val="21"/>
-                <w:szCs w:val="21"/>
+                <w:rFonts w:ascii="Helvetica Neue" w:cs="Helvetica Neue" w:eastAsia="Helvetica Neue" w:hAnsi="Helvetica Neue"/>
+                <w:color w:val="1F2937"/>
+                <w:sz w:val="18"/>
+                <w:szCs w:val="18"/>
               </w:rPr>
               <w:t xml:space="preserve"> (jours avant) sur l'option</w:t>
             </w:r>
@@ -5205,25 +5341,29 @@
     </w:tbl>
     <w:p>
       <w:pPr>
-        <w:spacing w:after="120"/>
+        <w:spacing w:after="160"/>
       </w:pPr>
     </w:p>
     <w:p>
       <w:pPr>
         <w:pBdr>
-          <w:bottom w:val="single" w:color="E2E8F0" w:sz="6"/>
+          <w:bottom w:val="single" w:color="E2E8F0" w:sz="6" w:space="0"/>
         </w:pBdr>
-        <w:spacing w:after="120" w:before="120"/>
+        <w:spacing w:after="280" w:before="280" w:line="372" w:lineRule="auto"/>
       </w:pPr>
     </w:p>
     <w:p>
       <w:pPr>
         <w:pStyle w:val="Heading2"/>
-        <w:spacing w:after="120" w:before="240"/>
-      </w:pPr>
-      <w:r>
-        <w:rPr>
-          <w:rFonts w:ascii="Calibri" w:cs="Calibri" w:eastAsia="Calibri" w:hAnsi="Calibri"/>
+        <w:keepNext/>
+        <w:pBdr>
+          <w:bottom w:val="single" w:color="DBEAFE" w:sz="6" w:space="3"/>
+        </w:pBdr>
+        <w:spacing w:after="120" w:before="400" w:line="372" w:lineRule="auto"/>
+      </w:pPr>
+      <w:r>
+        <w:rPr>
+          <w:rFonts w:ascii="Helvetica Neue" w:cs="Helvetica Neue" w:eastAsia="Helvetica Neue" w:hAnsi="Helvetica Neue"/>
           <w:b/>
           <w:bCs/>
           <w:color w:val="1E40AF"/>
@@ -5235,11 +5375,11 @@
     </w:p>
     <w:p>
       <w:pPr>
-        <w:spacing w:after="120"/>
-      </w:pPr>
-      <w:r>
-        <w:rPr>
-          <w:rFonts w:ascii="Calibri" w:cs="Calibri" w:eastAsia="Calibri" w:hAnsi="Calibri"/>
+        <w:spacing w:after="210" w:before="0" w:line="372" w:lineRule="auto"/>
+      </w:pPr>
+      <w:r>
+        <w:rPr>
+          <w:rFonts w:ascii="Helvetica Neue" w:cs="Helvetica Neue" w:eastAsia="Helvetica Neue" w:hAnsi="Helvetica Neue"/>
           <w:color w:val="1F2937"/>
           <w:sz w:val="21"/>
           <w:szCs w:val="21"/>
@@ -5248,7 +5388,7 @@
       </w:r>
       <w:r>
         <w:rPr>
-          <w:rFonts w:ascii="Calibri" w:cs="Calibri" w:eastAsia="Calibri" w:hAnsi="Calibri"/>
+          <w:rFonts w:ascii="Helvetica Neue" w:cs="Helvetica Neue" w:eastAsia="Helvetica Neue" w:hAnsi="Helvetica Neue"/>
           <w:b/>
           <w:bCs/>
           <w:color w:val="1F2937"/>
@@ -5259,7 +5399,7 @@
       </w:r>
       <w:r>
         <w:rPr>
-          <w:rFonts w:ascii="Calibri" w:cs="Calibri" w:eastAsia="Calibri" w:hAnsi="Calibri"/>
+          <w:rFonts w:ascii="Helvetica Neue" w:cs="Helvetica Neue" w:eastAsia="Helvetica Neue" w:hAnsi="Helvetica Neue"/>
           <w:color w:val="1F2937"/>
           <w:sz w:val="21"/>
           <w:szCs w:val="21"/>
@@ -5274,11 +5414,11 @@
           <w:ilvl w:val="0"/>
           <w:numId w:val="1"/>
         </w:numPr>
-        <w:spacing w:after="60"/>
-      </w:pPr>
-      <w:r>
-        <w:rPr>
-          <w:rFonts w:ascii="Calibri" w:cs="Calibri" w:eastAsia="Calibri" w:hAnsi="Calibri"/>
+        <w:spacing w:after="40" w:before="0" w:line="372" w:lineRule="auto"/>
+      </w:pPr>
+      <w:r>
+        <w:rPr>
+          <w:rFonts w:ascii="Helvetica Neue" w:cs="Helvetica Neue" w:eastAsia="Helvetica Neue" w:hAnsi="Helvetica Neue"/>
           <w:color w:val="1F2937"/>
           <w:sz w:val="21"/>
           <w:szCs w:val="21"/>
@@ -5287,7 +5427,8 @@
       </w:r>
       <w:r>
         <w:rPr>
-          <w:rFonts w:ascii="Consolas" w:cs="Consolas" w:eastAsia="Consolas" w:hAnsi="Consolas"/>
+          <w:rFonts w:ascii="Menlo" w:cs="Menlo" w:eastAsia="Menlo" w:hAnsi="Menlo"/>
+          <w:color w:val="1F2937"/>
           <w:sz w:val="18"/>
           <w:szCs w:val="18"/>
           <w:shd w:fill="F1F5F9" w:val="clear"/>
@@ -5296,7 +5437,7 @@
       </w:r>
       <w:r>
         <w:rPr>
-          <w:rFonts w:ascii="Calibri" w:cs="Calibri" w:eastAsia="Calibri" w:hAnsi="Calibri"/>
+          <w:rFonts w:ascii="Helvetica Neue" w:cs="Helvetica Neue" w:eastAsia="Helvetica Neue" w:hAnsi="Helvetica Neue"/>
           <w:color w:val="1F2937"/>
           <w:sz w:val="21"/>
           <w:szCs w:val="21"/>
@@ -5311,11 +5452,11 @@
           <w:ilvl w:val="0"/>
           <w:numId w:val="1"/>
         </w:numPr>
-        <w:spacing w:after="60"/>
-      </w:pPr>
-      <w:r>
-        <w:rPr>
-          <w:rFonts w:ascii="Calibri" w:cs="Calibri" w:eastAsia="Calibri" w:hAnsi="Calibri"/>
+        <w:spacing w:after="40" w:before="0" w:line="372" w:lineRule="auto"/>
+      </w:pPr>
+      <w:r>
+        <w:rPr>
+          <w:rFonts w:ascii="Helvetica Neue" w:cs="Helvetica Neue" w:eastAsia="Helvetica Neue" w:hAnsi="Helvetica Neue"/>
           <w:color w:val="1F2937"/>
           <w:sz w:val="21"/>
           <w:szCs w:val="21"/>
@@ -5324,7 +5465,7 @@
       </w:r>
       <w:r>
         <w:rPr>
-          <w:rFonts w:ascii="Calibri" w:cs="Calibri" w:eastAsia="Calibri" w:hAnsi="Calibri"/>
+          <w:rFonts w:ascii="Helvetica Neue" w:cs="Helvetica Neue" w:eastAsia="Helvetica Neue" w:hAnsi="Helvetica Neue"/>
           <w:b/>
           <w:bCs/>
           <w:color w:val="1F2937"/>
@@ -5335,7 +5476,7 @@
       </w:r>
       <w:r>
         <w:rPr>
-          <w:rFonts w:ascii="Calibri" w:cs="Calibri" w:eastAsia="Calibri" w:hAnsi="Calibri"/>
+          <w:rFonts w:ascii="Helvetica Neue" w:cs="Helvetica Neue" w:eastAsia="Helvetica Neue" w:hAnsi="Helvetica Neue"/>
           <w:color w:val="1F2937"/>
           <w:sz w:val="21"/>
           <w:szCs w:val="21"/>
@@ -5344,7 +5485,8 @@
       </w:r>
       <w:r>
         <w:rPr>
-          <w:rFonts w:ascii="Consolas" w:cs="Consolas" w:eastAsia="Consolas" w:hAnsi="Consolas"/>
+          <w:rFonts w:ascii="Menlo" w:cs="Menlo" w:eastAsia="Menlo" w:hAnsi="Menlo"/>
+          <w:color w:val="1F2937"/>
           <w:sz w:val="18"/>
           <w:szCs w:val="18"/>
           <w:shd w:fill="F1F5F9" w:val="clear"/>
@@ -5353,7 +5495,7 @@
       </w:r>
       <w:r>
         <w:rPr>
-          <w:rFonts w:ascii="Calibri" w:cs="Calibri" w:eastAsia="Calibri" w:hAnsi="Calibri"/>
+          <w:rFonts w:ascii="Helvetica Neue" w:cs="Helvetica Neue" w:eastAsia="Helvetica Neue" w:hAnsi="Helvetica Neue"/>
           <w:color w:val="1F2937"/>
           <w:sz w:val="21"/>
           <w:szCs w:val="21"/>
@@ -5368,11 +5510,11 @@
           <w:ilvl w:val="0"/>
           <w:numId w:val="1"/>
         </w:numPr>
-        <w:spacing w:after="60"/>
-      </w:pPr>
-      <w:r>
-        <w:rPr>
-          <w:rFonts w:ascii="Calibri" w:cs="Calibri" w:eastAsia="Calibri" w:hAnsi="Calibri"/>
+        <w:spacing w:after="40" w:before="0" w:line="372" w:lineRule="auto"/>
+      </w:pPr>
+      <w:r>
+        <w:rPr>
+          <w:rFonts w:ascii="Helvetica Neue" w:cs="Helvetica Neue" w:eastAsia="Helvetica Neue" w:hAnsi="Helvetica Neue"/>
           <w:color w:val="1F2937"/>
           <w:sz w:val="21"/>
           <w:szCs w:val="21"/>
@@ -5381,7 +5523,7 @@
       </w:r>
       <w:r>
         <w:rPr>
-          <w:rFonts w:ascii="Calibri" w:cs="Calibri" w:eastAsia="Calibri" w:hAnsi="Calibri"/>
+          <w:rFonts w:ascii="Helvetica Neue" w:cs="Helvetica Neue" w:eastAsia="Helvetica Neue" w:hAnsi="Helvetica Neue"/>
           <w:b/>
           <w:bCs/>
           <w:color w:val="1F2937"/>
@@ -5392,7 +5534,7 @@
       </w:r>
       <w:r>
         <w:rPr>
-          <w:rFonts w:ascii="Calibri" w:cs="Calibri" w:eastAsia="Calibri" w:hAnsi="Calibri"/>
+          <w:rFonts w:ascii="Helvetica Neue" w:cs="Helvetica Neue" w:eastAsia="Helvetica Neue" w:hAnsi="Helvetica Neue"/>
           <w:color w:val="1F2937"/>
           <w:sz w:val="21"/>
           <w:szCs w:val="21"/>
@@ -5402,7 +5544,7 @@
     </w:p>
     <w:sectPr>
       <w:pgSz w:w="11906" w:h="16838" w:orient="portrait"/>
-      <w:pgMar w:top="1020" w:right="900" w:bottom="1020" w:left="900" w:header="708" w:footer="708" w:gutter="0"/>
+      <w:pgMar w:top="1020" w:right="907" w:bottom="1020" w:left="907" w:header="708" w:footer="708" w:gutter="0"/>
       <w:pgNumType/>
       <w:docGrid w:linePitch="360"/>
     </w:sectPr>
@@ -5582,7 +5724,7 @@
       <w:lvlText w:val="%1."/>
       <w:lvlJc w:val="start"/>
       <w:pPr>
-        <w:ind w:left="360" w:hanging="260"/>
+        <w:ind w:left="360" w:hanging="360"/>
       </w:pPr>
     </w:lvl>
     <w:lvl w:ilvl="1" w15:tentative="1">
@@ -5591,7 +5733,7 @@
       <w:lvlText w:val="%2."/>
       <w:lvlJc w:val="start"/>
       <w:pPr>
-        <w:ind w:left="720" w:hanging="260"/>
+        <w:ind w:left="720" w:hanging="360"/>
       </w:pPr>
     </w:lvl>
     <w:lvl w:ilvl="2" w15:tentative="1">
@@ -5600,7 +5742,7 @@
       <w:lvlText w:val="%3."/>
       <w:lvlJc w:val="start"/>
       <w:pPr>
-        <w:ind w:left="1080" w:hanging="260"/>
+        <w:ind w:left="1080" w:hanging="360"/>
       </w:pPr>
     </w:lvl>
   </w:abstractNum>
@@ -5624,13 +5766,17 @@
   <w:docDefaults>
     <w:rPrDefault>
       <w:rPr>
-        <w:rFonts w:ascii="Calibri" w:cs="Calibri" w:eastAsia="Calibri" w:hAnsi="Calibri"/>
+        <w:rFonts w:ascii="Helvetica Neue" w:cs="Helvetica Neue" w:eastAsia="Helvetica Neue" w:hAnsi="Helvetica Neue"/>
         <w:color w:val="1F2937"/>
         <w:sz w:val="21"/>
         <w:szCs w:val="21"/>
       </w:rPr>
     </w:rPrDefault>
-    <w:pPrDefault/>
+    <w:pPrDefault>
+      <w:pPr>
+        <w:spacing w:after="210" w:before="0" w:line="372" w:lineRule="auto"/>
+      </w:pPr>
+    </w:pPrDefault>
   </w:docDefaults>
   <w:style w:type="paragraph" w:styleId="Title">
     <w:name w:val="Title"/>
@@ -5803,5 +5949,77 @@
       <w:szCs w:val="20"/>
     </w:rPr>
   </w:style>
+  <w:style w:type="paragraph" w:styleId="Heading1">
+    <w:name w:val="Heading 1"/>
+    <w:basedOn w:val="Normal"/>
+    <w:next w:val="Normal"/>
+    <w:qFormat/>
+    <w:pPr>
+      <w:keepNext w:val="false"/>
+      <w:spacing w:after="80" w:before="0" w:line="372" w:lineRule="auto"/>
+    </w:pPr>
+    <w:rPr>
+      <w:rFonts w:ascii="Helvetica Neue" w:cs="Helvetica Neue" w:eastAsia="Helvetica Neue" w:hAnsi="Helvetica Neue"/>
+      <w:b/>
+      <w:bCs/>
+      <w:color w:val="1E3A8A"/>
+      <w:sz w:val="40"/>
+      <w:szCs w:val="40"/>
+    </w:rPr>
+  </w:style>
+  <w:style w:type="paragraph" w:styleId="Heading2">
+    <w:name w:val="Heading 2"/>
+    <w:basedOn w:val="Normal"/>
+    <w:next w:val="Normal"/>
+    <w:qFormat/>
+    <w:pPr>
+      <w:keepNext/>
+      <w:spacing w:after="120" w:before="400" w:line="372" w:lineRule="auto"/>
+    </w:pPr>
+    <w:rPr>
+      <w:rFonts w:ascii="Helvetica Neue" w:cs="Helvetica Neue" w:eastAsia="Helvetica Neue" w:hAnsi="Helvetica Neue"/>
+      <w:b/>
+      <w:bCs/>
+      <w:color w:val="1E40AF"/>
+      <w:sz w:val="28"/>
+      <w:szCs w:val="28"/>
+    </w:rPr>
+  </w:style>
+  <w:style w:type="paragraph" w:styleId="Heading3">
+    <w:name w:val="Heading 3"/>
+    <w:basedOn w:val="Normal"/>
+    <w:next w:val="Normal"/>
+    <w:qFormat/>
+    <w:pPr>
+      <w:keepNext/>
+      <w:spacing w:after="80" w:before="280" w:line="372" w:lineRule="auto"/>
+    </w:pPr>
+    <w:rPr>
+      <w:rFonts w:ascii="Helvetica Neue" w:cs="Helvetica Neue" w:eastAsia="Helvetica Neue" w:hAnsi="Helvetica Neue"/>
+      <w:b/>
+      <w:bCs/>
+      <w:color w:val="1E40AF"/>
+      <w:sz w:val="23"/>
+      <w:szCs w:val="23"/>
+    </w:rPr>
+  </w:style>
+  <w:style w:type="paragraph" w:styleId="Heading4">
+    <w:name w:val="Heading 4"/>
+    <w:basedOn w:val="Normal"/>
+    <w:next w:val="Normal"/>
+    <w:qFormat/>
+    <w:pPr>
+      <w:keepNext/>
+      <w:spacing w:after="60" w:before="240" w:line="372" w:lineRule="auto"/>
+    </w:pPr>
+    <w:rPr>
+      <w:rFonts w:ascii="Helvetica Neue" w:cs="Helvetica Neue" w:eastAsia="Helvetica Neue" w:hAnsi="Helvetica Neue"/>
+      <w:b/>
+      <w:bCs/>
+      <w:color w:val="1F2937"/>
+      <w:sz w:val="21"/>
+      <w:szCs w:val="21"/>
+    </w:rPr>
+  </w:style>
 </w:styles>
 </file>